--- a/Module-3/MiniProject-2/miniproject2.docx
+++ b/Module-3/MiniProject-2/miniproject2.docx
@@ -56,8 +56,24 @@
           <w:sz w:val="28"/>
           <w:szCs w:val="28"/>
         </w:rPr>
-        <w:t>Q-</w:t>
-      </w:r>
+        <w:t xml:space="preserve">Q-1: </w:t>
+      </w:r>
+      <w:r>
+        <w:rPr>
+          <w:sz w:val="28"/>
+          <w:szCs w:val="28"/>
+        </w:rPr>
+        <w:t>Create a Content class with properties: title, platform, views, and status. Write a method to display all details of a Content object.</w:t>
+      </w:r>
+    </w:p>
+    <w:p>
+      <w:pPr>
+        <w:ind w:left="1440"/>
+        <w:rPr>
+          <w:sz w:val="28"/>
+          <w:szCs w:val="28"/>
+        </w:rPr>
+      </w:pPr>
       <w:r>
         <w:rPr>
           <w:b/>
@@ -65,8 +81,594 @@
           <w:sz w:val="28"/>
           <w:szCs w:val="28"/>
         </w:rPr>
-        <w:t>1</w:t>
-      </w:r>
+        <w:t>Ans:</w:t>
+      </w:r>
+    </w:p>
+    <w:p>
+      <w:pPr>
+        <w:ind w:left="1440"/>
+        <w:rPr>
+          <w:sz w:val="28"/>
+          <w:szCs w:val="28"/>
+        </w:rPr>
+      </w:pPr>
+      <w:r>
+        <w:rPr>
+          <w:sz w:val="28"/>
+          <w:szCs w:val="28"/>
+        </w:rPr>
+        <w:t>#include&lt;iostream&gt;</w:t>
+      </w:r>
+    </w:p>
+    <w:p>
+      <w:pPr>
+        <w:ind w:left="1440"/>
+        <w:rPr>
+          <w:sz w:val="28"/>
+          <w:szCs w:val="28"/>
+        </w:rPr>
+      </w:pPr>
+      <w:r>
+        <w:rPr>
+          <w:sz w:val="28"/>
+          <w:szCs w:val="28"/>
+        </w:rPr>
+        <w:t>using namespace std;</w:t>
+      </w:r>
+    </w:p>
+    <w:p>
+      <w:pPr>
+        <w:ind w:left="1440"/>
+        <w:rPr>
+          <w:sz w:val="28"/>
+          <w:szCs w:val="28"/>
+        </w:rPr>
+      </w:pPr>
+      <w:r>
+        <w:rPr>
+          <w:sz w:val="28"/>
+          <w:szCs w:val="28"/>
+        </w:rPr>
+        <w:t>class Content{</w:t>
+      </w:r>
+    </w:p>
+    <w:p>
+      <w:pPr>
+        <w:ind w:left="1440"/>
+        <w:rPr>
+          <w:sz w:val="28"/>
+          <w:szCs w:val="28"/>
+        </w:rPr>
+      </w:pPr>
+      <w:r>
+        <w:rPr>
+          <w:sz w:val="28"/>
+          <w:szCs w:val="28"/>
+        </w:rPr>
+        <w:tab/>
+        <w:t>string title;</w:t>
+      </w:r>
+    </w:p>
+    <w:p>
+      <w:pPr>
+        <w:ind w:left="1440"/>
+        <w:rPr>
+          <w:sz w:val="28"/>
+          <w:szCs w:val="28"/>
+        </w:rPr>
+      </w:pPr>
+      <w:r>
+        <w:rPr>
+          <w:sz w:val="28"/>
+          <w:szCs w:val="28"/>
+        </w:rPr>
+        <w:tab/>
+        <w:t>string plateform;</w:t>
+      </w:r>
+    </w:p>
+    <w:p>
+      <w:pPr>
+        <w:ind w:left="1440"/>
+        <w:rPr>
+          <w:sz w:val="28"/>
+          <w:szCs w:val="28"/>
+        </w:rPr>
+      </w:pPr>
+      <w:r>
+        <w:rPr>
+          <w:sz w:val="28"/>
+          <w:szCs w:val="28"/>
+        </w:rPr>
+        <w:tab/>
+        <w:t>int views;</w:t>
+      </w:r>
+    </w:p>
+    <w:p>
+      <w:pPr>
+        <w:ind w:left="1440"/>
+        <w:rPr>
+          <w:sz w:val="28"/>
+          <w:szCs w:val="28"/>
+        </w:rPr>
+      </w:pPr>
+      <w:r>
+        <w:rPr>
+          <w:sz w:val="28"/>
+          <w:szCs w:val="28"/>
+        </w:rPr>
+        <w:tab/>
+        <w:t>string status;</w:t>
+      </w:r>
+    </w:p>
+    <w:p>
+      <w:pPr>
+        <w:ind w:left="1440"/>
+        <w:rPr>
+          <w:sz w:val="28"/>
+          <w:szCs w:val="28"/>
+        </w:rPr>
+      </w:pPr>
+      <w:r>
+        <w:rPr>
+          <w:sz w:val="28"/>
+          <w:szCs w:val="28"/>
+        </w:rPr>
+        <w:tab/>
+        <w:t>public:</w:t>
+      </w:r>
+    </w:p>
+    <w:p>
+      <w:pPr>
+        <w:ind w:left="1440"/>
+        <w:rPr>
+          <w:sz w:val="28"/>
+          <w:szCs w:val="28"/>
+        </w:rPr>
+      </w:pPr>
+      <w:r>
+        <w:rPr>
+          <w:sz w:val="28"/>
+          <w:szCs w:val="28"/>
+        </w:rPr>
+        <w:tab/>
+      </w:r>
+      <w:r>
+        <w:rPr>
+          <w:sz w:val="28"/>
+          <w:szCs w:val="28"/>
+        </w:rPr>
+        <w:tab/>
+        <w:t>Content(string t,string pt,int v,string st){</w:t>
+      </w:r>
+    </w:p>
+    <w:p>
+      <w:pPr>
+        <w:ind w:left="1440"/>
+        <w:rPr>
+          <w:sz w:val="28"/>
+          <w:szCs w:val="28"/>
+        </w:rPr>
+      </w:pPr>
+      <w:r>
+        <w:rPr>
+          <w:sz w:val="28"/>
+          <w:szCs w:val="28"/>
+        </w:rPr>
+        <w:tab/>
+      </w:r>
+      <w:r>
+        <w:rPr>
+          <w:sz w:val="28"/>
+          <w:szCs w:val="28"/>
+        </w:rPr>
+        <w:tab/>
+      </w:r>
+      <w:r>
+        <w:rPr>
+          <w:sz w:val="28"/>
+          <w:szCs w:val="28"/>
+        </w:rPr>
+        <w:tab/>
+        <w:t>title = t;</w:t>
+      </w:r>
+    </w:p>
+    <w:p>
+      <w:pPr>
+        <w:ind w:left="1440"/>
+        <w:rPr>
+          <w:sz w:val="28"/>
+          <w:szCs w:val="28"/>
+        </w:rPr>
+      </w:pPr>
+      <w:r>
+        <w:rPr>
+          <w:sz w:val="28"/>
+          <w:szCs w:val="28"/>
+        </w:rPr>
+        <w:tab/>
+      </w:r>
+      <w:r>
+        <w:rPr>
+          <w:sz w:val="28"/>
+          <w:szCs w:val="28"/>
+        </w:rPr>
+        <w:tab/>
+      </w:r>
+      <w:r>
+        <w:rPr>
+          <w:sz w:val="28"/>
+          <w:szCs w:val="28"/>
+        </w:rPr>
+        <w:tab/>
+        <w:t>plateform = pt;</w:t>
+      </w:r>
+    </w:p>
+    <w:p>
+      <w:pPr>
+        <w:ind w:left="1440"/>
+        <w:rPr>
+          <w:sz w:val="28"/>
+          <w:szCs w:val="28"/>
+        </w:rPr>
+      </w:pPr>
+      <w:r>
+        <w:rPr>
+          <w:sz w:val="28"/>
+          <w:szCs w:val="28"/>
+        </w:rPr>
+        <w:tab/>
+      </w:r>
+      <w:r>
+        <w:rPr>
+          <w:sz w:val="28"/>
+          <w:szCs w:val="28"/>
+        </w:rPr>
+        <w:tab/>
+      </w:r>
+      <w:r>
+        <w:rPr>
+          <w:sz w:val="28"/>
+          <w:szCs w:val="28"/>
+        </w:rPr>
+        <w:tab/>
+        <w:t>views = v;</w:t>
+      </w:r>
+    </w:p>
+    <w:p>
+      <w:pPr>
+        <w:ind w:left="1440"/>
+        <w:rPr>
+          <w:sz w:val="28"/>
+          <w:szCs w:val="28"/>
+        </w:rPr>
+      </w:pPr>
+      <w:r>
+        <w:rPr>
+          <w:sz w:val="28"/>
+          <w:szCs w:val="28"/>
+        </w:rPr>
+        <w:tab/>
+      </w:r>
+      <w:r>
+        <w:rPr>
+          <w:sz w:val="28"/>
+          <w:szCs w:val="28"/>
+        </w:rPr>
+        <w:tab/>
+      </w:r>
+      <w:r>
+        <w:rPr>
+          <w:sz w:val="28"/>
+          <w:szCs w:val="28"/>
+        </w:rPr>
+        <w:tab/>
+        <w:t>status = st;</w:t>
+      </w:r>
+    </w:p>
+    <w:p>
+      <w:pPr>
+        <w:ind w:left="1440"/>
+        <w:rPr>
+          <w:sz w:val="28"/>
+          <w:szCs w:val="28"/>
+        </w:rPr>
+      </w:pPr>
+      <w:r>
+        <w:rPr>
+          <w:sz w:val="28"/>
+          <w:szCs w:val="28"/>
+        </w:rPr>
+        <w:tab/>
+      </w:r>
+      <w:r>
+        <w:rPr>
+          <w:sz w:val="28"/>
+          <w:szCs w:val="28"/>
+        </w:rPr>
+        <w:tab/>
+        <w:t>}</w:t>
+      </w:r>
+    </w:p>
+    <w:p>
+      <w:pPr>
+        <w:ind w:left="1440"/>
+        <w:rPr>
+          <w:sz w:val="28"/>
+          <w:szCs w:val="28"/>
+        </w:rPr>
+      </w:pPr>
+      <w:r>
+        <w:rPr>
+          <w:sz w:val="28"/>
+          <w:szCs w:val="28"/>
+        </w:rPr>
+        <w:tab/>
+      </w:r>
+      <w:r>
+        <w:rPr>
+          <w:sz w:val="28"/>
+          <w:szCs w:val="28"/>
+        </w:rPr>
+        <w:tab/>
+        <w:t>void displayDetails(){</w:t>
+      </w:r>
+    </w:p>
+    <w:p>
+      <w:pPr>
+        <w:ind w:left="1440"/>
+        <w:rPr>
+          <w:sz w:val="28"/>
+          <w:szCs w:val="28"/>
+        </w:rPr>
+      </w:pPr>
+      <w:r>
+        <w:rPr>
+          <w:sz w:val="28"/>
+          <w:szCs w:val="28"/>
+        </w:rPr>
+        <w:tab/>
+      </w:r>
+      <w:r>
+        <w:rPr>
+          <w:sz w:val="28"/>
+          <w:szCs w:val="28"/>
+        </w:rPr>
+        <w:tab/>
+      </w:r>
+      <w:r>
+        <w:rPr>
+          <w:sz w:val="28"/>
+          <w:szCs w:val="28"/>
+        </w:rPr>
+        <w:tab/>
+        <w:t>cout&lt;&lt;"Title: "&lt;&lt;title&lt;&lt;"\n";</w:t>
+      </w:r>
+    </w:p>
+    <w:p>
+      <w:pPr>
+        <w:ind w:left="1440"/>
+        <w:rPr>
+          <w:sz w:val="28"/>
+          <w:szCs w:val="28"/>
+        </w:rPr>
+      </w:pPr>
+      <w:r>
+        <w:rPr>
+          <w:sz w:val="28"/>
+          <w:szCs w:val="28"/>
+        </w:rPr>
+        <w:tab/>
+      </w:r>
+      <w:r>
+        <w:rPr>
+          <w:sz w:val="28"/>
+          <w:szCs w:val="28"/>
+        </w:rPr>
+        <w:tab/>
+      </w:r>
+      <w:r>
+        <w:rPr>
+          <w:sz w:val="28"/>
+          <w:szCs w:val="28"/>
+        </w:rPr>
+        <w:tab/>
+        <w:t>cout&lt;&lt;"plateform: "&lt;&lt;plateform&lt;&lt;"\n";</w:t>
+      </w:r>
+    </w:p>
+    <w:p>
+      <w:pPr>
+        <w:ind w:left="1440"/>
+        <w:rPr>
+          <w:sz w:val="28"/>
+          <w:szCs w:val="28"/>
+        </w:rPr>
+      </w:pPr>
+      <w:r>
+        <w:rPr>
+          <w:sz w:val="28"/>
+          <w:szCs w:val="28"/>
+        </w:rPr>
+        <w:tab/>
+      </w:r>
+      <w:r>
+        <w:rPr>
+          <w:sz w:val="28"/>
+          <w:szCs w:val="28"/>
+        </w:rPr>
+        <w:tab/>
+      </w:r>
+      <w:r>
+        <w:rPr>
+          <w:sz w:val="28"/>
+          <w:szCs w:val="28"/>
+        </w:rPr>
+        <w:tab/>
+        <w:t>cout&lt;&lt;"views: "&lt;&lt;views&lt;&lt;"\n";</w:t>
+      </w:r>
+    </w:p>
+    <w:p>
+      <w:pPr>
+        <w:ind w:left="1440"/>
+        <w:rPr>
+          <w:sz w:val="28"/>
+          <w:szCs w:val="28"/>
+        </w:rPr>
+      </w:pPr>
+      <w:r>
+        <w:rPr>
+          <w:sz w:val="28"/>
+          <w:szCs w:val="28"/>
+        </w:rPr>
+        <w:tab/>
+      </w:r>
+      <w:r>
+        <w:rPr>
+          <w:sz w:val="28"/>
+          <w:szCs w:val="28"/>
+        </w:rPr>
+        <w:tab/>
+      </w:r>
+      <w:r>
+        <w:rPr>
+          <w:sz w:val="28"/>
+          <w:szCs w:val="28"/>
+        </w:rPr>
+        <w:tab/>
+        <w:t>cout&lt;&lt;"status: "&lt;&lt;status&lt;&lt;"\n";</w:t>
+      </w:r>
+    </w:p>
+    <w:p>
+      <w:pPr>
+        <w:ind w:left="1440"/>
+        <w:rPr>
+          <w:sz w:val="28"/>
+          <w:szCs w:val="28"/>
+        </w:rPr>
+      </w:pPr>
+      <w:r>
+        <w:rPr>
+          <w:sz w:val="28"/>
+          <w:szCs w:val="28"/>
+        </w:rPr>
+        <w:lastRenderedPageBreak/>
+        <w:tab/>
+      </w:r>
+      <w:r>
+        <w:rPr>
+          <w:sz w:val="28"/>
+          <w:szCs w:val="28"/>
+        </w:rPr>
+        <w:tab/>
+        <w:t>}</w:t>
+      </w:r>
+    </w:p>
+    <w:p>
+      <w:pPr>
+        <w:ind w:left="1440"/>
+        <w:rPr>
+          <w:sz w:val="28"/>
+          <w:szCs w:val="28"/>
+        </w:rPr>
+      </w:pPr>
+      <w:r>
+        <w:rPr>
+          <w:sz w:val="28"/>
+          <w:szCs w:val="28"/>
+        </w:rPr>
+        <w:t>};</w:t>
+      </w:r>
+    </w:p>
+    <w:p>
+      <w:pPr>
+        <w:ind w:left="1440"/>
+        <w:rPr>
+          <w:sz w:val="28"/>
+          <w:szCs w:val="28"/>
+        </w:rPr>
+      </w:pPr>
+      <w:r>
+        <w:rPr>
+          <w:sz w:val="28"/>
+          <w:szCs w:val="28"/>
+        </w:rPr>
+        <w:t>int main(){</w:t>
+      </w:r>
+    </w:p>
+    <w:p>
+      <w:pPr>
+        <w:ind w:left="1440"/>
+        <w:rPr>
+          <w:sz w:val="28"/>
+          <w:szCs w:val="28"/>
+        </w:rPr>
+      </w:pPr>
+      <w:r>
+        <w:rPr>
+          <w:sz w:val="28"/>
+          <w:szCs w:val="28"/>
+        </w:rPr>
+        <w:tab/>
+        <w:t>Content c1("C++ Topic","YouTube",100,"published");</w:t>
+      </w:r>
+    </w:p>
+    <w:p>
+      <w:pPr>
+        <w:ind w:left="1440"/>
+        <w:rPr>
+          <w:sz w:val="28"/>
+          <w:szCs w:val="28"/>
+        </w:rPr>
+      </w:pPr>
+      <w:r>
+        <w:rPr>
+          <w:sz w:val="28"/>
+          <w:szCs w:val="28"/>
+        </w:rPr>
+        <w:tab/>
+        <w:t>c1.displayDetails();</w:t>
+      </w:r>
+    </w:p>
+    <w:p>
+      <w:pPr>
+        <w:ind w:left="1440"/>
+        <w:rPr>
+          <w:sz w:val="28"/>
+          <w:szCs w:val="28"/>
+        </w:rPr>
+      </w:pPr>
+      <w:r>
+        <w:rPr>
+          <w:sz w:val="28"/>
+          <w:szCs w:val="28"/>
+        </w:rPr>
+        <w:tab/>
+        <w:t>return 0;</w:t>
+      </w:r>
+    </w:p>
+    <w:p>
+      <w:pPr>
+        <w:ind w:left="1440"/>
+        <w:rPr>
+          <w:sz w:val="28"/>
+          <w:szCs w:val="28"/>
+        </w:rPr>
+      </w:pPr>
+      <w:r>
+        <w:rPr>
+          <w:sz w:val="28"/>
+          <w:szCs w:val="28"/>
+        </w:rPr>
+        <w:t>}</w:t>
+      </w:r>
+    </w:p>
+    <w:p>
+      <w:pPr>
+        <w:ind w:left="1440"/>
+        <w:rPr>
+          <w:sz w:val="28"/>
+          <w:szCs w:val="28"/>
+        </w:rPr>
+      </w:pPr>
       <w:r>
         <w:rPr>
           <w:b/>
@@ -74,14 +676,14 @@
           <w:sz w:val="28"/>
           <w:szCs w:val="28"/>
         </w:rPr>
-        <w:t xml:space="preserve">: </w:t>
-      </w:r>
-      <w:r>
-        <w:rPr>
-          <w:sz w:val="28"/>
-          <w:szCs w:val="28"/>
-        </w:rPr>
-        <w:t>Create a Content class with properties: title, platform, views, and status. Write a method to display all details of a Content object.</w:t>
+        <w:t xml:space="preserve">Q-2: </w:t>
+      </w:r>
+      <w:r>
+        <w:rPr>
+          <w:sz w:val="28"/>
+          <w:szCs w:val="28"/>
+        </w:rPr>
+        <w:t>Build a console menu that lets users add new content ideas (title, platform, views, status) and save each entry to a text file named content_list.txt.</w:t>
       </w:r>
     </w:p>
     <w:p>
@@ -99,17 +701,26 @@
           <w:sz w:val="28"/>
           <w:szCs w:val="28"/>
         </w:rPr>
-        <w:t>Q-</w:t>
-      </w:r>
-      <w:r>
+        <w:t>Hint:</w:t>
+      </w:r>
+      <w:r>
+        <w:rPr>
+          <w:sz w:val="28"/>
+          <w:szCs w:val="28"/>
+        </w:rPr>
+        <w:t xml:space="preserve"> Use file handling to append each new content item to the file.</w:t>
+      </w:r>
+    </w:p>
+    <w:p>
+      <w:pPr>
+        <w:ind w:left="1440"/>
         <w:rPr>
           <w:b/>
           <w:bCs/>
           <w:sz w:val="28"/>
           <w:szCs w:val="28"/>
         </w:rPr>
-        <w:t>2</w:t>
-      </w:r>
+      </w:pPr>
       <w:r>
         <w:rPr>
           <w:b/>
@@ -117,30 +728,1091 @@
           <w:sz w:val="28"/>
           <w:szCs w:val="28"/>
         </w:rPr>
-        <w:t xml:space="preserve">: </w:t>
-      </w:r>
-      <w:r>
-        <w:rPr>
-          <w:sz w:val="28"/>
-          <w:szCs w:val="28"/>
-        </w:rPr>
-        <w:t>Build a console menu that lets users add new content ideas (title, platform, views, status) and save each entry to a text file named content_list.txt.</w:t>
-      </w:r>
-    </w:p>
-    <w:p>
-      <w:pPr>
-        <w:ind w:left="1440"/>
-        <w:rPr>
-          <w:sz w:val="28"/>
-          <w:szCs w:val="28"/>
-        </w:rPr>
-      </w:pPr>
-      <w:r>
-        <w:rPr>
-          <w:sz w:val="28"/>
-          <w:szCs w:val="28"/>
-        </w:rPr>
-        <w:t>Hint: Use file handling to append each new content item to the file.</w:t>
+        <w:t>Ans:</w:t>
+      </w:r>
+    </w:p>
+    <w:p>
+      <w:pPr>
+        <w:ind w:left="1440"/>
+        <w:rPr>
+          <w:sz w:val="28"/>
+          <w:szCs w:val="28"/>
+        </w:rPr>
+      </w:pPr>
+      <w:r>
+        <w:rPr>
+          <w:sz w:val="28"/>
+          <w:szCs w:val="28"/>
+        </w:rPr>
+        <w:t>#include&lt;iostream&gt;</w:t>
+      </w:r>
+    </w:p>
+    <w:p>
+      <w:pPr>
+        <w:ind w:left="1440"/>
+        <w:rPr>
+          <w:sz w:val="28"/>
+          <w:szCs w:val="28"/>
+        </w:rPr>
+      </w:pPr>
+      <w:r>
+        <w:rPr>
+          <w:sz w:val="28"/>
+          <w:szCs w:val="28"/>
+        </w:rPr>
+        <w:t>#include&lt;fstream&gt;</w:t>
+      </w:r>
+    </w:p>
+    <w:p>
+      <w:pPr>
+        <w:ind w:left="1440"/>
+        <w:rPr>
+          <w:sz w:val="28"/>
+          <w:szCs w:val="28"/>
+        </w:rPr>
+      </w:pPr>
+      <w:r>
+        <w:rPr>
+          <w:sz w:val="28"/>
+          <w:szCs w:val="28"/>
+        </w:rPr>
+        <w:t>using namespace std;</w:t>
+      </w:r>
+    </w:p>
+    <w:p>
+      <w:pPr>
+        <w:ind w:left="1440"/>
+        <w:rPr>
+          <w:sz w:val="28"/>
+          <w:szCs w:val="28"/>
+        </w:rPr>
+      </w:pPr>
+      <w:r>
+        <w:rPr>
+          <w:sz w:val="28"/>
+          <w:szCs w:val="28"/>
+        </w:rPr>
+        <w:t>int main(){</w:t>
+      </w:r>
+    </w:p>
+    <w:p>
+      <w:pPr>
+        <w:ind w:left="1440"/>
+        <w:rPr>
+          <w:sz w:val="28"/>
+          <w:szCs w:val="28"/>
+        </w:rPr>
+      </w:pPr>
+      <w:r>
+        <w:rPr>
+          <w:sz w:val="28"/>
+          <w:szCs w:val="28"/>
+        </w:rPr>
+        <w:tab/>
+        <w:t>int choice;</w:t>
+      </w:r>
+    </w:p>
+    <w:p>
+      <w:pPr>
+        <w:ind w:left="1440"/>
+        <w:rPr>
+          <w:sz w:val="28"/>
+          <w:szCs w:val="28"/>
+        </w:rPr>
+      </w:pPr>
+      <w:r>
+        <w:rPr>
+          <w:sz w:val="28"/>
+          <w:szCs w:val="28"/>
+        </w:rPr>
+        <w:tab/>
+        <w:t>string title,plateform,status;</w:t>
+      </w:r>
+    </w:p>
+    <w:p>
+      <w:pPr>
+        <w:ind w:left="1440"/>
+        <w:rPr>
+          <w:sz w:val="28"/>
+          <w:szCs w:val="28"/>
+        </w:rPr>
+      </w:pPr>
+      <w:r>
+        <w:rPr>
+          <w:sz w:val="28"/>
+          <w:szCs w:val="28"/>
+        </w:rPr>
+        <w:tab/>
+        <w:t>int views;</w:t>
+      </w:r>
+    </w:p>
+    <w:p>
+      <w:pPr>
+        <w:ind w:left="1440"/>
+        <w:rPr>
+          <w:sz w:val="28"/>
+          <w:szCs w:val="28"/>
+        </w:rPr>
+      </w:pPr>
+      <w:r>
+        <w:rPr>
+          <w:sz w:val="28"/>
+          <w:szCs w:val="28"/>
+        </w:rPr>
+        <w:tab/>
+        <w:t>do{</w:t>
+      </w:r>
+    </w:p>
+    <w:p>
+      <w:pPr>
+        <w:ind w:left="1440"/>
+        <w:rPr>
+          <w:sz w:val="28"/>
+          <w:szCs w:val="28"/>
+        </w:rPr>
+      </w:pPr>
+      <w:r>
+        <w:rPr>
+          <w:sz w:val="28"/>
+          <w:szCs w:val="28"/>
+        </w:rPr>
+        <w:tab/>
+      </w:r>
+      <w:r>
+        <w:rPr>
+          <w:sz w:val="28"/>
+          <w:szCs w:val="28"/>
+        </w:rPr>
+        <w:tab/>
+        <w:t>cout&lt;&lt;"\n___Content Menu____\n";</w:t>
+      </w:r>
+    </w:p>
+    <w:p>
+      <w:pPr>
+        <w:ind w:left="1440"/>
+        <w:rPr>
+          <w:sz w:val="28"/>
+          <w:szCs w:val="28"/>
+        </w:rPr>
+      </w:pPr>
+      <w:r>
+        <w:rPr>
+          <w:sz w:val="28"/>
+          <w:szCs w:val="28"/>
+        </w:rPr>
+        <w:tab/>
+      </w:r>
+      <w:r>
+        <w:rPr>
+          <w:sz w:val="28"/>
+          <w:szCs w:val="28"/>
+        </w:rPr>
+        <w:tab/>
+        <w:t>cout&lt;&lt;"1.Add Content"&lt;&lt;"\n";</w:t>
+      </w:r>
+    </w:p>
+    <w:p>
+      <w:pPr>
+        <w:ind w:left="1440"/>
+        <w:rPr>
+          <w:sz w:val="28"/>
+          <w:szCs w:val="28"/>
+        </w:rPr>
+      </w:pPr>
+      <w:r>
+        <w:rPr>
+          <w:sz w:val="28"/>
+          <w:szCs w:val="28"/>
+        </w:rPr>
+        <w:tab/>
+      </w:r>
+      <w:r>
+        <w:rPr>
+          <w:sz w:val="28"/>
+          <w:szCs w:val="28"/>
+        </w:rPr>
+        <w:tab/>
+        <w:t>cout&lt;&lt;"2.Exit"&lt;&lt;"\n";</w:t>
+      </w:r>
+    </w:p>
+    <w:p>
+      <w:pPr>
+        <w:ind w:left="1440"/>
+        <w:rPr>
+          <w:sz w:val="28"/>
+          <w:szCs w:val="28"/>
+        </w:rPr>
+      </w:pPr>
+      <w:r>
+        <w:rPr>
+          <w:sz w:val="28"/>
+          <w:szCs w:val="28"/>
+        </w:rPr>
+        <w:tab/>
+      </w:r>
+      <w:r>
+        <w:rPr>
+          <w:sz w:val="28"/>
+          <w:szCs w:val="28"/>
+        </w:rPr>
+        <w:tab/>
+        <w:t>cout&lt;&lt;"3.Enter your choice: "&lt;&lt;"\n";</w:t>
+      </w:r>
+    </w:p>
+    <w:p>
+      <w:pPr>
+        <w:ind w:left="1440"/>
+        <w:rPr>
+          <w:sz w:val="28"/>
+          <w:szCs w:val="28"/>
+        </w:rPr>
+      </w:pPr>
+      <w:r>
+        <w:rPr>
+          <w:sz w:val="28"/>
+          <w:szCs w:val="28"/>
+        </w:rPr>
+        <w:tab/>
+      </w:r>
+      <w:r>
+        <w:rPr>
+          <w:sz w:val="28"/>
+          <w:szCs w:val="28"/>
+        </w:rPr>
+        <w:tab/>
+        <w:t>cin&gt;&gt;choice;</w:t>
+      </w:r>
+    </w:p>
+    <w:p>
+      <w:pPr>
+        <w:ind w:left="1440"/>
+        <w:rPr>
+          <w:sz w:val="28"/>
+          <w:szCs w:val="28"/>
+        </w:rPr>
+      </w:pPr>
+      <w:r>
+        <w:rPr>
+          <w:sz w:val="28"/>
+          <w:szCs w:val="28"/>
+        </w:rPr>
+        <w:lastRenderedPageBreak/>
+        <w:tab/>
+      </w:r>
+      <w:r>
+        <w:rPr>
+          <w:sz w:val="28"/>
+          <w:szCs w:val="28"/>
+        </w:rPr>
+        <w:tab/>
+        <w:t>cin.ignore();</w:t>
+      </w:r>
+    </w:p>
+    <w:p>
+      <w:pPr>
+        <w:ind w:left="1440"/>
+        <w:rPr>
+          <w:sz w:val="28"/>
+          <w:szCs w:val="28"/>
+        </w:rPr>
+      </w:pPr>
+      <w:r>
+        <w:rPr>
+          <w:sz w:val="28"/>
+          <w:szCs w:val="28"/>
+        </w:rPr>
+        <w:tab/>
+      </w:r>
+      <w:r>
+        <w:rPr>
+          <w:sz w:val="28"/>
+          <w:szCs w:val="28"/>
+        </w:rPr>
+        <w:tab/>
+        <w:t>if(choice==1){</w:t>
+      </w:r>
+    </w:p>
+    <w:p>
+      <w:pPr>
+        <w:ind w:left="1440"/>
+        <w:rPr>
+          <w:sz w:val="28"/>
+          <w:szCs w:val="28"/>
+        </w:rPr>
+      </w:pPr>
+      <w:r>
+        <w:rPr>
+          <w:sz w:val="28"/>
+          <w:szCs w:val="28"/>
+        </w:rPr>
+        <w:tab/>
+      </w:r>
+      <w:r>
+        <w:rPr>
+          <w:sz w:val="28"/>
+          <w:szCs w:val="28"/>
+        </w:rPr>
+        <w:tab/>
+      </w:r>
+      <w:r>
+        <w:rPr>
+          <w:sz w:val="28"/>
+          <w:szCs w:val="28"/>
+        </w:rPr>
+        <w:tab/>
+        <w:t>cout&lt;&lt;"Enter content title: ";</w:t>
+      </w:r>
+    </w:p>
+    <w:p>
+      <w:pPr>
+        <w:ind w:left="1440"/>
+        <w:rPr>
+          <w:sz w:val="28"/>
+          <w:szCs w:val="28"/>
+        </w:rPr>
+      </w:pPr>
+      <w:r>
+        <w:rPr>
+          <w:sz w:val="28"/>
+          <w:szCs w:val="28"/>
+        </w:rPr>
+        <w:tab/>
+      </w:r>
+      <w:r>
+        <w:rPr>
+          <w:sz w:val="28"/>
+          <w:szCs w:val="28"/>
+        </w:rPr>
+        <w:tab/>
+      </w:r>
+      <w:r>
+        <w:rPr>
+          <w:sz w:val="28"/>
+          <w:szCs w:val="28"/>
+        </w:rPr>
+        <w:tab/>
+        <w:t>getline(cin,title);</w:t>
+      </w:r>
+    </w:p>
+    <w:p>
+      <w:pPr>
+        <w:ind w:left="1440"/>
+        <w:rPr>
+          <w:sz w:val="28"/>
+          <w:szCs w:val="28"/>
+        </w:rPr>
+      </w:pPr>
+      <w:r>
+        <w:rPr>
+          <w:sz w:val="28"/>
+          <w:szCs w:val="28"/>
+        </w:rPr>
+        <w:tab/>
+      </w:r>
+      <w:r>
+        <w:rPr>
+          <w:sz w:val="28"/>
+          <w:szCs w:val="28"/>
+        </w:rPr>
+        <w:tab/>
+      </w:r>
+      <w:r>
+        <w:rPr>
+          <w:sz w:val="28"/>
+          <w:szCs w:val="28"/>
+        </w:rPr>
+        <w:tab/>
+        <w:t>cout&lt;&lt;"Enter plateform: ";</w:t>
+      </w:r>
+    </w:p>
+    <w:p>
+      <w:pPr>
+        <w:ind w:left="1440"/>
+        <w:rPr>
+          <w:sz w:val="28"/>
+          <w:szCs w:val="28"/>
+        </w:rPr>
+      </w:pPr>
+      <w:r>
+        <w:rPr>
+          <w:sz w:val="28"/>
+          <w:szCs w:val="28"/>
+        </w:rPr>
+        <w:tab/>
+      </w:r>
+      <w:r>
+        <w:rPr>
+          <w:sz w:val="28"/>
+          <w:szCs w:val="28"/>
+        </w:rPr>
+        <w:tab/>
+      </w:r>
+      <w:r>
+        <w:rPr>
+          <w:sz w:val="28"/>
+          <w:szCs w:val="28"/>
+        </w:rPr>
+        <w:tab/>
+        <w:t>getline(cin,plateform);</w:t>
+      </w:r>
+    </w:p>
+    <w:p>
+      <w:pPr>
+        <w:ind w:left="1440"/>
+        <w:rPr>
+          <w:sz w:val="28"/>
+          <w:szCs w:val="28"/>
+        </w:rPr>
+      </w:pPr>
+      <w:r>
+        <w:rPr>
+          <w:sz w:val="28"/>
+          <w:szCs w:val="28"/>
+        </w:rPr>
+        <w:tab/>
+      </w:r>
+      <w:r>
+        <w:rPr>
+          <w:sz w:val="28"/>
+          <w:szCs w:val="28"/>
+        </w:rPr>
+        <w:tab/>
+      </w:r>
+      <w:r>
+        <w:rPr>
+          <w:sz w:val="28"/>
+          <w:szCs w:val="28"/>
+        </w:rPr>
+        <w:tab/>
+        <w:t>cout&lt;&lt;"Enter views: ";</w:t>
+      </w:r>
+    </w:p>
+    <w:p>
+      <w:pPr>
+        <w:ind w:left="1440"/>
+        <w:rPr>
+          <w:sz w:val="28"/>
+          <w:szCs w:val="28"/>
+        </w:rPr>
+      </w:pPr>
+      <w:r>
+        <w:rPr>
+          <w:sz w:val="28"/>
+          <w:szCs w:val="28"/>
+        </w:rPr>
+        <w:tab/>
+      </w:r>
+      <w:r>
+        <w:rPr>
+          <w:sz w:val="28"/>
+          <w:szCs w:val="28"/>
+        </w:rPr>
+        <w:tab/>
+      </w:r>
+      <w:r>
+        <w:rPr>
+          <w:sz w:val="28"/>
+          <w:szCs w:val="28"/>
+        </w:rPr>
+        <w:tab/>
+        <w:t>cin&gt;&gt;views;</w:t>
+      </w:r>
+    </w:p>
+    <w:p>
+      <w:pPr>
+        <w:ind w:left="1440"/>
+        <w:rPr>
+          <w:sz w:val="28"/>
+          <w:szCs w:val="28"/>
+        </w:rPr>
+      </w:pPr>
+      <w:r>
+        <w:rPr>
+          <w:sz w:val="28"/>
+          <w:szCs w:val="28"/>
+        </w:rPr>
+        <w:tab/>
+      </w:r>
+      <w:r>
+        <w:rPr>
+          <w:sz w:val="28"/>
+          <w:szCs w:val="28"/>
+        </w:rPr>
+        <w:tab/>
+      </w:r>
+      <w:r>
+        <w:rPr>
+          <w:sz w:val="28"/>
+          <w:szCs w:val="28"/>
+        </w:rPr>
+        <w:tab/>
+        <w:t>cin.ignore();</w:t>
+      </w:r>
+    </w:p>
+    <w:p>
+      <w:pPr>
+        <w:ind w:left="1440"/>
+        <w:rPr>
+          <w:sz w:val="28"/>
+          <w:szCs w:val="28"/>
+        </w:rPr>
+      </w:pPr>
+      <w:r>
+        <w:rPr>
+          <w:sz w:val="28"/>
+          <w:szCs w:val="28"/>
+        </w:rPr>
+        <w:tab/>
+      </w:r>
+      <w:r>
+        <w:rPr>
+          <w:sz w:val="28"/>
+          <w:szCs w:val="28"/>
+        </w:rPr>
+        <w:tab/>
+      </w:r>
+      <w:r>
+        <w:rPr>
+          <w:sz w:val="28"/>
+          <w:szCs w:val="28"/>
+        </w:rPr>
+        <w:tab/>
+        <w:t>cout&lt;&lt;"Enter status: ";</w:t>
+      </w:r>
+    </w:p>
+    <w:p>
+      <w:pPr>
+        <w:ind w:left="1440"/>
+        <w:rPr>
+          <w:sz w:val="28"/>
+          <w:szCs w:val="28"/>
+        </w:rPr>
+      </w:pPr>
+      <w:r>
+        <w:rPr>
+          <w:sz w:val="28"/>
+          <w:szCs w:val="28"/>
+        </w:rPr>
+        <w:tab/>
+      </w:r>
+      <w:r>
+        <w:rPr>
+          <w:sz w:val="28"/>
+          <w:szCs w:val="28"/>
+        </w:rPr>
+        <w:tab/>
+      </w:r>
+      <w:r>
+        <w:rPr>
+          <w:sz w:val="28"/>
+          <w:szCs w:val="28"/>
+        </w:rPr>
+        <w:tab/>
+        <w:t>getline(cin,status);</w:t>
+      </w:r>
+    </w:p>
+    <w:p>
+      <w:pPr>
+        <w:ind w:left="1440"/>
+        <w:rPr>
+          <w:sz w:val="28"/>
+          <w:szCs w:val="28"/>
+        </w:rPr>
+      </w:pPr>
+      <w:r>
+        <w:rPr>
+          <w:sz w:val="28"/>
+          <w:szCs w:val="28"/>
+        </w:rPr>
+        <w:tab/>
+      </w:r>
+      <w:r>
+        <w:rPr>
+          <w:sz w:val="28"/>
+          <w:szCs w:val="28"/>
+        </w:rPr>
+        <w:tab/>
+      </w:r>
+      <w:r>
+        <w:rPr>
+          <w:sz w:val="28"/>
+          <w:szCs w:val="28"/>
+        </w:rPr>
+        <w:tab/>
+      </w:r>
+    </w:p>
+    <w:p>
+      <w:pPr>
+        <w:ind w:left="1440"/>
+        <w:rPr>
+          <w:sz w:val="28"/>
+          <w:szCs w:val="28"/>
+        </w:rPr>
+      </w:pPr>
+      <w:r>
+        <w:rPr>
+          <w:sz w:val="28"/>
+          <w:szCs w:val="28"/>
+        </w:rPr>
+        <w:tab/>
+      </w:r>
+      <w:r>
+        <w:rPr>
+          <w:sz w:val="28"/>
+          <w:szCs w:val="28"/>
+        </w:rPr>
+        <w:tab/>
+      </w:r>
+      <w:r>
+        <w:rPr>
+          <w:sz w:val="28"/>
+          <w:szCs w:val="28"/>
+        </w:rPr>
+        <w:tab/>
+        <w:t>ofstream file("content_list.txt",ios::app);</w:t>
+      </w:r>
+    </w:p>
+    <w:p>
+      <w:pPr>
+        <w:ind w:left="1440"/>
+        <w:rPr>
+          <w:sz w:val="28"/>
+          <w:szCs w:val="28"/>
+        </w:rPr>
+      </w:pPr>
+      <w:r>
+        <w:rPr>
+          <w:sz w:val="28"/>
+          <w:szCs w:val="28"/>
+        </w:rPr>
+        <w:tab/>
+      </w:r>
+      <w:r>
+        <w:rPr>
+          <w:sz w:val="28"/>
+          <w:szCs w:val="28"/>
+        </w:rPr>
+        <w:tab/>
+      </w:r>
+      <w:r>
+        <w:rPr>
+          <w:sz w:val="28"/>
+          <w:szCs w:val="28"/>
+        </w:rPr>
+        <w:tab/>
+        <w:t>file&lt;&lt;"Title: "&lt;&lt;title&lt;&lt;"\n";</w:t>
+      </w:r>
+    </w:p>
+    <w:p>
+      <w:pPr>
+        <w:ind w:left="1440"/>
+        <w:rPr>
+          <w:sz w:val="28"/>
+          <w:szCs w:val="28"/>
+        </w:rPr>
+      </w:pPr>
+      <w:r>
+        <w:rPr>
+          <w:sz w:val="28"/>
+          <w:szCs w:val="28"/>
+        </w:rPr>
+        <w:tab/>
+      </w:r>
+      <w:r>
+        <w:rPr>
+          <w:sz w:val="28"/>
+          <w:szCs w:val="28"/>
+        </w:rPr>
+        <w:tab/>
+      </w:r>
+      <w:r>
+        <w:rPr>
+          <w:sz w:val="28"/>
+          <w:szCs w:val="28"/>
+        </w:rPr>
+        <w:tab/>
+        <w:t>file&lt;&lt;"plateform: "&lt;&lt;plateform&lt;&lt;"\n";</w:t>
+      </w:r>
+    </w:p>
+    <w:p>
+      <w:pPr>
+        <w:ind w:left="1440"/>
+        <w:rPr>
+          <w:sz w:val="28"/>
+          <w:szCs w:val="28"/>
+        </w:rPr>
+      </w:pPr>
+      <w:r>
+        <w:rPr>
+          <w:sz w:val="28"/>
+          <w:szCs w:val="28"/>
+        </w:rPr>
+        <w:tab/>
+      </w:r>
+      <w:r>
+        <w:rPr>
+          <w:sz w:val="28"/>
+          <w:szCs w:val="28"/>
+        </w:rPr>
+        <w:tab/>
+      </w:r>
+      <w:r>
+        <w:rPr>
+          <w:sz w:val="28"/>
+          <w:szCs w:val="28"/>
+        </w:rPr>
+        <w:tab/>
+        <w:t>file&lt;&lt;"views: "&lt;&lt;views&lt;&lt;"\n";</w:t>
+      </w:r>
+    </w:p>
+    <w:p>
+      <w:pPr>
+        <w:ind w:left="1440"/>
+        <w:rPr>
+          <w:sz w:val="28"/>
+          <w:szCs w:val="28"/>
+        </w:rPr>
+      </w:pPr>
+      <w:r>
+        <w:rPr>
+          <w:sz w:val="28"/>
+          <w:szCs w:val="28"/>
+        </w:rPr>
+        <w:tab/>
+      </w:r>
+      <w:r>
+        <w:rPr>
+          <w:sz w:val="28"/>
+          <w:szCs w:val="28"/>
+        </w:rPr>
+        <w:tab/>
+      </w:r>
+      <w:r>
+        <w:rPr>
+          <w:sz w:val="28"/>
+          <w:szCs w:val="28"/>
+        </w:rPr>
+        <w:tab/>
+        <w:t>file&lt;&lt;"status: "&lt;&lt;status&lt;&lt;"\n";</w:t>
+      </w:r>
+    </w:p>
+    <w:p>
+      <w:pPr>
+        <w:ind w:left="1440"/>
+        <w:rPr>
+          <w:sz w:val="28"/>
+          <w:szCs w:val="28"/>
+        </w:rPr>
+      </w:pPr>
+      <w:r>
+        <w:rPr>
+          <w:sz w:val="28"/>
+          <w:szCs w:val="28"/>
+        </w:rPr>
+        <w:tab/>
+      </w:r>
+      <w:r>
+        <w:rPr>
+          <w:sz w:val="28"/>
+          <w:szCs w:val="28"/>
+        </w:rPr>
+        <w:tab/>
+      </w:r>
+      <w:r>
+        <w:rPr>
+          <w:sz w:val="28"/>
+          <w:szCs w:val="28"/>
+        </w:rPr>
+        <w:tab/>
+        <w:t>file&lt;&lt;"__________________________"&lt;&lt;"\n";</w:t>
+      </w:r>
+    </w:p>
+    <w:p>
+      <w:pPr>
+        <w:ind w:left="1440"/>
+        <w:rPr>
+          <w:sz w:val="28"/>
+          <w:szCs w:val="28"/>
+        </w:rPr>
+      </w:pPr>
+      <w:r>
+        <w:rPr>
+          <w:sz w:val="28"/>
+          <w:szCs w:val="28"/>
+        </w:rPr>
+        <w:tab/>
+      </w:r>
+      <w:r>
+        <w:rPr>
+          <w:sz w:val="28"/>
+          <w:szCs w:val="28"/>
+        </w:rPr>
+        <w:tab/>
+      </w:r>
+      <w:r>
+        <w:rPr>
+          <w:sz w:val="28"/>
+          <w:szCs w:val="28"/>
+        </w:rPr>
+        <w:tab/>
+        <w:t>file.close();</w:t>
+      </w:r>
+    </w:p>
+    <w:p>
+      <w:pPr>
+        <w:ind w:left="1440"/>
+        <w:rPr>
+          <w:sz w:val="28"/>
+          <w:szCs w:val="28"/>
+        </w:rPr>
+      </w:pPr>
+      <w:r>
+        <w:rPr>
+          <w:sz w:val="28"/>
+          <w:szCs w:val="28"/>
+        </w:rPr>
+        <w:tab/>
+      </w:r>
+      <w:r>
+        <w:rPr>
+          <w:sz w:val="28"/>
+          <w:szCs w:val="28"/>
+        </w:rPr>
+        <w:tab/>
+      </w:r>
+      <w:r>
+        <w:rPr>
+          <w:sz w:val="28"/>
+          <w:szCs w:val="28"/>
+        </w:rPr>
+        <w:tab/>
+        <w:t>cout &lt;&lt; "Content saved successfully!" &lt;&lt; "\n";</w:t>
+      </w:r>
+    </w:p>
+    <w:p>
+      <w:pPr>
+        <w:ind w:left="1440"/>
+        <w:rPr>
+          <w:sz w:val="28"/>
+          <w:szCs w:val="28"/>
+        </w:rPr>
+      </w:pPr>
+      <w:r>
+        <w:rPr>
+          <w:sz w:val="28"/>
+          <w:szCs w:val="28"/>
+        </w:rPr>
+        <w:tab/>
+      </w:r>
+      <w:r>
+        <w:rPr>
+          <w:sz w:val="28"/>
+          <w:szCs w:val="28"/>
+        </w:rPr>
+        <w:tab/>
+        <w:t>}</w:t>
+      </w:r>
+    </w:p>
+    <w:p>
+      <w:pPr>
+        <w:ind w:left="1440"/>
+        <w:rPr>
+          <w:sz w:val="28"/>
+          <w:szCs w:val="28"/>
+        </w:rPr>
+      </w:pPr>
+      <w:r>
+        <w:rPr>
+          <w:sz w:val="28"/>
+          <w:szCs w:val="28"/>
+        </w:rPr>
+        <w:tab/>
+      </w:r>
+      <w:r>
+        <w:rPr>
+          <w:sz w:val="28"/>
+          <w:szCs w:val="28"/>
+        </w:rPr>
+        <w:tab/>
+        <w:t>else if(choice==2){</w:t>
+      </w:r>
+    </w:p>
+    <w:p>
+      <w:pPr>
+        <w:ind w:left="1440"/>
+        <w:rPr>
+          <w:sz w:val="28"/>
+          <w:szCs w:val="28"/>
+        </w:rPr>
+      </w:pPr>
+      <w:r>
+        <w:rPr>
+          <w:sz w:val="28"/>
+          <w:szCs w:val="28"/>
+        </w:rPr>
+        <w:tab/>
+      </w:r>
+      <w:r>
+        <w:rPr>
+          <w:sz w:val="28"/>
+          <w:szCs w:val="28"/>
+        </w:rPr>
+        <w:tab/>
+      </w:r>
+      <w:r>
+        <w:rPr>
+          <w:sz w:val="28"/>
+          <w:szCs w:val="28"/>
+        </w:rPr>
+        <w:tab/>
+        <w:t>cout&lt;&lt;"Exiting..."&lt;&lt;"\n";</w:t>
+      </w:r>
+    </w:p>
+    <w:p>
+      <w:pPr>
+        <w:ind w:left="1440"/>
+        <w:rPr>
+          <w:sz w:val="28"/>
+          <w:szCs w:val="28"/>
+        </w:rPr>
+      </w:pPr>
+      <w:r>
+        <w:rPr>
+          <w:sz w:val="28"/>
+          <w:szCs w:val="28"/>
+        </w:rPr>
+        <w:tab/>
+      </w:r>
+      <w:r>
+        <w:rPr>
+          <w:sz w:val="28"/>
+          <w:szCs w:val="28"/>
+        </w:rPr>
+        <w:tab/>
+        <w:t>}</w:t>
+      </w:r>
+    </w:p>
+    <w:p>
+      <w:pPr>
+        <w:ind w:left="1440"/>
+        <w:rPr>
+          <w:sz w:val="28"/>
+          <w:szCs w:val="28"/>
+        </w:rPr>
+      </w:pPr>
+      <w:r>
+        <w:rPr>
+          <w:sz w:val="28"/>
+          <w:szCs w:val="28"/>
+        </w:rPr>
+        <w:lastRenderedPageBreak/>
+        <w:tab/>
+      </w:r>
+      <w:r>
+        <w:rPr>
+          <w:sz w:val="28"/>
+          <w:szCs w:val="28"/>
+        </w:rPr>
+        <w:tab/>
+        <w:t>else</w:t>
+      </w:r>
+    </w:p>
+    <w:p>
+      <w:pPr>
+        <w:ind w:left="1440"/>
+        <w:rPr>
+          <w:sz w:val="28"/>
+          <w:szCs w:val="28"/>
+        </w:rPr>
+      </w:pPr>
+      <w:r>
+        <w:rPr>
+          <w:sz w:val="28"/>
+          <w:szCs w:val="28"/>
+        </w:rPr>
+        <w:t xml:space="preserve">        {</w:t>
+      </w:r>
+    </w:p>
+    <w:p>
+      <w:pPr>
+        <w:ind w:left="1440"/>
+        <w:rPr>
+          <w:sz w:val="28"/>
+          <w:szCs w:val="28"/>
+        </w:rPr>
+      </w:pPr>
+      <w:r>
+        <w:rPr>
+          <w:sz w:val="28"/>
+          <w:szCs w:val="28"/>
+        </w:rPr>
+        <w:t xml:space="preserve">            cout &lt;&lt; "Invalid choice!" &lt;&lt; "\n";</w:t>
+      </w:r>
+    </w:p>
+    <w:p>
+      <w:pPr>
+        <w:ind w:left="1440"/>
+        <w:rPr>
+          <w:sz w:val="28"/>
+          <w:szCs w:val="28"/>
+        </w:rPr>
+      </w:pPr>
+      <w:r>
+        <w:rPr>
+          <w:sz w:val="28"/>
+          <w:szCs w:val="28"/>
+        </w:rPr>
+        <w:t xml:space="preserve">        }</w:t>
+      </w:r>
+    </w:p>
+    <w:p>
+      <w:pPr>
+        <w:ind w:left="1440"/>
+        <w:rPr>
+          <w:sz w:val="28"/>
+          <w:szCs w:val="28"/>
+        </w:rPr>
+      </w:pPr>
+      <w:r>
+        <w:rPr>
+          <w:sz w:val="28"/>
+          <w:szCs w:val="28"/>
+        </w:rPr>
+        <w:tab/>
+        <w:t>}while(choice!=2);</w:t>
+      </w:r>
+    </w:p>
+    <w:p>
+      <w:pPr>
+        <w:ind w:left="1440"/>
+        <w:rPr>
+          <w:sz w:val="28"/>
+          <w:szCs w:val="28"/>
+        </w:rPr>
+      </w:pPr>
+      <w:r>
+        <w:rPr>
+          <w:sz w:val="28"/>
+          <w:szCs w:val="28"/>
+        </w:rPr>
+        <w:tab/>
+        <w:t>return 0;</w:t>
+      </w:r>
+    </w:p>
+    <w:p>
+      <w:pPr>
+        <w:ind w:left="1440"/>
+        <w:rPr>
+          <w:sz w:val="28"/>
+          <w:szCs w:val="28"/>
+        </w:rPr>
+      </w:pPr>
+      <w:r>
+        <w:rPr>
+          <w:sz w:val="28"/>
+          <w:szCs w:val="28"/>
+        </w:rPr>
+        <w:t>}</w:t>
       </w:r>
     </w:p>
     <w:p>
@@ -158,8 +1830,24 @@
           <w:sz w:val="28"/>
           <w:szCs w:val="28"/>
         </w:rPr>
-        <w:t>Q-</w:t>
-      </w:r>
+        <w:t xml:space="preserve">Q-3: </w:t>
+      </w:r>
+      <w:r>
+        <w:rPr>
+          <w:sz w:val="28"/>
+          <w:szCs w:val="28"/>
+        </w:rPr>
+        <w:t>Implement a function to read all content items from content_list.txt and display them in a numbered list, showing title and platform for each.</w:t>
+      </w:r>
+    </w:p>
+    <w:p>
+      <w:pPr>
+        <w:ind w:left="1440"/>
+        <w:rPr>
+          <w:sz w:val="28"/>
+          <w:szCs w:val="28"/>
+        </w:rPr>
+      </w:pPr>
       <w:r>
         <w:rPr>
           <w:b/>
@@ -167,8 +1855,436 @@
           <w:sz w:val="28"/>
           <w:szCs w:val="28"/>
         </w:rPr>
-        <w:t>3</w:t>
-      </w:r>
+        <w:t>Ans:</w:t>
+      </w:r>
+    </w:p>
+    <w:p>
+      <w:pPr>
+        <w:ind w:left="1440"/>
+        <w:rPr>
+          <w:sz w:val="28"/>
+          <w:szCs w:val="28"/>
+        </w:rPr>
+      </w:pPr>
+      <w:r>
+        <w:rPr>
+          <w:sz w:val="28"/>
+          <w:szCs w:val="28"/>
+        </w:rPr>
+        <w:t>#include &lt;iostream&gt;</w:t>
+      </w:r>
+    </w:p>
+    <w:p>
+      <w:pPr>
+        <w:ind w:left="1440"/>
+        <w:rPr>
+          <w:sz w:val="28"/>
+          <w:szCs w:val="28"/>
+        </w:rPr>
+      </w:pPr>
+      <w:r>
+        <w:rPr>
+          <w:sz w:val="28"/>
+          <w:szCs w:val="28"/>
+        </w:rPr>
+        <w:t>#include &lt;fstream&gt;</w:t>
+      </w:r>
+    </w:p>
+    <w:p>
+      <w:pPr>
+        <w:ind w:left="1440"/>
+        <w:rPr>
+          <w:sz w:val="28"/>
+          <w:szCs w:val="28"/>
+        </w:rPr>
+      </w:pPr>
+      <w:r>
+        <w:rPr>
+          <w:sz w:val="28"/>
+          <w:szCs w:val="28"/>
+        </w:rPr>
+        <w:t>using namespace std;</w:t>
+      </w:r>
+    </w:p>
+    <w:p>
+      <w:pPr>
+        <w:ind w:left="1440"/>
+        <w:rPr>
+          <w:sz w:val="28"/>
+          <w:szCs w:val="28"/>
+        </w:rPr>
+      </w:pPr>
+      <w:r>
+        <w:rPr>
+          <w:sz w:val="28"/>
+          <w:szCs w:val="28"/>
+        </w:rPr>
+        <w:t>void displayContent()</w:t>
+      </w:r>
+    </w:p>
+    <w:p>
+      <w:pPr>
+        <w:ind w:left="1440"/>
+        <w:rPr>
+          <w:sz w:val="28"/>
+          <w:szCs w:val="28"/>
+        </w:rPr>
+      </w:pPr>
+      <w:r>
+        <w:rPr>
+          <w:sz w:val="28"/>
+          <w:szCs w:val="28"/>
+        </w:rPr>
+        <w:t>{</w:t>
+      </w:r>
+    </w:p>
+    <w:p>
+      <w:pPr>
+        <w:ind w:left="1440"/>
+        <w:rPr>
+          <w:sz w:val="28"/>
+          <w:szCs w:val="28"/>
+        </w:rPr>
+      </w:pPr>
+      <w:r>
+        <w:rPr>
+          <w:sz w:val="28"/>
+          <w:szCs w:val="28"/>
+        </w:rPr>
+        <w:t xml:space="preserve">    ifstream file("content_list.txt");</w:t>
+      </w:r>
+    </w:p>
+    <w:p>
+      <w:pPr>
+        <w:ind w:left="1440"/>
+        <w:rPr>
+          <w:sz w:val="28"/>
+          <w:szCs w:val="28"/>
+        </w:rPr>
+      </w:pPr>
+      <w:r>
+        <w:rPr>
+          <w:sz w:val="28"/>
+          <w:szCs w:val="28"/>
+        </w:rPr>
+        <w:t xml:space="preserve">    if (!file)</w:t>
+      </w:r>
+    </w:p>
+    <w:p>
+      <w:pPr>
+        <w:ind w:left="1440"/>
+        <w:rPr>
+          <w:sz w:val="28"/>
+          <w:szCs w:val="28"/>
+        </w:rPr>
+      </w:pPr>
+      <w:r>
+        <w:rPr>
+          <w:sz w:val="28"/>
+          <w:szCs w:val="28"/>
+        </w:rPr>
+        <w:t xml:space="preserve">    {</w:t>
+      </w:r>
+    </w:p>
+    <w:p>
+      <w:pPr>
+        <w:ind w:left="1440"/>
+        <w:rPr>
+          <w:sz w:val="28"/>
+          <w:szCs w:val="28"/>
+        </w:rPr>
+      </w:pPr>
+      <w:r>
+        <w:rPr>
+          <w:sz w:val="28"/>
+          <w:szCs w:val="28"/>
+        </w:rPr>
+        <w:t xml:space="preserve">        cout &lt;&lt; "File could not be opened." &lt;&lt; endl;</w:t>
+      </w:r>
+    </w:p>
+    <w:p>
+      <w:pPr>
+        <w:ind w:left="1440"/>
+        <w:rPr>
+          <w:sz w:val="28"/>
+          <w:szCs w:val="28"/>
+        </w:rPr>
+      </w:pPr>
+      <w:r>
+        <w:rPr>
+          <w:sz w:val="28"/>
+          <w:szCs w:val="28"/>
+        </w:rPr>
+        <w:t xml:space="preserve">        return;</w:t>
+      </w:r>
+    </w:p>
+    <w:p>
+      <w:pPr>
+        <w:ind w:left="1440"/>
+        <w:rPr>
+          <w:sz w:val="28"/>
+          <w:szCs w:val="28"/>
+        </w:rPr>
+      </w:pPr>
+      <w:r>
+        <w:rPr>
+          <w:sz w:val="28"/>
+          <w:szCs w:val="28"/>
+        </w:rPr>
+        <w:t xml:space="preserve">    }</w:t>
+      </w:r>
+    </w:p>
+    <w:p>
+      <w:pPr>
+        <w:ind w:left="1440"/>
+        <w:rPr>
+          <w:sz w:val="28"/>
+          <w:szCs w:val="28"/>
+        </w:rPr>
+      </w:pPr>
+    </w:p>
+    <w:p>
+      <w:pPr>
+        <w:ind w:left="1440"/>
+        <w:rPr>
+          <w:sz w:val="28"/>
+          <w:szCs w:val="28"/>
+        </w:rPr>
+      </w:pPr>
+      <w:r>
+        <w:rPr>
+          <w:sz w:val="28"/>
+          <w:szCs w:val="28"/>
+        </w:rPr>
+        <w:t xml:space="preserve">    string line;</w:t>
+      </w:r>
+    </w:p>
+    <w:p>
+      <w:pPr>
+        <w:ind w:left="1440"/>
+        <w:rPr>
+          <w:sz w:val="28"/>
+          <w:szCs w:val="28"/>
+        </w:rPr>
+      </w:pPr>
+      <w:r>
+        <w:rPr>
+          <w:sz w:val="28"/>
+          <w:szCs w:val="28"/>
+        </w:rPr>
+        <w:t xml:space="preserve">    int count = 1;</w:t>
+      </w:r>
+    </w:p>
+    <w:p>
+      <w:pPr>
+        <w:ind w:left="1440"/>
+        <w:rPr>
+          <w:sz w:val="28"/>
+          <w:szCs w:val="28"/>
+        </w:rPr>
+      </w:pPr>
+    </w:p>
+    <w:p>
+      <w:pPr>
+        <w:ind w:left="1440"/>
+        <w:rPr>
+          <w:sz w:val="28"/>
+          <w:szCs w:val="28"/>
+        </w:rPr>
+      </w:pPr>
+      <w:r>
+        <w:rPr>
+          <w:sz w:val="28"/>
+          <w:szCs w:val="28"/>
+        </w:rPr>
+        <w:lastRenderedPageBreak/>
+        <w:t xml:space="preserve">    while (getline(file, line))</w:t>
+      </w:r>
+    </w:p>
+    <w:p>
+      <w:pPr>
+        <w:ind w:left="1440"/>
+        <w:rPr>
+          <w:sz w:val="28"/>
+          <w:szCs w:val="28"/>
+        </w:rPr>
+      </w:pPr>
+      <w:r>
+        <w:rPr>
+          <w:sz w:val="28"/>
+          <w:szCs w:val="28"/>
+        </w:rPr>
+        <w:t xml:space="preserve">    {</w:t>
+      </w:r>
+    </w:p>
+    <w:p>
+      <w:pPr>
+        <w:ind w:left="1440"/>
+        <w:rPr>
+          <w:sz w:val="28"/>
+          <w:szCs w:val="28"/>
+        </w:rPr>
+      </w:pPr>
+      <w:r>
+        <w:rPr>
+          <w:sz w:val="28"/>
+          <w:szCs w:val="28"/>
+        </w:rPr>
+        <w:t xml:space="preserve">        cout &lt;&lt; count &lt;&lt; ". " &lt;&lt; line &lt;&lt; "\n";</w:t>
+      </w:r>
+    </w:p>
+    <w:p>
+      <w:pPr>
+        <w:ind w:left="1440"/>
+        <w:rPr>
+          <w:sz w:val="28"/>
+          <w:szCs w:val="28"/>
+        </w:rPr>
+      </w:pPr>
+      <w:r>
+        <w:rPr>
+          <w:sz w:val="28"/>
+          <w:szCs w:val="28"/>
+        </w:rPr>
+        <w:t xml:space="preserve">        count++;</w:t>
+      </w:r>
+    </w:p>
+    <w:p>
+      <w:pPr>
+        <w:ind w:left="1440"/>
+        <w:rPr>
+          <w:sz w:val="28"/>
+          <w:szCs w:val="28"/>
+        </w:rPr>
+      </w:pPr>
+      <w:r>
+        <w:rPr>
+          <w:sz w:val="28"/>
+          <w:szCs w:val="28"/>
+        </w:rPr>
+        <w:t xml:space="preserve">    }</w:t>
+      </w:r>
+    </w:p>
+    <w:p>
+      <w:pPr>
+        <w:ind w:left="1440"/>
+        <w:rPr>
+          <w:sz w:val="28"/>
+          <w:szCs w:val="28"/>
+        </w:rPr>
+      </w:pPr>
+      <w:r>
+        <w:rPr>
+          <w:sz w:val="28"/>
+          <w:szCs w:val="28"/>
+        </w:rPr>
+        <w:t xml:space="preserve">    file.close();</w:t>
+      </w:r>
+    </w:p>
+    <w:p>
+      <w:pPr>
+        <w:ind w:left="1440"/>
+        <w:rPr>
+          <w:sz w:val="28"/>
+          <w:szCs w:val="28"/>
+        </w:rPr>
+      </w:pPr>
+      <w:r>
+        <w:rPr>
+          <w:sz w:val="28"/>
+          <w:szCs w:val="28"/>
+        </w:rPr>
+        <w:t>}</w:t>
+      </w:r>
+    </w:p>
+    <w:p>
+      <w:pPr>
+        <w:ind w:left="1440"/>
+        <w:rPr>
+          <w:sz w:val="28"/>
+          <w:szCs w:val="28"/>
+        </w:rPr>
+      </w:pPr>
+      <w:r>
+        <w:rPr>
+          <w:sz w:val="28"/>
+          <w:szCs w:val="28"/>
+        </w:rPr>
+        <w:t>int main()</w:t>
+      </w:r>
+    </w:p>
+    <w:p>
+      <w:pPr>
+        <w:ind w:left="1440"/>
+        <w:rPr>
+          <w:sz w:val="28"/>
+          <w:szCs w:val="28"/>
+        </w:rPr>
+      </w:pPr>
+      <w:r>
+        <w:rPr>
+          <w:sz w:val="28"/>
+          <w:szCs w:val="28"/>
+        </w:rPr>
+        <w:t>{</w:t>
+      </w:r>
+    </w:p>
+    <w:p>
+      <w:pPr>
+        <w:ind w:left="1440"/>
+        <w:rPr>
+          <w:sz w:val="28"/>
+          <w:szCs w:val="28"/>
+        </w:rPr>
+      </w:pPr>
+      <w:r>
+        <w:rPr>
+          <w:sz w:val="28"/>
+          <w:szCs w:val="28"/>
+        </w:rPr>
+        <w:t xml:space="preserve">    displayContent();</w:t>
+      </w:r>
+    </w:p>
+    <w:p>
+      <w:pPr>
+        <w:ind w:left="1440"/>
+        <w:rPr>
+          <w:sz w:val="28"/>
+          <w:szCs w:val="28"/>
+        </w:rPr>
+      </w:pPr>
+      <w:r>
+        <w:rPr>
+          <w:sz w:val="28"/>
+          <w:szCs w:val="28"/>
+        </w:rPr>
+        <w:t xml:space="preserve">    return 0;</w:t>
+      </w:r>
+    </w:p>
+    <w:p>
+      <w:pPr>
+        <w:ind w:left="1440"/>
+        <w:rPr>
+          <w:sz w:val="28"/>
+          <w:szCs w:val="28"/>
+        </w:rPr>
+      </w:pPr>
+      <w:r>
+        <w:rPr>
+          <w:sz w:val="28"/>
+          <w:szCs w:val="28"/>
+        </w:rPr>
+        <w:t>}</w:t>
+      </w:r>
+    </w:p>
+    <w:p>
+      <w:pPr>
+        <w:ind w:left="1440"/>
+        <w:rPr>
+          <w:sz w:val="28"/>
+          <w:szCs w:val="28"/>
+        </w:rPr>
+      </w:pPr>
       <w:r>
         <w:rPr>
           <w:b/>
@@ -176,14 +2292,14 @@
           <w:sz w:val="28"/>
           <w:szCs w:val="28"/>
         </w:rPr>
-        <w:t xml:space="preserve">: </w:t>
-      </w:r>
-      <w:r>
-        <w:rPr>
-          <w:sz w:val="28"/>
-          <w:szCs w:val="28"/>
-        </w:rPr>
-        <w:t>Implement a function to read all content items from content_list.txt and display them in a numbered list, showing title and platform for each.</w:t>
+        <w:t xml:space="preserve">Q-4: </w:t>
+      </w:r>
+      <w:r>
+        <w:rPr>
+          <w:sz w:val="28"/>
+          <w:szCs w:val="28"/>
+        </w:rPr>
+        <w:t>Add an option in your console app to let users update the status of any content idea by selecting its number from the displayed list and saving the change back to the file.</w:t>
       </w:r>
     </w:p>
     <w:p>
@@ -201,8 +2317,24 @@
           <w:sz w:val="28"/>
           <w:szCs w:val="28"/>
         </w:rPr>
-        <w:t>Q-</w:t>
-      </w:r>
+        <w:t>Hint:</w:t>
+      </w:r>
+      <w:r>
+        <w:rPr>
+          <w:sz w:val="28"/>
+          <w:szCs w:val="28"/>
+        </w:rPr>
+        <w:t xml:space="preserve">  You will need to read all items, modify the selected one, and overwrite the file.</w:t>
+      </w:r>
+    </w:p>
+    <w:p>
+      <w:pPr>
+        <w:ind w:left="1440"/>
+        <w:rPr>
+          <w:sz w:val="28"/>
+          <w:szCs w:val="28"/>
+        </w:rPr>
+      </w:pPr>
       <w:r>
         <w:rPr>
           <w:b/>
@@ -210,8 +2342,2510 @@
           <w:sz w:val="28"/>
           <w:szCs w:val="28"/>
         </w:rPr>
-        <w:t>4</w:t>
-      </w:r>
+        <w:t>Ans:</w:t>
+      </w:r>
+    </w:p>
+    <w:p>
+      <w:pPr>
+        <w:ind w:left="1440"/>
+        <w:rPr>
+          <w:sz w:val="28"/>
+          <w:szCs w:val="28"/>
+        </w:rPr>
+      </w:pPr>
+      <w:r>
+        <w:rPr>
+          <w:sz w:val="28"/>
+          <w:szCs w:val="28"/>
+        </w:rPr>
+        <w:t>#include &lt;iostream&gt;</w:t>
+      </w:r>
+    </w:p>
+    <w:p>
+      <w:pPr>
+        <w:ind w:left="1440"/>
+        <w:rPr>
+          <w:sz w:val="28"/>
+          <w:szCs w:val="28"/>
+        </w:rPr>
+      </w:pPr>
+      <w:r>
+        <w:rPr>
+          <w:sz w:val="28"/>
+          <w:szCs w:val="28"/>
+        </w:rPr>
+        <w:t>#include &lt;fstream&gt;</w:t>
+      </w:r>
+    </w:p>
+    <w:p>
+      <w:pPr>
+        <w:ind w:left="1440"/>
+        <w:rPr>
+          <w:sz w:val="28"/>
+          <w:szCs w:val="28"/>
+        </w:rPr>
+      </w:pPr>
+      <w:r>
+        <w:rPr>
+          <w:sz w:val="28"/>
+          <w:szCs w:val="28"/>
+        </w:rPr>
+        <w:t>using namespace std;</w:t>
+      </w:r>
+    </w:p>
+    <w:p>
+      <w:pPr>
+        <w:ind w:left="1440"/>
+        <w:rPr>
+          <w:sz w:val="28"/>
+          <w:szCs w:val="28"/>
+        </w:rPr>
+      </w:pPr>
+    </w:p>
+    <w:p>
+      <w:pPr>
+        <w:ind w:left="1440"/>
+        <w:rPr>
+          <w:sz w:val="28"/>
+          <w:szCs w:val="28"/>
+        </w:rPr>
+      </w:pPr>
+      <w:r>
+        <w:rPr>
+          <w:sz w:val="28"/>
+          <w:szCs w:val="28"/>
+        </w:rPr>
+        <w:t>const int MAX_CONTENT = 100;</w:t>
+      </w:r>
+    </w:p>
+    <w:p>
+      <w:pPr>
+        <w:ind w:left="1440"/>
+        <w:rPr>
+          <w:sz w:val="28"/>
+          <w:szCs w:val="28"/>
+        </w:rPr>
+      </w:pPr>
+    </w:p>
+    <w:p>
+      <w:pPr>
+        <w:ind w:left="1440"/>
+        <w:rPr>
+          <w:sz w:val="28"/>
+          <w:szCs w:val="28"/>
+        </w:rPr>
+      </w:pPr>
+      <w:r>
+        <w:rPr>
+          <w:sz w:val="28"/>
+          <w:szCs w:val="28"/>
+        </w:rPr>
+        <w:t>struct Content</w:t>
+      </w:r>
+    </w:p>
+    <w:p>
+      <w:pPr>
+        <w:ind w:left="1440"/>
+        <w:rPr>
+          <w:sz w:val="28"/>
+          <w:szCs w:val="28"/>
+        </w:rPr>
+      </w:pPr>
+      <w:r>
+        <w:rPr>
+          <w:sz w:val="28"/>
+          <w:szCs w:val="28"/>
+        </w:rPr>
+        <w:t>{</w:t>
+      </w:r>
+    </w:p>
+    <w:p>
+      <w:pPr>
+        <w:ind w:left="1440"/>
+        <w:rPr>
+          <w:sz w:val="28"/>
+          <w:szCs w:val="28"/>
+        </w:rPr>
+      </w:pPr>
+      <w:r>
+        <w:rPr>
+          <w:sz w:val="28"/>
+          <w:szCs w:val="28"/>
+        </w:rPr>
+        <w:lastRenderedPageBreak/>
+        <w:t xml:space="preserve">    string title;</w:t>
+      </w:r>
+    </w:p>
+    <w:p>
+      <w:pPr>
+        <w:ind w:left="1440"/>
+        <w:rPr>
+          <w:sz w:val="28"/>
+          <w:szCs w:val="28"/>
+        </w:rPr>
+      </w:pPr>
+      <w:r>
+        <w:rPr>
+          <w:sz w:val="28"/>
+          <w:szCs w:val="28"/>
+        </w:rPr>
+        <w:t xml:space="preserve">    string platform;</w:t>
+      </w:r>
+    </w:p>
+    <w:p>
+      <w:pPr>
+        <w:ind w:left="1440"/>
+        <w:rPr>
+          <w:sz w:val="28"/>
+          <w:szCs w:val="28"/>
+        </w:rPr>
+      </w:pPr>
+      <w:r>
+        <w:rPr>
+          <w:sz w:val="28"/>
+          <w:szCs w:val="28"/>
+        </w:rPr>
+        <w:t xml:space="preserve">    string views;</w:t>
+      </w:r>
+    </w:p>
+    <w:p>
+      <w:pPr>
+        <w:ind w:left="1440"/>
+        <w:rPr>
+          <w:sz w:val="28"/>
+          <w:szCs w:val="28"/>
+        </w:rPr>
+      </w:pPr>
+      <w:r>
+        <w:rPr>
+          <w:sz w:val="28"/>
+          <w:szCs w:val="28"/>
+        </w:rPr>
+        <w:t xml:space="preserve">    string status;</w:t>
+      </w:r>
+    </w:p>
+    <w:p>
+      <w:pPr>
+        <w:ind w:left="1440"/>
+        <w:rPr>
+          <w:sz w:val="28"/>
+          <w:szCs w:val="28"/>
+        </w:rPr>
+      </w:pPr>
+      <w:r>
+        <w:rPr>
+          <w:sz w:val="28"/>
+          <w:szCs w:val="28"/>
+        </w:rPr>
+        <w:t>};</w:t>
+      </w:r>
+    </w:p>
+    <w:p>
+      <w:pPr>
+        <w:ind w:left="1440"/>
+        <w:rPr>
+          <w:sz w:val="28"/>
+          <w:szCs w:val="28"/>
+        </w:rPr>
+      </w:pPr>
+    </w:p>
+    <w:p>
+      <w:pPr>
+        <w:ind w:left="1440"/>
+        <w:rPr>
+          <w:sz w:val="28"/>
+          <w:szCs w:val="28"/>
+        </w:rPr>
+      </w:pPr>
+      <w:r>
+        <w:rPr>
+          <w:sz w:val="28"/>
+          <w:szCs w:val="28"/>
+        </w:rPr>
+        <w:t>void displayContent()</w:t>
+      </w:r>
+    </w:p>
+    <w:p>
+      <w:pPr>
+        <w:ind w:left="1440"/>
+        <w:rPr>
+          <w:sz w:val="28"/>
+          <w:szCs w:val="28"/>
+        </w:rPr>
+      </w:pPr>
+      <w:r>
+        <w:rPr>
+          <w:sz w:val="28"/>
+          <w:szCs w:val="28"/>
+        </w:rPr>
+        <w:t>{</w:t>
+      </w:r>
+    </w:p>
+    <w:p>
+      <w:pPr>
+        <w:ind w:left="1440"/>
+        <w:rPr>
+          <w:sz w:val="28"/>
+          <w:szCs w:val="28"/>
+        </w:rPr>
+      </w:pPr>
+      <w:r>
+        <w:rPr>
+          <w:sz w:val="28"/>
+          <w:szCs w:val="28"/>
+        </w:rPr>
+        <w:t xml:space="preserve">    ifstream file("content_list.txt");</w:t>
+      </w:r>
+    </w:p>
+    <w:p>
+      <w:pPr>
+        <w:ind w:left="1440"/>
+        <w:rPr>
+          <w:sz w:val="28"/>
+          <w:szCs w:val="28"/>
+        </w:rPr>
+      </w:pPr>
+    </w:p>
+    <w:p>
+      <w:pPr>
+        <w:ind w:left="1440"/>
+        <w:rPr>
+          <w:sz w:val="28"/>
+          <w:szCs w:val="28"/>
+        </w:rPr>
+      </w:pPr>
+      <w:r>
+        <w:rPr>
+          <w:sz w:val="28"/>
+          <w:szCs w:val="28"/>
+        </w:rPr>
+        <w:t xml:space="preserve">    if (!file)</w:t>
+      </w:r>
+    </w:p>
+    <w:p>
+      <w:pPr>
+        <w:ind w:left="1440"/>
+        <w:rPr>
+          <w:sz w:val="28"/>
+          <w:szCs w:val="28"/>
+        </w:rPr>
+      </w:pPr>
+      <w:r>
+        <w:rPr>
+          <w:sz w:val="28"/>
+          <w:szCs w:val="28"/>
+        </w:rPr>
+        <w:t xml:space="preserve">    {</w:t>
+      </w:r>
+    </w:p>
+    <w:p>
+      <w:pPr>
+        <w:ind w:left="1440"/>
+        <w:rPr>
+          <w:sz w:val="28"/>
+          <w:szCs w:val="28"/>
+        </w:rPr>
+      </w:pPr>
+      <w:r>
+        <w:rPr>
+          <w:sz w:val="28"/>
+          <w:szCs w:val="28"/>
+        </w:rPr>
+        <w:t xml:space="preserve">        cout &lt;&lt; "File open nahi hui!" &lt;&lt; endl;</w:t>
+      </w:r>
+    </w:p>
+    <w:p>
+      <w:pPr>
+        <w:ind w:left="1440"/>
+        <w:rPr>
+          <w:sz w:val="28"/>
+          <w:szCs w:val="28"/>
+        </w:rPr>
+      </w:pPr>
+      <w:r>
+        <w:rPr>
+          <w:sz w:val="28"/>
+          <w:szCs w:val="28"/>
+        </w:rPr>
+        <w:t xml:space="preserve">        return;</w:t>
+      </w:r>
+    </w:p>
+    <w:p>
+      <w:pPr>
+        <w:ind w:left="1440"/>
+        <w:rPr>
+          <w:sz w:val="28"/>
+          <w:szCs w:val="28"/>
+        </w:rPr>
+      </w:pPr>
+      <w:r>
+        <w:rPr>
+          <w:sz w:val="28"/>
+          <w:szCs w:val="28"/>
+        </w:rPr>
+        <w:t xml:space="preserve">    }</w:t>
+      </w:r>
+    </w:p>
+    <w:p>
+      <w:pPr>
+        <w:ind w:left="1440"/>
+        <w:rPr>
+          <w:sz w:val="28"/>
+          <w:szCs w:val="28"/>
+        </w:rPr>
+      </w:pPr>
+    </w:p>
+    <w:p>
+      <w:pPr>
+        <w:ind w:left="1440"/>
+        <w:rPr>
+          <w:sz w:val="28"/>
+          <w:szCs w:val="28"/>
+        </w:rPr>
+      </w:pPr>
+      <w:r>
+        <w:rPr>
+          <w:sz w:val="28"/>
+          <w:szCs w:val="28"/>
+        </w:rPr>
+        <w:t xml:space="preserve">    string line;</w:t>
+      </w:r>
+    </w:p>
+    <w:p>
+      <w:pPr>
+        <w:ind w:left="1440"/>
+        <w:rPr>
+          <w:sz w:val="28"/>
+          <w:szCs w:val="28"/>
+        </w:rPr>
+      </w:pPr>
+      <w:r>
+        <w:rPr>
+          <w:sz w:val="28"/>
+          <w:szCs w:val="28"/>
+        </w:rPr>
+        <w:t xml:space="preserve">    string title, platform;</w:t>
+      </w:r>
+    </w:p>
+    <w:p>
+      <w:pPr>
+        <w:ind w:left="1440"/>
+        <w:rPr>
+          <w:sz w:val="28"/>
+          <w:szCs w:val="28"/>
+        </w:rPr>
+      </w:pPr>
+      <w:r>
+        <w:rPr>
+          <w:sz w:val="28"/>
+          <w:szCs w:val="28"/>
+        </w:rPr>
+        <w:t xml:space="preserve">    int count = 0;</w:t>
+      </w:r>
+    </w:p>
+    <w:p>
+      <w:pPr>
+        <w:ind w:left="1440"/>
+        <w:rPr>
+          <w:sz w:val="28"/>
+          <w:szCs w:val="28"/>
+        </w:rPr>
+      </w:pPr>
+    </w:p>
+    <w:p>
+      <w:pPr>
+        <w:ind w:left="1440"/>
+        <w:rPr>
+          <w:sz w:val="28"/>
+          <w:szCs w:val="28"/>
+        </w:rPr>
+      </w:pPr>
+      <w:r>
+        <w:rPr>
+          <w:sz w:val="28"/>
+          <w:szCs w:val="28"/>
+        </w:rPr>
+        <w:t xml:space="preserve">    cout &lt;&lt; "\n===== Content List =====" &lt;&lt; endl;</w:t>
+      </w:r>
+    </w:p>
+    <w:p>
+      <w:pPr>
+        <w:ind w:left="1440"/>
+        <w:rPr>
+          <w:sz w:val="28"/>
+          <w:szCs w:val="28"/>
+        </w:rPr>
+      </w:pPr>
+    </w:p>
+    <w:p>
+      <w:pPr>
+        <w:ind w:left="1440"/>
+        <w:rPr>
+          <w:sz w:val="28"/>
+          <w:szCs w:val="28"/>
+        </w:rPr>
+      </w:pPr>
+      <w:r>
+        <w:rPr>
+          <w:sz w:val="28"/>
+          <w:szCs w:val="28"/>
+        </w:rPr>
+        <w:t xml:space="preserve">    while (getline(file, line))</w:t>
+      </w:r>
+    </w:p>
+    <w:p>
+      <w:pPr>
+        <w:ind w:left="1440"/>
+        <w:rPr>
+          <w:sz w:val="28"/>
+          <w:szCs w:val="28"/>
+        </w:rPr>
+      </w:pPr>
+      <w:r>
+        <w:rPr>
+          <w:sz w:val="28"/>
+          <w:szCs w:val="28"/>
+        </w:rPr>
+        <w:t xml:space="preserve">    {</w:t>
+      </w:r>
+    </w:p>
+    <w:p>
+      <w:pPr>
+        <w:ind w:left="1440"/>
+        <w:rPr>
+          <w:sz w:val="28"/>
+          <w:szCs w:val="28"/>
+        </w:rPr>
+      </w:pPr>
+      <w:r>
+        <w:rPr>
+          <w:sz w:val="28"/>
+          <w:szCs w:val="28"/>
+        </w:rPr>
+        <w:t xml:space="preserve">        if (line.rfind("Title: ", 0) == 0)</w:t>
+      </w:r>
+    </w:p>
+    <w:p>
+      <w:pPr>
+        <w:ind w:left="1440"/>
+        <w:rPr>
+          <w:sz w:val="28"/>
+          <w:szCs w:val="28"/>
+        </w:rPr>
+      </w:pPr>
+      <w:r>
+        <w:rPr>
+          <w:sz w:val="28"/>
+          <w:szCs w:val="28"/>
+        </w:rPr>
+        <w:lastRenderedPageBreak/>
+        <w:t xml:space="preserve">        {</w:t>
+      </w:r>
+    </w:p>
+    <w:p>
+      <w:pPr>
+        <w:ind w:left="1440"/>
+        <w:rPr>
+          <w:sz w:val="28"/>
+          <w:szCs w:val="28"/>
+        </w:rPr>
+      </w:pPr>
+      <w:r>
+        <w:rPr>
+          <w:sz w:val="28"/>
+          <w:szCs w:val="28"/>
+        </w:rPr>
+        <w:t xml:space="preserve">            title = line.substr(7);</w:t>
+      </w:r>
+    </w:p>
+    <w:p>
+      <w:pPr>
+        <w:ind w:left="1440"/>
+        <w:rPr>
+          <w:sz w:val="28"/>
+          <w:szCs w:val="28"/>
+        </w:rPr>
+      </w:pPr>
+      <w:r>
+        <w:rPr>
+          <w:sz w:val="28"/>
+          <w:szCs w:val="28"/>
+        </w:rPr>
+        <w:t xml:space="preserve">        }</w:t>
+      </w:r>
+    </w:p>
+    <w:p>
+      <w:pPr>
+        <w:ind w:left="1440"/>
+        <w:rPr>
+          <w:sz w:val="28"/>
+          <w:szCs w:val="28"/>
+        </w:rPr>
+      </w:pPr>
+      <w:r>
+        <w:rPr>
+          <w:sz w:val="28"/>
+          <w:szCs w:val="28"/>
+        </w:rPr>
+        <w:t xml:space="preserve">        else if (line.rfind("Platform: ", 0) == 0)</w:t>
+      </w:r>
+    </w:p>
+    <w:p>
+      <w:pPr>
+        <w:ind w:left="1440"/>
+        <w:rPr>
+          <w:sz w:val="28"/>
+          <w:szCs w:val="28"/>
+        </w:rPr>
+      </w:pPr>
+      <w:r>
+        <w:rPr>
+          <w:sz w:val="28"/>
+          <w:szCs w:val="28"/>
+        </w:rPr>
+        <w:t xml:space="preserve">        {</w:t>
+      </w:r>
+    </w:p>
+    <w:p>
+      <w:pPr>
+        <w:ind w:left="1440"/>
+        <w:rPr>
+          <w:sz w:val="28"/>
+          <w:szCs w:val="28"/>
+        </w:rPr>
+      </w:pPr>
+      <w:r>
+        <w:rPr>
+          <w:sz w:val="28"/>
+          <w:szCs w:val="28"/>
+        </w:rPr>
+        <w:t xml:space="preserve">            platform = line.substr(10);</w:t>
+      </w:r>
+    </w:p>
+    <w:p>
+      <w:pPr>
+        <w:ind w:left="1440"/>
+        <w:rPr>
+          <w:sz w:val="28"/>
+          <w:szCs w:val="28"/>
+        </w:rPr>
+      </w:pPr>
+    </w:p>
+    <w:p>
+      <w:pPr>
+        <w:ind w:left="1440"/>
+        <w:rPr>
+          <w:sz w:val="28"/>
+          <w:szCs w:val="28"/>
+        </w:rPr>
+      </w:pPr>
+      <w:r>
+        <w:rPr>
+          <w:sz w:val="28"/>
+          <w:szCs w:val="28"/>
+        </w:rPr>
+        <w:t xml:space="preserve">            count++;</w:t>
+      </w:r>
+    </w:p>
+    <w:p>
+      <w:pPr>
+        <w:ind w:left="1440"/>
+        <w:rPr>
+          <w:sz w:val="28"/>
+          <w:szCs w:val="28"/>
+        </w:rPr>
+      </w:pPr>
+    </w:p>
+    <w:p>
+      <w:pPr>
+        <w:ind w:left="1440"/>
+        <w:rPr>
+          <w:sz w:val="28"/>
+          <w:szCs w:val="28"/>
+        </w:rPr>
+      </w:pPr>
+      <w:r>
+        <w:rPr>
+          <w:sz w:val="28"/>
+          <w:szCs w:val="28"/>
+        </w:rPr>
+        <w:t xml:space="preserve">            cout &lt;&lt; count &lt;&lt; ". "</w:t>
+      </w:r>
+    </w:p>
+    <w:p>
+      <w:pPr>
+        <w:ind w:left="1440"/>
+        <w:rPr>
+          <w:sz w:val="28"/>
+          <w:szCs w:val="28"/>
+        </w:rPr>
+      </w:pPr>
+      <w:r>
+        <w:rPr>
+          <w:sz w:val="28"/>
+          <w:szCs w:val="28"/>
+        </w:rPr>
+        <w:t xml:space="preserve">                 &lt;&lt; "Title: " &lt;&lt; title</w:t>
+      </w:r>
+    </w:p>
+    <w:p>
+      <w:pPr>
+        <w:ind w:left="1440"/>
+        <w:rPr>
+          <w:sz w:val="28"/>
+          <w:szCs w:val="28"/>
+        </w:rPr>
+      </w:pPr>
+      <w:r>
+        <w:rPr>
+          <w:sz w:val="28"/>
+          <w:szCs w:val="28"/>
+        </w:rPr>
+        <w:t xml:space="preserve">                 &lt;&lt; " | Platform: " &lt;&lt; platform &lt;&lt; endl;</w:t>
+      </w:r>
+    </w:p>
+    <w:p>
+      <w:pPr>
+        <w:ind w:left="1440"/>
+        <w:rPr>
+          <w:sz w:val="28"/>
+          <w:szCs w:val="28"/>
+        </w:rPr>
+      </w:pPr>
+      <w:r>
+        <w:rPr>
+          <w:sz w:val="28"/>
+          <w:szCs w:val="28"/>
+        </w:rPr>
+        <w:t xml:space="preserve">        }</w:t>
+      </w:r>
+    </w:p>
+    <w:p>
+      <w:pPr>
+        <w:ind w:left="1440"/>
+        <w:rPr>
+          <w:sz w:val="28"/>
+          <w:szCs w:val="28"/>
+        </w:rPr>
+      </w:pPr>
+      <w:r>
+        <w:rPr>
+          <w:sz w:val="28"/>
+          <w:szCs w:val="28"/>
+        </w:rPr>
+        <w:t xml:space="preserve">    }</w:t>
+      </w:r>
+    </w:p>
+    <w:p>
+      <w:pPr>
+        <w:ind w:left="1440"/>
+        <w:rPr>
+          <w:sz w:val="28"/>
+          <w:szCs w:val="28"/>
+        </w:rPr>
+      </w:pPr>
+    </w:p>
+    <w:p>
+      <w:pPr>
+        <w:ind w:left="1440"/>
+        <w:rPr>
+          <w:sz w:val="28"/>
+          <w:szCs w:val="28"/>
+        </w:rPr>
+      </w:pPr>
+      <w:r>
+        <w:rPr>
+          <w:sz w:val="28"/>
+          <w:szCs w:val="28"/>
+        </w:rPr>
+        <w:t xml:space="preserve">    file.close();</w:t>
+      </w:r>
+    </w:p>
+    <w:p>
+      <w:pPr>
+        <w:ind w:left="1440"/>
+        <w:rPr>
+          <w:sz w:val="28"/>
+          <w:szCs w:val="28"/>
+        </w:rPr>
+      </w:pPr>
+      <w:r>
+        <w:rPr>
+          <w:sz w:val="28"/>
+          <w:szCs w:val="28"/>
+        </w:rPr>
+        <w:t>}</w:t>
+      </w:r>
+    </w:p>
+    <w:p>
+      <w:pPr>
+        <w:ind w:left="1440"/>
+        <w:rPr>
+          <w:sz w:val="28"/>
+          <w:szCs w:val="28"/>
+        </w:rPr>
+      </w:pPr>
+    </w:p>
+    <w:p>
+      <w:pPr>
+        <w:ind w:left="1440"/>
+        <w:rPr>
+          <w:sz w:val="28"/>
+          <w:szCs w:val="28"/>
+        </w:rPr>
+      </w:pPr>
+      <w:r>
+        <w:rPr>
+          <w:sz w:val="28"/>
+          <w:szCs w:val="28"/>
+        </w:rPr>
+        <w:t>void updateStatus()</w:t>
+      </w:r>
+    </w:p>
+    <w:p>
+      <w:pPr>
+        <w:ind w:left="1440"/>
+        <w:rPr>
+          <w:sz w:val="28"/>
+          <w:szCs w:val="28"/>
+        </w:rPr>
+      </w:pPr>
+      <w:r>
+        <w:rPr>
+          <w:sz w:val="28"/>
+          <w:szCs w:val="28"/>
+        </w:rPr>
+        <w:t>{</w:t>
+      </w:r>
+    </w:p>
+    <w:p>
+      <w:pPr>
+        <w:ind w:left="1440"/>
+        <w:rPr>
+          <w:sz w:val="28"/>
+          <w:szCs w:val="28"/>
+        </w:rPr>
+      </w:pPr>
+      <w:r>
+        <w:rPr>
+          <w:sz w:val="28"/>
+          <w:szCs w:val="28"/>
+        </w:rPr>
+        <w:t xml:space="preserve">    Content contents[MAX_CONTENT];</w:t>
+      </w:r>
+    </w:p>
+    <w:p>
+      <w:pPr>
+        <w:ind w:left="1440"/>
+        <w:rPr>
+          <w:sz w:val="28"/>
+          <w:szCs w:val="28"/>
+        </w:rPr>
+      </w:pPr>
+      <w:r>
+        <w:rPr>
+          <w:sz w:val="28"/>
+          <w:szCs w:val="28"/>
+        </w:rPr>
+        <w:t xml:space="preserve">    int count = 0;</w:t>
+      </w:r>
+    </w:p>
+    <w:p>
+      <w:pPr>
+        <w:ind w:left="1440"/>
+        <w:rPr>
+          <w:sz w:val="28"/>
+          <w:szCs w:val="28"/>
+        </w:rPr>
+      </w:pPr>
+    </w:p>
+    <w:p>
+      <w:pPr>
+        <w:ind w:left="1440"/>
+        <w:rPr>
+          <w:sz w:val="28"/>
+          <w:szCs w:val="28"/>
+        </w:rPr>
+      </w:pPr>
+      <w:r>
+        <w:rPr>
+          <w:sz w:val="28"/>
+          <w:szCs w:val="28"/>
+        </w:rPr>
+        <w:t xml:space="preserve">    ifstream file("content_list.txt");</w:t>
+      </w:r>
+    </w:p>
+    <w:p>
+      <w:pPr>
+        <w:ind w:left="1440"/>
+        <w:rPr>
+          <w:sz w:val="28"/>
+          <w:szCs w:val="28"/>
+        </w:rPr>
+      </w:pPr>
+    </w:p>
+    <w:p>
+      <w:pPr>
+        <w:ind w:left="1440"/>
+        <w:rPr>
+          <w:sz w:val="28"/>
+          <w:szCs w:val="28"/>
+        </w:rPr>
+      </w:pPr>
+      <w:r>
+        <w:rPr>
+          <w:sz w:val="28"/>
+          <w:szCs w:val="28"/>
+        </w:rPr>
+        <w:lastRenderedPageBreak/>
+        <w:t xml:space="preserve">    if (!file)</w:t>
+      </w:r>
+    </w:p>
+    <w:p>
+      <w:pPr>
+        <w:ind w:left="1440"/>
+        <w:rPr>
+          <w:sz w:val="28"/>
+          <w:szCs w:val="28"/>
+        </w:rPr>
+      </w:pPr>
+      <w:r>
+        <w:rPr>
+          <w:sz w:val="28"/>
+          <w:szCs w:val="28"/>
+        </w:rPr>
+        <w:t xml:space="preserve">    {</w:t>
+      </w:r>
+    </w:p>
+    <w:p>
+      <w:pPr>
+        <w:ind w:left="1440"/>
+        <w:rPr>
+          <w:sz w:val="28"/>
+          <w:szCs w:val="28"/>
+        </w:rPr>
+      </w:pPr>
+      <w:r>
+        <w:rPr>
+          <w:sz w:val="28"/>
+          <w:szCs w:val="28"/>
+        </w:rPr>
+        <w:t xml:space="preserve">        cout &lt;&lt; "File open nahi hui!" &lt;&lt; endl;</w:t>
+      </w:r>
+    </w:p>
+    <w:p>
+      <w:pPr>
+        <w:ind w:left="1440"/>
+        <w:rPr>
+          <w:sz w:val="28"/>
+          <w:szCs w:val="28"/>
+        </w:rPr>
+      </w:pPr>
+      <w:r>
+        <w:rPr>
+          <w:sz w:val="28"/>
+          <w:szCs w:val="28"/>
+        </w:rPr>
+        <w:t xml:space="preserve">        return;</w:t>
+      </w:r>
+    </w:p>
+    <w:p>
+      <w:pPr>
+        <w:ind w:left="1440"/>
+        <w:rPr>
+          <w:sz w:val="28"/>
+          <w:szCs w:val="28"/>
+        </w:rPr>
+      </w:pPr>
+      <w:r>
+        <w:rPr>
+          <w:sz w:val="28"/>
+          <w:szCs w:val="28"/>
+        </w:rPr>
+        <w:t xml:space="preserve">    }</w:t>
+      </w:r>
+    </w:p>
+    <w:p>
+      <w:pPr>
+        <w:ind w:left="1440"/>
+        <w:rPr>
+          <w:sz w:val="28"/>
+          <w:szCs w:val="28"/>
+        </w:rPr>
+      </w:pPr>
+    </w:p>
+    <w:p>
+      <w:pPr>
+        <w:ind w:left="1440"/>
+        <w:rPr>
+          <w:sz w:val="28"/>
+          <w:szCs w:val="28"/>
+        </w:rPr>
+      </w:pPr>
+      <w:r>
+        <w:rPr>
+          <w:sz w:val="28"/>
+          <w:szCs w:val="28"/>
+        </w:rPr>
+        <w:t xml:space="preserve">    string line;</w:t>
+      </w:r>
+    </w:p>
+    <w:p>
+      <w:pPr>
+        <w:ind w:left="1440"/>
+        <w:rPr>
+          <w:sz w:val="28"/>
+          <w:szCs w:val="28"/>
+        </w:rPr>
+      </w:pPr>
+    </w:p>
+    <w:p>
+      <w:pPr>
+        <w:ind w:left="1440"/>
+        <w:rPr>
+          <w:sz w:val="28"/>
+          <w:szCs w:val="28"/>
+        </w:rPr>
+      </w:pPr>
+      <w:r>
+        <w:rPr>
+          <w:sz w:val="28"/>
+          <w:szCs w:val="28"/>
+        </w:rPr>
+        <w:t xml:space="preserve">    while (getline(file, line))</w:t>
+      </w:r>
+    </w:p>
+    <w:p>
+      <w:pPr>
+        <w:ind w:left="1440"/>
+        <w:rPr>
+          <w:sz w:val="28"/>
+          <w:szCs w:val="28"/>
+        </w:rPr>
+      </w:pPr>
+      <w:r>
+        <w:rPr>
+          <w:sz w:val="28"/>
+          <w:szCs w:val="28"/>
+        </w:rPr>
+        <w:t xml:space="preserve">    {</w:t>
+      </w:r>
+    </w:p>
+    <w:p>
+      <w:pPr>
+        <w:ind w:left="1440"/>
+        <w:rPr>
+          <w:sz w:val="28"/>
+          <w:szCs w:val="28"/>
+        </w:rPr>
+      </w:pPr>
+      <w:r>
+        <w:rPr>
+          <w:sz w:val="28"/>
+          <w:szCs w:val="28"/>
+        </w:rPr>
+        <w:t xml:space="preserve">        if (line.rfind("Title: ", 0) == 0)</w:t>
+      </w:r>
+    </w:p>
+    <w:p>
+      <w:pPr>
+        <w:ind w:left="1440"/>
+        <w:rPr>
+          <w:sz w:val="28"/>
+          <w:szCs w:val="28"/>
+        </w:rPr>
+      </w:pPr>
+      <w:r>
+        <w:rPr>
+          <w:sz w:val="28"/>
+          <w:szCs w:val="28"/>
+        </w:rPr>
+        <w:t xml:space="preserve">        {</w:t>
+      </w:r>
+    </w:p>
+    <w:p>
+      <w:pPr>
+        <w:ind w:left="1440"/>
+        <w:rPr>
+          <w:sz w:val="28"/>
+          <w:szCs w:val="28"/>
+        </w:rPr>
+      </w:pPr>
+      <w:r>
+        <w:rPr>
+          <w:sz w:val="28"/>
+          <w:szCs w:val="28"/>
+        </w:rPr>
+        <w:t xml:space="preserve">            contents[count].title = line.substr(7);</w:t>
+      </w:r>
+    </w:p>
+    <w:p>
+      <w:pPr>
+        <w:ind w:left="1440"/>
+        <w:rPr>
+          <w:sz w:val="28"/>
+          <w:szCs w:val="28"/>
+        </w:rPr>
+      </w:pPr>
+    </w:p>
+    <w:p>
+      <w:pPr>
+        <w:ind w:left="1440"/>
+        <w:rPr>
+          <w:sz w:val="28"/>
+          <w:szCs w:val="28"/>
+        </w:rPr>
+      </w:pPr>
+      <w:r>
+        <w:rPr>
+          <w:sz w:val="28"/>
+          <w:szCs w:val="28"/>
+        </w:rPr>
+        <w:t xml:space="preserve">            getline(file, line);</w:t>
+      </w:r>
+    </w:p>
+    <w:p>
+      <w:pPr>
+        <w:ind w:left="1440"/>
+        <w:rPr>
+          <w:sz w:val="28"/>
+          <w:szCs w:val="28"/>
+        </w:rPr>
+      </w:pPr>
+      <w:r>
+        <w:rPr>
+          <w:sz w:val="28"/>
+          <w:szCs w:val="28"/>
+        </w:rPr>
+        <w:t xml:space="preserve">            contents[count].platform = line.substr(10);</w:t>
+      </w:r>
+    </w:p>
+    <w:p>
+      <w:pPr>
+        <w:ind w:left="1440"/>
+        <w:rPr>
+          <w:sz w:val="28"/>
+          <w:szCs w:val="28"/>
+        </w:rPr>
+      </w:pPr>
+    </w:p>
+    <w:p>
+      <w:pPr>
+        <w:ind w:left="1440"/>
+        <w:rPr>
+          <w:sz w:val="28"/>
+          <w:szCs w:val="28"/>
+        </w:rPr>
+      </w:pPr>
+      <w:r>
+        <w:rPr>
+          <w:sz w:val="28"/>
+          <w:szCs w:val="28"/>
+        </w:rPr>
+        <w:t xml:space="preserve">            getline(file, line);</w:t>
+      </w:r>
+    </w:p>
+    <w:p>
+      <w:pPr>
+        <w:ind w:left="1440"/>
+        <w:rPr>
+          <w:sz w:val="28"/>
+          <w:szCs w:val="28"/>
+        </w:rPr>
+      </w:pPr>
+      <w:r>
+        <w:rPr>
+          <w:sz w:val="28"/>
+          <w:szCs w:val="28"/>
+        </w:rPr>
+        <w:t xml:space="preserve">            contents[count].views = line.substr(7);</w:t>
+      </w:r>
+    </w:p>
+    <w:p>
+      <w:pPr>
+        <w:ind w:left="1440"/>
+        <w:rPr>
+          <w:sz w:val="28"/>
+          <w:szCs w:val="28"/>
+        </w:rPr>
+      </w:pPr>
+    </w:p>
+    <w:p>
+      <w:pPr>
+        <w:ind w:left="1440"/>
+        <w:rPr>
+          <w:sz w:val="28"/>
+          <w:szCs w:val="28"/>
+        </w:rPr>
+      </w:pPr>
+      <w:r>
+        <w:rPr>
+          <w:sz w:val="28"/>
+          <w:szCs w:val="28"/>
+        </w:rPr>
+        <w:t xml:space="preserve">            getline(file, line);</w:t>
+      </w:r>
+    </w:p>
+    <w:p>
+      <w:pPr>
+        <w:ind w:left="1440"/>
+        <w:rPr>
+          <w:sz w:val="28"/>
+          <w:szCs w:val="28"/>
+        </w:rPr>
+      </w:pPr>
+      <w:r>
+        <w:rPr>
+          <w:sz w:val="28"/>
+          <w:szCs w:val="28"/>
+        </w:rPr>
+        <w:t xml:space="preserve">            contents[count].status = line.substr(8);</w:t>
+      </w:r>
+    </w:p>
+    <w:p>
+      <w:pPr>
+        <w:ind w:left="1440"/>
+        <w:rPr>
+          <w:sz w:val="28"/>
+          <w:szCs w:val="28"/>
+        </w:rPr>
+      </w:pPr>
+    </w:p>
+    <w:p>
+      <w:pPr>
+        <w:ind w:left="1440"/>
+        <w:rPr>
+          <w:sz w:val="28"/>
+          <w:szCs w:val="28"/>
+        </w:rPr>
+      </w:pPr>
+      <w:r>
+        <w:rPr>
+          <w:sz w:val="28"/>
+          <w:szCs w:val="28"/>
+        </w:rPr>
+        <w:t xml:space="preserve">            getline(file, line);</w:t>
+      </w:r>
+    </w:p>
+    <w:p>
+      <w:pPr>
+        <w:ind w:left="1440"/>
+        <w:rPr>
+          <w:sz w:val="28"/>
+          <w:szCs w:val="28"/>
+        </w:rPr>
+      </w:pPr>
+    </w:p>
+    <w:p>
+      <w:pPr>
+        <w:ind w:left="1440"/>
+        <w:rPr>
+          <w:sz w:val="28"/>
+          <w:szCs w:val="28"/>
+        </w:rPr>
+      </w:pPr>
+      <w:r>
+        <w:rPr>
+          <w:sz w:val="28"/>
+          <w:szCs w:val="28"/>
+        </w:rPr>
+        <w:lastRenderedPageBreak/>
+        <w:t xml:space="preserve">            count++;</w:t>
+      </w:r>
+    </w:p>
+    <w:p>
+      <w:pPr>
+        <w:ind w:left="1440"/>
+        <w:rPr>
+          <w:sz w:val="28"/>
+          <w:szCs w:val="28"/>
+        </w:rPr>
+      </w:pPr>
+      <w:r>
+        <w:rPr>
+          <w:sz w:val="28"/>
+          <w:szCs w:val="28"/>
+        </w:rPr>
+        <w:t xml:space="preserve">        }</w:t>
+      </w:r>
+    </w:p>
+    <w:p>
+      <w:pPr>
+        <w:ind w:left="1440"/>
+        <w:rPr>
+          <w:sz w:val="28"/>
+          <w:szCs w:val="28"/>
+        </w:rPr>
+      </w:pPr>
+      <w:r>
+        <w:rPr>
+          <w:sz w:val="28"/>
+          <w:szCs w:val="28"/>
+        </w:rPr>
+        <w:t xml:space="preserve">    }</w:t>
+      </w:r>
+    </w:p>
+    <w:p>
+      <w:pPr>
+        <w:ind w:left="1440"/>
+        <w:rPr>
+          <w:sz w:val="28"/>
+          <w:szCs w:val="28"/>
+        </w:rPr>
+      </w:pPr>
+    </w:p>
+    <w:p>
+      <w:pPr>
+        <w:ind w:left="1440"/>
+        <w:rPr>
+          <w:sz w:val="28"/>
+          <w:szCs w:val="28"/>
+        </w:rPr>
+      </w:pPr>
+      <w:r>
+        <w:rPr>
+          <w:sz w:val="28"/>
+          <w:szCs w:val="28"/>
+        </w:rPr>
+        <w:t xml:space="preserve">    file.close();</w:t>
+      </w:r>
+    </w:p>
+    <w:p>
+      <w:pPr>
+        <w:ind w:left="1440"/>
+        <w:rPr>
+          <w:sz w:val="28"/>
+          <w:szCs w:val="28"/>
+        </w:rPr>
+      </w:pPr>
+    </w:p>
+    <w:p>
+      <w:pPr>
+        <w:ind w:left="1440"/>
+        <w:rPr>
+          <w:sz w:val="28"/>
+          <w:szCs w:val="28"/>
+        </w:rPr>
+      </w:pPr>
+      <w:r>
+        <w:rPr>
+          <w:sz w:val="28"/>
+          <w:szCs w:val="28"/>
+        </w:rPr>
+        <w:t xml:space="preserve">    if (count == 0)</w:t>
+      </w:r>
+    </w:p>
+    <w:p>
+      <w:pPr>
+        <w:ind w:left="1440"/>
+        <w:rPr>
+          <w:sz w:val="28"/>
+          <w:szCs w:val="28"/>
+        </w:rPr>
+      </w:pPr>
+      <w:r>
+        <w:rPr>
+          <w:sz w:val="28"/>
+          <w:szCs w:val="28"/>
+        </w:rPr>
+        <w:t xml:space="preserve">    {</w:t>
+      </w:r>
+    </w:p>
+    <w:p>
+      <w:pPr>
+        <w:ind w:left="1440"/>
+        <w:rPr>
+          <w:sz w:val="28"/>
+          <w:szCs w:val="28"/>
+        </w:rPr>
+      </w:pPr>
+      <w:r>
+        <w:rPr>
+          <w:sz w:val="28"/>
+          <w:szCs w:val="28"/>
+        </w:rPr>
+        <w:t xml:space="preserve">        cout &lt;&lt; "No content found!" &lt;&lt; endl;</w:t>
+      </w:r>
+    </w:p>
+    <w:p>
+      <w:pPr>
+        <w:ind w:left="1440"/>
+        <w:rPr>
+          <w:sz w:val="28"/>
+          <w:szCs w:val="28"/>
+        </w:rPr>
+      </w:pPr>
+      <w:r>
+        <w:rPr>
+          <w:sz w:val="28"/>
+          <w:szCs w:val="28"/>
+        </w:rPr>
+        <w:t xml:space="preserve">        return;</w:t>
+      </w:r>
+    </w:p>
+    <w:p>
+      <w:pPr>
+        <w:ind w:left="1440"/>
+        <w:rPr>
+          <w:sz w:val="28"/>
+          <w:szCs w:val="28"/>
+        </w:rPr>
+      </w:pPr>
+      <w:r>
+        <w:rPr>
+          <w:sz w:val="28"/>
+          <w:szCs w:val="28"/>
+        </w:rPr>
+        <w:t xml:space="preserve">    }</w:t>
+      </w:r>
+    </w:p>
+    <w:p>
+      <w:pPr>
+        <w:ind w:left="1440"/>
+        <w:rPr>
+          <w:sz w:val="28"/>
+          <w:szCs w:val="28"/>
+        </w:rPr>
+      </w:pPr>
+    </w:p>
+    <w:p>
+      <w:pPr>
+        <w:ind w:left="1440"/>
+        <w:rPr>
+          <w:sz w:val="28"/>
+          <w:szCs w:val="28"/>
+        </w:rPr>
+      </w:pPr>
+      <w:r>
+        <w:rPr>
+          <w:sz w:val="28"/>
+          <w:szCs w:val="28"/>
+        </w:rPr>
+        <w:t xml:space="preserve">    cout &lt;&lt; "\n===== Content List =====" &lt;&lt; endl;</w:t>
+      </w:r>
+    </w:p>
+    <w:p>
+      <w:pPr>
+        <w:ind w:left="1440"/>
+        <w:rPr>
+          <w:sz w:val="28"/>
+          <w:szCs w:val="28"/>
+        </w:rPr>
+      </w:pPr>
+    </w:p>
+    <w:p>
+      <w:pPr>
+        <w:ind w:left="1440"/>
+        <w:rPr>
+          <w:sz w:val="28"/>
+          <w:szCs w:val="28"/>
+        </w:rPr>
+      </w:pPr>
+      <w:r>
+        <w:rPr>
+          <w:sz w:val="28"/>
+          <w:szCs w:val="28"/>
+        </w:rPr>
+        <w:t xml:space="preserve">    for (int i = 0; i &lt; count; i++)</w:t>
+      </w:r>
+    </w:p>
+    <w:p>
+      <w:pPr>
+        <w:ind w:left="1440"/>
+        <w:rPr>
+          <w:sz w:val="28"/>
+          <w:szCs w:val="28"/>
+        </w:rPr>
+      </w:pPr>
+      <w:r>
+        <w:rPr>
+          <w:sz w:val="28"/>
+          <w:szCs w:val="28"/>
+        </w:rPr>
+        <w:t xml:space="preserve">    {</w:t>
+      </w:r>
+    </w:p>
+    <w:p>
+      <w:pPr>
+        <w:ind w:left="1440"/>
+        <w:rPr>
+          <w:sz w:val="28"/>
+          <w:szCs w:val="28"/>
+        </w:rPr>
+      </w:pPr>
+      <w:r>
+        <w:rPr>
+          <w:sz w:val="28"/>
+          <w:szCs w:val="28"/>
+        </w:rPr>
+        <w:t xml:space="preserve">        cout &lt;&lt; i + 1 &lt;&lt; ". "</w:t>
+      </w:r>
+    </w:p>
+    <w:p>
+      <w:pPr>
+        <w:ind w:left="1440"/>
+        <w:rPr>
+          <w:sz w:val="28"/>
+          <w:szCs w:val="28"/>
+        </w:rPr>
+      </w:pPr>
+      <w:r>
+        <w:rPr>
+          <w:sz w:val="28"/>
+          <w:szCs w:val="28"/>
+        </w:rPr>
+        <w:t xml:space="preserve">             &lt;&lt; contents[i].title</w:t>
+      </w:r>
+    </w:p>
+    <w:p>
+      <w:pPr>
+        <w:ind w:left="1440"/>
+        <w:rPr>
+          <w:sz w:val="28"/>
+          <w:szCs w:val="28"/>
+        </w:rPr>
+      </w:pPr>
+      <w:r>
+        <w:rPr>
+          <w:sz w:val="28"/>
+          <w:szCs w:val="28"/>
+        </w:rPr>
+        <w:t xml:space="preserve">             &lt;&lt; " | " &lt;&lt; contents[i].platform</w:t>
+      </w:r>
+    </w:p>
+    <w:p>
+      <w:pPr>
+        <w:ind w:left="1440"/>
+        <w:rPr>
+          <w:sz w:val="28"/>
+          <w:szCs w:val="28"/>
+        </w:rPr>
+      </w:pPr>
+      <w:r>
+        <w:rPr>
+          <w:sz w:val="28"/>
+          <w:szCs w:val="28"/>
+        </w:rPr>
+        <w:t xml:space="preserve">             &lt;&lt; " | Status: " &lt;&lt; contents[i].status &lt;&lt; endl;</w:t>
+      </w:r>
+    </w:p>
+    <w:p>
+      <w:pPr>
+        <w:ind w:left="1440"/>
+        <w:rPr>
+          <w:sz w:val="28"/>
+          <w:szCs w:val="28"/>
+        </w:rPr>
+      </w:pPr>
+      <w:r>
+        <w:rPr>
+          <w:sz w:val="28"/>
+          <w:szCs w:val="28"/>
+        </w:rPr>
+        <w:t xml:space="preserve">    }</w:t>
+      </w:r>
+    </w:p>
+    <w:p>
+      <w:pPr>
+        <w:ind w:left="1440"/>
+        <w:rPr>
+          <w:sz w:val="28"/>
+          <w:szCs w:val="28"/>
+        </w:rPr>
+      </w:pPr>
+    </w:p>
+    <w:p>
+      <w:pPr>
+        <w:ind w:left="1440"/>
+        <w:rPr>
+          <w:sz w:val="28"/>
+          <w:szCs w:val="28"/>
+        </w:rPr>
+      </w:pPr>
+      <w:r>
+        <w:rPr>
+          <w:sz w:val="28"/>
+          <w:szCs w:val="28"/>
+        </w:rPr>
+        <w:t xml:space="preserve">    int choice;</w:t>
+      </w:r>
+    </w:p>
+    <w:p>
+      <w:pPr>
+        <w:ind w:left="1440"/>
+        <w:rPr>
+          <w:sz w:val="28"/>
+          <w:szCs w:val="28"/>
+        </w:rPr>
+      </w:pPr>
+    </w:p>
+    <w:p>
+      <w:pPr>
+        <w:ind w:left="1440"/>
+        <w:rPr>
+          <w:sz w:val="28"/>
+          <w:szCs w:val="28"/>
+        </w:rPr>
+      </w:pPr>
+      <w:r>
+        <w:rPr>
+          <w:sz w:val="28"/>
+          <w:szCs w:val="28"/>
+        </w:rPr>
+        <w:t xml:space="preserve">    cout &lt;&lt; "\nEnter content number to update: ";</w:t>
+      </w:r>
+    </w:p>
+    <w:p>
+      <w:pPr>
+        <w:ind w:left="1440"/>
+        <w:rPr>
+          <w:sz w:val="28"/>
+          <w:szCs w:val="28"/>
+        </w:rPr>
+      </w:pPr>
+      <w:r>
+        <w:rPr>
+          <w:sz w:val="28"/>
+          <w:szCs w:val="28"/>
+        </w:rPr>
+        <w:lastRenderedPageBreak/>
+        <w:t xml:space="preserve">    cin &gt;&gt; choice;</w:t>
+      </w:r>
+    </w:p>
+    <w:p>
+      <w:pPr>
+        <w:ind w:left="1440"/>
+        <w:rPr>
+          <w:sz w:val="28"/>
+          <w:szCs w:val="28"/>
+        </w:rPr>
+      </w:pPr>
+    </w:p>
+    <w:p>
+      <w:pPr>
+        <w:ind w:left="1440"/>
+        <w:rPr>
+          <w:sz w:val="28"/>
+          <w:szCs w:val="28"/>
+        </w:rPr>
+      </w:pPr>
+      <w:r>
+        <w:rPr>
+          <w:sz w:val="28"/>
+          <w:szCs w:val="28"/>
+        </w:rPr>
+        <w:t xml:space="preserve">    if (choice &lt; 1 || choice &gt; count)</w:t>
+      </w:r>
+    </w:p>
+    <w:p>
+      <w:pPr>
+        <w:ind w:left="1440"/>
+        <w:rPr>
+          <w:sz w:val="28"/>
+          <w:szCs w:val="28"/>
+        </w:rPr>
+      </w:pPr>
+      <w:r>
+        <w:rPr>
+          <w:sz w:val="28"/>
+          <w:szCs w:val="28"/>
+        </w:rPr>
+        <w:t xml:space="preserve">    {</w:t>
+      </w:r>
+    </w:p>
+    <w:p>
+      <w:pPr>
+        <w:ind w:left="1440"/>
+        <w:rPr>
+          <w:sz w:val="28"/>
+          <w:szCs w:val="28"/>
+        </w:rPr>
+      </w:pPr>
+      <w:r>
+        <w:rPr>
+          <w:sz w:val="28"/>
+          <w:szCs w:val="28"/>
+        </w:rPr>
+        <w:t xml:space="preserve">        cout &lt;&lt; "Invalid content number!" &lt;&lt; endl;</w:t>
+      </w:r>
+    </w:p>
+    <w:p>
+      <w:pPr>
+        <w:ind w:left="1440"/>
+        <w:rPr>
+          <w:sz w:val="28"/>
+          <w:szCs w:val="28"/>
+        </w:rPr>
+      </w:pPr>
+      <w:r>
+        <w:rPr>
+          <w:sz w:val="28"/>
+          <w:szCs w:val="28"/>
+        </w:rPr>
+        <w:t xml:space="preserve">        return;</w:t>
+      </w:r>
+    </w:p>
+    <w:p>
+      <w:pPr>
+        <w:ind w:left="1440"/>
+        <w:rPr>
+          <w:sz w:val="28"/>
+          <w:szCs w:val="28"/>
+        </w:rPr>
+      </w:pPr>
+      <w:r>
+        <w:rPr>
+          <w:sz w:val="28"/>
+          <w:szCs w:val="28"/>
+        </w:rPr>
+        <w:t xml:space="preserve">    }</w:t>
+      </w:r>
+    </w:p>
+    <w:p>
+      <w:pPr>
+        <w:ind w:left="1440"/>
+        <w:rPr>
+          <w:sz w:val="28"/>
+          <w:szCs w:val="28"/>
+        </w:rPr>
+      </w:pPr>
+    </w:p>
+    <w:p>
+      <w:pPr>
+        <w:ind w:left="1440"/>
+        <w:rPr>
+          <w:sz w:val="28"/>
+          <w:szCs w:val="28"/>
+        </w:rPr>
+      </w:pPr>
+      <w:r>
+        <w:rPr>
+          <w:sz w:val="28"/>
+          <w:szCs w:val="28"/>
+        </w:rPr>
+        <w:t xml:space="preserve">    cin.ignore();</w:t>
+      </w:r>
+    </w:p>
+    <w:p>
+      <w:pPr>
+        <w:ind w:left="1440"/>
+        <w:rPr>
+          <w:sz w:val="28"/>
+          <w:szCs w:val="28"/>
+        </w:rPr>
+      </w:pPr>
+    </w:p>
+    <w:p>
+      <w:pPr>
+        <w:ind w:left="1440"/>
+        <w:rPr>
+          <w:sz w:val="28"/>
+          <w:szCs w:val="28"/>
+        </w:rPr>
+      </w:pPr>
+      <w:r>
+        <w:rPr>
+          <w:sz w:val="28"/>
+          <w:szCs w:val="28"/>
+        </w:rPr>
+        <w:t xml:space="preserve">    cout &lt;&lt; "Enter new status: ";</w:t>
+      </w:r>
+    </w:p>
+    <w:p>
+      <w:pPr>
+        <w:ind w:left="1440"/>
+        <w:rPr>
+          <w:sz w:val="28"/>
+          <w:szCs w:val="28"/>
+        </w:rPr>
+      </w:pPr>
+      <w:r>
+        <w:rPr>
+          <w:sz w:val="28"/>
+          <w:szCs w:val="28"/>
+        </w:rPr>
+        <w:t xml:space="preserve">    getline(cin, contents[choice - 1].status);</w:t>
+      </w:r>
+    </w:p>
+    <w:p>
+      <w:pPr>
+        <w:ind w:left="1440"/>
+        <w:rPr>
+          <w:sz w:val="28"/>
+          <w:szCs w:val="28"/>
+        </w:rPr>
+      </w:pPr>
+    </w:p>
+    <w:p>
+      <w:pPr>
+        <w:ind w:left="1440"/>
+        <w:rPr>
+          <w:sz w:val="28"/>
+          <w:szCs w:val="28"/>
+        </w:rPr>
+      </w:pPr>
+      <w:r>
+        <w:rPr>
+          <w:sz w:val="28"/>
+          <w:szCs w:val="28"/>
+        </w:rPr>
+        <w:t xml:space="preserve">    // Overwrite file</w:t>
+      </w:r>
+    </w:p>
+    <w:p>
+      <w:pPr>
+        <w:ind w:left="1440"/>
+        <w:rPr>
+          <w:sz w:val="28"/>
+          <w:szCs w:val="28"/>
+        </w:rPr>
+      </w:pPr>
+      <w:r>
+        <w:rPr>
+          <w:sz w:val="28"/>
+          <w:szCs w:val="28"/>
+        </w:rPr>
+        <w:t xml:space="preserve">    ofstream outFile("content_list.txt");</w:t>
+      </w:r>
+    </w:p>
+    <w:p>
+      <w:pPr>
+        <w:ind w:left="1440"/>
+        <w:rPr>
+          <w:sz w:val="28"/>
+          <w:szCs w:val="28"/>
+        </w:rPr>
+      </w:pPr>
+    </w:p>
+    <w:p>
+      <w:pPr>
+        <w:ind w:left="1440"/>
+        <w:rPr>
+          <w:sz w:val="28"/>
+          <w:szCs w:val="28"/>
+        </w:rPr>
+      </w:pPr>
+      <w:r>
+        <w:rPr>
+          <w:sz w:val="28"/>
+          <w:szCs w:val="28"/>
+        </w:rPr>
+        <w:t xml:space="preserve">    for (int i = 0; i &lt; count; i++)</w:t>
+      </w:r>
+    </w:p>
+    <w:p>
+      <w:pPr>
+        <w:ind w:left="1440"/>
+        <w:rPr>
+          <w:sz w:val="28"/>
+          <w:szCs w:val="28"/>
+        </w:rPr>
+      </w:pPr>
+      <w:r>
+        <w:rPr>
+          <w:sz w:val="28"/>
+          <w:szCs w:val="28"/>
+        </w:rPr>
+        <w:t xml:space="preserve">    {</w:t>
+      </w:r>
+    </w:p>
+    <w:p>
+      <w:pPr>
+        <w:ind w:left="1440"/>
+        <w:rPr>
+          <w:sz w:val="28"/>
+          <w:szCs w:val="28"/>
+        </w:rPr>
+      </w:pPr>
+      <w:r>
+        <w:rPr>
+          <w:sz w:val="28"/>
+          <w:szCs w:val="28"/>
+        </w:rPr>
+        <w:t xml:space="preserve">        outFile &lt;&lt; "Title: " &lt;&lt; contents[i].title &lt;&lt; endl;</w:t>
+      </w:r>
+    </w:p>
+    <w:p>
+      <w:pPr>
+        <w:ind w:left="1440"/>
+        <w:rPr>
+          <w:sz w:val="28"/>
+          <w:szCs w:val="28"/>
+        </w:rPr>
+      </w:pPr>
+      <w:r>
+        <w:rPr>
+          <w:sz w:val="28"/>
+          <w:szCs w:val="28"/>
+        </w:rPr>
+        <w:t xml:space="preserve">        outFile &lt;&lt; "Platform: " &lt;&lt; contents[i].platform &lt;&lt; endl;</w:t>
+      </w:r>
+    </w:p>
+    <w:p>
+      <w:pPr>
+        <w:ind w:left="1440"/>
+        <w:rPr>
+          <w:sz w:val="28"/>
+          <w:szCs w:val="28"/>
+        </w:rPr>
+      </w:pPr>
+      <w:r>
+        <w:rPr>
+          <w:sz w:val="28"/>
+          <w:szCs w:val="28"/>
+        </w:rPr>
+        <w:t xml:space="preserve">        outFile &lt;&lt; "Views: " &lt;&lt; contents[i].views &lt;&lt; endl;</w:t>
+      </w:r>
+    </w:p>
+    <w:p>
+      <w:pPr>
+        <w:ind w:left="1440"/>
+        <w:rPr>
+          <w:sz w:val="28"/>
+          <w:szCs w:val="28"/>
+        </w:rPr>
+      </w:pPr>
+      <w:r>
+        <w:rPr>
+          <w:sz w:val="28"/>
+          <w:szCs w:val="28"/>
+        </w:rPr>
+        <w:t xml:space="preserve">        outFile &lt;&lt; "Status: " &lt;&lt; contents[i].status &lt;&lt; endl;</w:t>
+      </w:r>
+    </w:p>
+    <w:p>
+      <w:pPr>
+        <w:ind w:left="1440"/>
+        <w:rPr>
+          <w:sz w:val="28"/>
+          <w:szCs w:val="28"/>
+        </w:rPr>
+      </w:pPr>
+      <w:r>
+        <w:rPr>
+          <w:sz w:val="28"/>
+          <w:szCs w:val="28"/>
+        </w:rPr>
+        <w:t xml:space="preserve">        outFile &lt;&lt; "------------------------" &lt;&lt; endl;</w:t>
+      </w:r>
+    </w:p>
+    <w:p>
+      <w:pPr>
+        <w:ind w:left="1440"/>
+        <w:rPr>
+          <w:sz w:val="28"/>
+          <w:szCs w:val="28"/>
+        </w:rPr>
+      </w:pPr>
+      <w:r>
+        <w:rPr>
+          <w:sz w:val="28"/>
+          <w:szCs w:val="28"/>
+        </w:rPr>
+        <w:t xml:space="preserve">    }</w:t>
+      </w:r>
+    </w:p>
+    <w:p>
+      <w:pPr>
+        <w:ind w:left="1440"/>
+        <w:rPr>
+          <w:sz w:val="28"/>
+          <w:szCs w:val="28"/>
+        </w:rPr>
+      </w:pPr>
+    </w:p>
+    <w:p>
+      <w:pPr>
+        <w:ind w:left="1440"/>
+        <w:rPr>
+          <w:sz w:val="28"/>
+          <w:szCs w:val="28"/>
+        </w:rPr>
+      </w:pPr>
+      <w:r>
+        <w:rPr>
+          <w:sz w:val="28"/>
+          <w:szCs w:val="28"/>
+        </w:rPr>
+        <w:lastRenderedPageBreak/>
+        <w:t xml:space="preserve">    outFile.close();</w:t>
+      </w:r>
+    </w:p>
+    <w:p>
+      <w:pPr>
+        <w:ind w:left="1440"/>
+        <w:rPr>
+          <w:sz w:val="28"/>
+          <w:szCs w:val="28"/>
+        </w:rPr>
+      </w:pPr>
+    </w:p>
+    <w:p>
+      <w:pPr>
+        <w:ind w:left="1440"/>
+        <w:rPr>
+          <w:sz w:val="28"/>
+          <w:szCs w:val="28"/>
+        </w:rPr>
+      </w:pPr>
+      <w:r>
+        <w:rPr>
+          <w:sz w:val="28"/>
+          <w:szCs w:val="28"/>
+        </w:rPr>
+        <w:t xml:space="preserve">    cout &lt;&lt; "Status updated successfully!" &lt;&lt; endl;</w:t>
+      </w:r>
+    </w:p>
+    <w:p>
+      <w:pPr>
+        <w:ind w:left="1440"/>
+        <w:rPr>
+          <w:sz w:val="28"/>
+          <w:szCs w:val="28"/>
+        </w:rPr>
+      </w:pPr>
+      <w:r>
+        <w:rPr>
+          <w:sz w:val="28"/>
+          <w:szCs w:val="28"/>
+        </w:rPr>
+        <w:t>}</w:t>
+      </w:r>
+    </w:p>
+    <w:p>
+      <w:pPr>
+        <w:ind w:left="1440"/>
+        <w:rPr>
+          <w:sz w:val="28"/>
+          <w:szCs w:val="28"/>
+        </w:rPr>
+      </w:pPr>
+    </w:p>
+    <w:p>
+      <w:pPr>
+        <w:ind w:left="1440"/>
+        <w:rPr>
+          <w:sz w:val="28"/>
+          <w:szCs w:val="28"/>
+        </w:rPr>
+      </w:pPr>
+      <w:r>
+        <w:rPr>
+          <w:sz w:val="28"/>
+          <w:szCs w:val="28"/>
+        </w:rPr>
+        <w:t>int main()</w:t>
+      </w:r>
+    </w:p>
+    <w:p>
+      <w:pPr>
+        <w:ind w:left="1440"/>
+        <w:rPr>
+          <w:sz w:val="28"/>
+          <w:szCs w:val="28"/>
+        </w:rPr>
+      </w:pPr>
+      <w:r>
+        <w:rPr>
+          <w:sz w:val="28"/>
+          <w:szCs w:val="28"/>
+        </w:rPr>
+        <w:t>{</w:t>
+      </w:r>
+    </w:p>
+    <w:p>
+      <w:pPr>
+        <w:ind w:left="1440"/>
+        <w:rPr>
+          <w:sz w:val="28"/>
+          <w:szCs w:val="28"/>
+        </w:rPr>
+      </w:pPr>
+      <w:r>
+        <w:rPr>
+          <w:sz w:val="28"/>
+          <w:szCs w:val="28"/>
+        </w:rPr>
+        <w:t xml:space="preserve">    int choice;</w:t>
+      </w:r>
+    </w:p>
+    <w:p>
+      <w:pPr>
+        <w:ind w:left="1440"/>
+        <w:rPr>
+          <w:sz w:val="28"/>
+          <w:szCs w:val="28"/>
+        </w:rPr>
+      </w:pPr>
+    </w:p>
+    <w:p>
+      <w:pPr>
+        <w:ind w:left="1440"/>
+        <w:rPr>
+          <w:sz w:val="28"/>
+          <w:szCs w:val="28"/>
+        </w:rPr>
+      </w:pPr>
+      <w:r>
+        <w:rPr>
+          <w:sz w:val="28"/>
+          <w:szCs w:val="28"/>
+        </w:rPr>
+        <w:t xml:space="preserve">    do</w:t>
+      </w:r>
+    </w:p>
+    <w:p>
+      <w:pPr>
+        <w:ind w:left="1440"/>
+        <w:rPr>
+          <w:sz w:val="28"/>
+          <w:szCs w:val="28"/>
+        </w:rPr>
+      </w:pPr>
+      <w:r>
+        <w:rPr>
+          <w:sz w:val="28"/>
+          <w:szCs w:val="28"/>
+        </w:rPr>
+        <w:t xml:space="preserve">    {</w:t>
+      </w:r>
+    </w:p>
+    <w:p>
+      <w:pPr>
+        <w:ind w:left="1440"/>
+        <w:rPr>
+          <w:sz w:val="28"/>
+          <w:szCs w:val="28"/>
+        </w:rPr>
+      </w:pPr>
+      <w:r>
+        <w:rPr>
+          <w:sz w:val="28"/>
+          <w:szCs w:val="28"/>
+        </w:rPr>
+        <w:t xml:space="preserve">        cout &lt;&lt; "\n===== Content Management =====" &lt;&lt; endl;</w:t>
+      </w:r>
+    </w:p>
+    <w:p>
+      <w:pPr>
+        <w:ind w:left="1440"/>
+        <w:rPr>
+          <w:sz w:val="28"/>
+          <w:szCs w:val="28"/>
+        </w:rPr>
+      </w:pPr>
+      <w:r>
+        <w:rPr>
+          <w:sz w:val="28"/>
+          <w:szCs w:val="28"/>
+        </w:rPr>
+        <w:t xml:space="preserve">        cout &lt;&lt; "1. Display Content" &lt;&lt; endl;</w:t>
+      </w:r>
+    </w:p>
+    <w:p>
+      <w:pPr>
+        <w:ind w:left="1440"/>
+        <w:rPr>
+          <w:sz w:val="28"/>
+          <w:szCs w:val="28"/>
+        </w:rPr>
+      </w:pPr>
+      <w:r>
+        <w:rPr>
+          <w:sz w:val="28"/>
+          <w:szCs w:val="28"/>
+        </w:rPr>
+        <w:t xml:space="preserve">        cout &lt;&lt; "2. Update Status" &lt;&lt; endl;</w:t>
+      </w:r>
+    </w:p>
+    <w:p>
+      <w:pPr>
+        <w:ind w:left="1440"/>
+        <w:rPr>
+          <w:sz w:val="28"/>
+          <w:szCs w:val="28"/>
+        </w:rPr>
+      </w:pPr>
+      <w:r>
+        <w:rPr>
+          <w:sz w:val="28"/>
+          <w:szCs w:val="28"/>
+        </w:rPr>
+        <w:t xml:space="preserve">        cout &lt;&lt; "3. Exit" &lt;&lt; endl;</w:t>
+      </w:r>
+    </w:p>
+    <w:p>
+      <w:pPr>
+        <w:ind w:left="1440"/>
+        <w:rPr>
+          <w:sz w:val="28"/>
+          <w:szCs w:val="28"/>
+        </w:rPr>
+      </w:pPr>
+      <w:r>
+        <w:rPr>
+          <w:sz w:val="28"/>
+          <w:szCs w:val="28"/>
+        </w:rPr>
+        <w:t xml:space="preserve">        cout &lt;&lt; "Enter your choice: ";</w:t>
+      </w:r>
+    </w:p>
+    <w:p>
+      <w:pPr>
+        <w:ind w:left="1440"/>
+        <w:rPr>
+          <w:sz w:val="28"/>
+          <w:szCs w:val="28"/>
+        </w:rPr>
+      </w:pPr>
+      <w:r>
+        <w:rPr>
+          <w:sz w:val="28"/>
+          <w:szCs w:val="28"/>
+        </w:rPr>
+        <w:t xml:space="preserve">        cin &gt;&gt; choice;</w:t>
+      </w:r>
+    </w:p>
+    <w:p>
+      <w:pPr>
+        <w:ind w:left="1440"/>
+        <w:rPr>
+          <w:sz w:val="28"/>
+          <w:szCs w:val="28"/>
+        </w:rPr>
+      </w:pPr>
+    </w:p>
+    <w:p>
+      <w:pPr>
+        <w:ind w:left="1440"/>
+        <w:rPr>
+          <w:sz w:val="28"/>
+          <w:szCs w:val="28"/>
+        </w:rPr>
+      </w:pPr>
+      <w:r>
+        <w:rPr>
+          <w:sz w:val="28"/>
+          <w:szCs w:val="28"/>
+        </w:rPr>
+        <w:t xml:space="preserve">        if (choice == 1)</w:t>
+      </w:r>
+    </w:p>
+    <w:p>
+      <w:pPr>
+        <w:ind w:left="1440"/>
+        <w:rPr>
+          <w:sz w:val="28"/>
+          <w:szCs w:val="28"/>
+        </w:rPr>
+      </w:pPr>
+      <w:r>
+        <w:rPr>
+          <w:sz w:val="28"/>
+          <w:szCs w:val="28"/>
+        </w:rPr>
+        <w:t xml:space="preserve">        {</w:t>
+      </w:r>
+    </w:p>
+    <w:p>
+      <w:pPr>
+        <w:ind w:left="1440"/>
+        <w:rPr>
+          <w:sz w:val="28"/>
+          <w:szCs w:val="28"/>
+        </w:rPr>
+      </w:pPr>
+      <w:r>
+        <w:rPr>
+          <w:sz w:val="28"/>
+          <w:szCs w:val="28"/>
+        </w:rPr>
+        <w:t xml:space="preserve">            displayContent();</w:t>
+      </w:r>
+    </w:p>
+    <w:p>
+      <w:pPr>
+        <w:ind w:left="1440"/>
+        <w:rPr>
+          <w:sz w:val="28"/>
+          <w:szCs w:val="28"/>
+        </w:rPr>
+      </w:pPr>
+      <w:r>
+        <w:rPr>
+          <w:sz w:val="28"/>
+          <w:szCs w:val="28"/>
+        </w:rPr>
+        <w:t xml:space="preserve">        }</w:t>
+      </w:r>
+    </w:p>
+    <w:p>
+      <w:pPr>
+        <w:ind w:left="1440"/>
+        <w:rPr>
+          <w:sz w:val="28"/>
+          <w:szCs w:val="28"/>
+        </w:rPr>
+      </w:pPr>
+      <w:r>
+        <w:rPr>
+          <w:sz w:val="28"/>
+          <w:szCs w:val="28"/>
+        </w:rPr>
+        <w:t xml:space="preserve">        else if (choice == 2)</w:t>
+      </w:r>
+    </w:p>
+    <w:p>
+      <w:pPr>
+        <w:ind w:left="1440"/>
+        <w:rPr>
+          <w:sz w:val="28"/>
+          <w:szCs w:val="28"/>
+        </w:rPr>
+      </w:pPr>
+      <w:r>
+        <w:rPr>
+          <w:sz w:val="28"/>
+          <w:szCs w:val="28"/>
+        </w:rPr>
+        <w:t xml:space="preserve">        {</w:t>
+      </w:r>
+    </w:p>
+    <w:p>
+      <w:pPr>
+        <w:ind w:left="1440"/>
+        <w:rPr>
+          <w:sz w:val="28"/>
+          <w:szCs w:val="28"/>
+        </w:rPr>
+      </w:pPr>
+      <w:r>
+        <w:rPr>
+          <w:sz w:val="28"/>
+          <w:szCs w:val="28"/>
+        </w:rPr>
+        <w:t xml:space="preserve">            updateStatus();</w:t>
+      </w:r>
+    </w:p>
+    <w:p>
+      <w:pPr>
+        <w:ind w:left="1440"/>
+        <w:rPr>
+          <w:sz w:val="28"/>
+          <w:szCs w:val="28"/>
+        </w:rPr>
+      </w:pPr>
+      <w:r>
+        <w:rPr>
+          <w:sz w:val="28"/>
+          <w:szCs w:val="28"/>
+        </w:rPr>
+        <w:lastRenderedPageBreak/>
+        <w:t xml:space="preserve">        }</w:t>
+      </w:r>
+    </w:p>
+    <w:p>
+      <w:pPr>
+        <w:ind w:left="1440"/>
+        <w:rPr>
+          <w:sz w:val="28"/>
+          <w:szCs w:val="28"/>
+        </w:rPr>
+      </w:pPr>
+      <w:r>
+        <w:rPr>
+          <w:sz w:val="28"/>
+          <w:szCs w:val="28"/>
+        </w:rPr>
+        <w:t xml:space="preserve">        else if (choice == 3)</w:t>
+      </w:r>
+    </w:p>
+    <w:p>
+      <w:pPr>
+        <w:ind w:left="1440"/>
+        <w:rPr>
+          <w:sz w:val="28"/>
+          <w:szCs w:val="28"/>
+        </w:rPr>
+      </w:pPr>
+      <w:r>
+        <w:rPr>
+          <w:sz w:val="28"/>
+          <w:szCs w:val="28"/>
+        </w:rPr>
+        <w:t xml:space="preserve">        {</w:t>
+      </w:r>
+    </w:p>
+    <w:p>
+      <w:pPr>
+        <w:ind w:left="1440"/>
+        <w:rPr>
+          <w:sz w:val="28"/>
+          <w:szCs w:val="28"/>
+        </w:rPr>
+      </w:pPr>
+      <w:r>
+        <w:rPr>
+          <w:sz w:val="28"/>
+          <w:szCs w:val="28"/>
+        </w:rPr>
+        <w:t xml:space="preserve">            cout &lt;&lt; "Exiting..." &lt;&lt; endl;</w:t>
+      </w:r>
+    </w:p>
+    <w:p>
+      <w:pPr>
+        <w:ind w:left="1440"/>
+        <w:rPr>
+          <w:sz w:val="28"/>
+          <w:szCs w:val="28"/>
+        </w:rPr>
+      </w:pPr>
+      <w:r>
+        <w:rPr>
+          <w:sz w:val="28"/>
+          <w:szCs w:val="28"/>
+        </w:rPr>
+        <w:t xml:space="preserve">        }</w:t>
+      </w:r>
+    </w:p>
+    <w:p>
+      <w:pPr>
+        <w:ind w:left="1440"/>
+        <w:rPr>
+          <w:sz w:val="28"/>
+          <w:szCs w:val="28"/>
+        </w:rPr>
+      </w:pPr>
+      <w:r>
+        <w:rPr>
+          <w:sz w:val="28"/>
+          <w:szCs w:val="28"/>
+        </w:rPr>
+        <w:t xml:space="preserve">        else</w:t>
+      </w:r>
+    </w:p>
+    <w:p>
+      <w:pPr>
+        <w:ind w:left="1440"/>
+        <w:rPr>
+          <w:sz w:val="28"/>
+          <w:szCs w:val="28"/>
+        </w:rPr>
+      </w:pPr>
+      <w:r>
+        <w:rPr>
+          <w:sz w:val="28"/>
+          <w:szCs w:val="28"/>
+        </w:rPr>
+        <w:t xml:space="preserve">        {</w:t>
+      </w:r>
+    </w:p>
+    <w:p>
+      <w:pPr>
+        <w:ind w:left="1440"/>
+        <w:rPr>
+          <w:sz w:val="28"/>
+          <w:szCs w:val="28"/>
+        </w:rPr>
+      </w:pPr>
+      <w:r>
+        <w:rPr>
+          <w:sz w:val="28"/>
+          <w:szCs w:val="28"/>
+        </w:rPr>
+        <w:t xml:space="preserve">            cout &lt;&lt; "Invalid choice!" &lt;&lt; endl;</w:t>
+      </w:r>
+    </w:p>
+    <w:p>
+      <w:pPr>
+        <w:ind w:left="1440"/>
+        <w:rPr>
+          <w:sz w:val="28"/>
+          <w:szCs w:val="28"/>
+        </w:rPr>
+      </w:pPr>
+      <w:r>
+        <w:rPr>
+          <w:sz w:val="28"/>
+          <w:szCs w:val="28"/>
+        </w:rPr>
+        <w:t xml:space="preserve">        }</w:t>
+      </w:r>
+    </w:p>
+    <w:p>
+      <w:pPr>
+        <w:ind w:left="1440"/>
+        <w:rPr>
+          <w:sz w:val="28"/>
+          <w:szCs w:val="28"/>
+        </w:rPr>
+      </w:pPr>
+    </w:p>
+    <w:p>
+      <w:pPr>
+        <w:ind w:left="1440"/>
+        <w:rPr>
+          <w:sz w:val="28"/>
+          <w:szCs w:val="28"/>
+        </w:rPr>
+      </w:pPr>
+      <w:r>
+        <w:rPr>
+          <w:sz w:val="28"/>
+          <w:szCs w:val="28"/>
+        </w:rPr>
+        <w:t xml:space="preserve">    } while (choice != 3);</w:t>
+      </w:r>
+    </w:p>
+    <w:p>
+      <w:pPr>
+        <w:ind w:left="1440"/>
+        <w:rPr>
+          <w:sz w:val="28"/>
+          <w:szCs w:val="28"/>
+        </w:rPr>
+      </w:pPr>
+    </w:p>
+    <w:p>
+      <w:pPr>
+        <w:ind w:left="1440"/>
+        <w:rPr>
+          <w:sz w:val="28"/>
+          <w:szCs w:val="28"/>
+        </w:rPr>
+      </w:pPr>
+      <w:r>
+        <w:rPr>
+          <w:sz w:val="28"/>
+          <w:szCs w:val="28"/>
+        </w:rPr>
+        <w:t xml:space="preserve">    return 0;</w:t>
+      </w:r>
+    </w:p>
+    <w:p>
+      <w:pPr>
+        <w:ind w:left="1440"/>
+        <w:rPr>
+          <w:sz w:val="28"/>
+          <w:szCs w:val="28"/>
+        </w:rPr>
+      </w:pPr>
+      <w:r>
+        <w:rPr>
+          <w:sz w:val="28"/>
+          <w:szCs w:val="28"/>
+        </w:rPr>
+        <w:t>}</w:t>
+      </w:r>
+    </w:p>
+    <w:p>
+      <w:pPr>
+        <w:ind w:left="1440"/>
+        <w:rPr>
+          <w:sz w:val="28"/>
+          <w:szCs w:val="28"/>
+        </w:rPr>
+      </w:pPr>
       <w:r>
         <w:rPr>
           <w:b/>
@@ -219,14 +4853,14 @@
           <w:sz w:val="28"/>
           <w:szCs w:val="28"/>
         </w:rPr>
-        <w:t xml:space="preserve">: </w:t>
-      </w:r>
-      <w:r>
-        <w:rPr>
-          <w:sz w:val="28"/>
-          <w:szCs w:val="28"/>
-        </w:rPr>
-        <w:t>Add an option in your console app to let users update the status of any content idea by selecting its number from the displayed list and saving the change back to the file.</w:t>
+        <w:t xml:space="preserve">Q-5: </w:t>
+      </w:r>
+      <w:r>
+        <w:rPr>
+          <w:sz w:val="28"/>
+          <w:szCs w:val="28"/>
+        </w:rPr>
+        <w:t>Add a feature to delete a content item by its number from the list, update the file accordingly, and display the updated list to confirm deletion.</w:t>
       </w:r>
     </w:p>
     <w:p>
@@ -244,64 +4878,2636 @@
           <w:sz w:val="28"/>
           <w:szCs w:val="28"/>
         </w:rPr>
-        <w:t>Hint:</w:t>
-      </w:r>
-      <w:r>
-        <w:rPr>
-          <w:sz w:val="28"/>
-          <w:szCs w:val="28"/>
-        </w:rPr>
-        <w:t xml:space="preserve"> </w:t>
-      </w:r>
-      <w:r>
-        <w:rPr>
-          <w:sz w:val="28"/>
-          <w:szCs w:val="28"/>
-        </w:rPr>
-        <w:t xml:space="preserve"> You will need to read all items, modify the selected one, and overwrite the file.</w:t>
-      </w:r>
-    </w:p>
-    <w:p>
-      <w:pPr>
-        <w:ind w:left="1440"/>
-        <w:rPr>
-          <w:sz w:val="28"/>
-          <w:szCs w:val="28"/>
-        </w:rPr>
-      </w:pPr>
-      <w:r>
-        <w:rPr>
-          <w:b/>
-          <w:bCs/>
-          <w:sz w:val="28"/>
-          <w:szCs w:val="28"/>
-        </w:rPr>
-        <w:t>Q-</w:t>
-      </w:r>
-      <w:r>
-        <w:rPr>
-          <w:b/>
-          <w:bCs/>
-          <w:sz w:val="28"/>
-          <w:szCs w:val="28"/>
-        </w:rPr>
-        <w:t>5</w:t>
-      </w:r>
-      <w:r>
-        <w:rPr>
-          <w:b/>
-          <w:bCs/>
-          <w:sz w:val="28"/>
-          <w:szCs w:val="28"/>
-        </w:rPr>
-        <w:t xml:space="preserve">: </w:t>
-      </w:r>
-      <w:r>
-        <w:rPr>
-          <w:sz w:val="28"/>
-          <w:szCs w:val="28"/>
-        </w:rPr>
-        <w:t>Add a feature to delete a content item by its number from the list, update the file accordingly, and display the updated list to confirm deletion.</w:t>
+        <w:t>Ans:</w:t>
+      </w:r>
+    </w:p>
+    <w:p>
+      <w:pPr>
+        <w:ind w:left="1440"/>
+        <w:rPr>
+          <w:sz w:val="28"/>
+          <w:szCs w:val="28"/>
+        </w:rPr>
+      </w:pPr>
+      <w:r>
+        <w:rPr>
+          <w:sz w:val="28"/>
+          <w:szCs w:val="28"/>
+        </w:rPr>
+        <w:t>#include &lt;iostream&gt;</w:t>
+      </w:r>
+    </w:p>
+    <w:p>
+      <w:pPr>
+        <w:ind w:left="1440"/>
+        <w:rPr>
+          <w:sz w:val="28"/>
+          <w:szCs w:val="28"/>
+        </w:rPr>
+      </w:pPr>
+      <w:r>
+        <w:rPr>
+          <w:sz w:val="28"/>
+          <w:szCs w:val="28"/>
+        </w:rPr>
+        <w:t>#include &lt;fstream&gt;</w:t>
+      </w:r>
+    </w:p>
+    <w:p>
+      <w:pPr>
+        <w:ind w:left="1440"/>
+        <w:rPr>
+          <w:sz w:val="28"/>
+          <w:szCs w:val="28"/>
+        </w:rPr>
+      </w:pPr>
+      <w:r>
+        <w:rPr>
+          <w:sz w:val="28"/>
+          <w:szCs w:val="28"/>
+        </w:rPr>
+        <w:t>using namespace std;</w:t>
+      </w:r>
+    </w:p>
+    <w:p>
+      <w:pPr>
+        <w:ind w:left="1440"/>
+        <w:rPr>
+          <w:sz w:val="28"/>
+          <w:szCs w:val="28"/>
+        </w:rPr>
+      </w:pPr>
+    </w:p>
+    <w:p>
+      <w:pPr>
+        <w:ind w:left="1440"/>
+        <w:rPr>
+          <w:sz w:val="28"/>
+          <w:szCs w:val="28"/>
+        </w:rPr>
+      </w:pPr>
+      <w:r>
+        <w:rPr>
+          <w:sz w:val="28"/>
+          <w:szCs w:val="28"/>
+        </w:rPr>
+        <w:t>const int MAX_CONTENT = 100;</w:t>
+      </w:r>
+    </w:p>
+    <w:p>
+      <w:pPr>
+        <w:ind w:left="1440"/>
+        <w:rPr>
+          <w:sz w:val="28"/>
+          <w:szCs w:val="28"/>
+        </w:rPr>
+      </w:pPr>
+    </w:p>
+    <w:p>
+      <w:pPr>
+        <w:ind w:left="1440"/>
+        <w:rPr>
+          <w:sz w:val="28"/>
+          <w:szCs w:val="28"/>
+        </w:rPr>
+      </w:pPr>
+      <w:r>
+        <w:rPr>
+          <w:sz w:val="28"/>
+          <w:szCs w:val="28"/>
+        </w:rPr>
+        <w:t>struct Content</w:t>
+      </w:r>
+    </w:p>
+    <w:p>
+      <w:pPr>
+        <w:ind w:left="1440"/>
+        <w:rPr>
+          <w:sz w:val="28"/>
+          <w:szCs w:val="28"/>
+        </w:rPr>
+      </w:pPr>
+      <w:r>
+        <w:rPr>
+          <w:sz w:val="28"/>
+          <w:szCs w:val="28"/>
+        </w:rPr>
+        <w:t>{</w:t>
+      </w:r>
+    </w:p>
+    <w:p>
+      <w:pPr>
+        <w:ind w:left="1440"/>
+        <w:rPr>
+          <w:sz w:val="28"/>
+          <w:szCs w:val="28"/>
+        </w:rPr>
+      </w:pPr>
+      <w:r>
+        <w:rPr>
+          <w:sz w:val="28"/>
+          <w:szCs w:val="28"/>
+        </w:rPr>
+        <w:lastRenderedPageBreak/>
+        <w:t xml:space="preserve">    string title;</w:t>
+      </w:r>
+    </w:p>
+    <w:p>
+      <w:pPr>
+        <w:ind w:left="1440"/>
+        <w:rPr>
+          <w:sz w:val="28"/>
+          <w:szCs w:val="28"/>
+        </w:rPr>
+      </w:pPr>
+      <w:r>
+        <w:rPr>
+          <w:sz w:val="28"/>
+          <w:szCs w:val="28"/>
+        </w:rPr>
+        <w:t xml:space="preserve">    string platform;</w:t>
+      </w:r>
+    </w:p>
+    <w:p>
+      <w:pPr>
+        <w:ind w:left="1440"/>
+        <w:rPr>
+          <w:sz w:val="28"/>
+          <w:szCs w:val="28"/>
+        </w:rPr>
+      </w:pPr>
+      <w:r>
+        <w:rPr>
+          <w:sz w:val="28"/>
+          <w:szCs w:val="28"/>
+        </w:rPr>
+        <w:t xml:space="preserve">    string views;</w:t>
+      </w:r>
+    </w:p>
+    <w:p>
+      <w:pPr>
+        <w:ind w:left="1440"/>
+        <w:rPr>
+          <w:sz w:val="28"/>
+          <w:szCs w:val="28"/>
+        </w:rPr>
+      </w:pPr>
+      <w:r>
+        <w:rPr>
+          <w:sz w:val="28"/>
+          <w:szCs w:val="28"/>
+        </w:rPr>
+        <w:t xml:space="preserve">    string status;</w:t>
+      </w:r>
+    </w:p>
+    <w:p>
+      <w:pPr>
+        <w:ind w:left="1440"/>
+        <w:rPr>
+          <w:sz w:val="28"/>
+          <w:szCs w:val="28"/>
+        </w:rPr>
+      </w:pPr>
+      <w:r>
+        <w:rPr>
+          <w:sz w:val="28"/>
+          <w:szCs w:val="28"/>
+        </w:rPr>
+        <w:t>};</w:t>
+      </w:r>
+    </w:p>
+    <w:p>
+      <w:pPr>
+        <w:ind w:left="1440"/>
+        <w:rPr>
+          <w:sz w:val="28"/>
+          <w:szCs w:val="28"/>
+        </w:rPr>
+      </w:pPr>
+    </w:p>
+    <w:p>
+      <w:pPr>
+        <w:ind w:left="1440"/>
+        <w:rPr>
+          <w:sz w:val="28"/>
+          <w:szCs w:val="28"/>
+        </w:rPr>
+      </w:pPr>
+      <w:r>
+        <w:rPr>
+          <w:sz w:val="28"/>
+          <w:szCs w:val="28"/>
+        </w:rPr>
+        <w:t>void displayContent()</w:t>
+      </w:r>
+    </w:p>
+    <w:p>
+      <w:pPr>
+        <w:ind w:left="1440"/>
+        <w:rPr>
+          <w:sz w:val="28"/>
+          <w:szCs w:val="28"/>
+        </w:rPr>
+      </w:pPr>
+      <w:r>
+        <w:rPr>
+          <w:sz w:val="28"/>
+          <w:szCs w:val="28"/>
+        </w:rPr>
+        <w:t>{</w:t>
+      </w:r>
+    </w:p>
+    <w:p>
+      <w:pPr>
+        <w:ind w:left="1440"/>
+        <w:rPr>
+          <w:sz w:val="28"/>
+          <w:szCs w:val="28"/>
+        </w:rPr>
+      </w:pPr>
+      <w:r>
+        <w:rPr>
+          <w:sz w:val="28"/>
+          <w:szCs w:val="28"/>
+        </w:rPr>
+        <w:t xml:space="preserve">    ifstream file("content_list.txt");</w:t>
+      </w:r>
+    </w:p>
+    <w:p>
+      <w:pPr>
+        <w:ind w:left="1440"/>
+        <w:rPr>
+          <w:sz w:val="28"/>
+          <w:szCs w:val="28"/>
+        </w:rPr>
+      </w:pPr>
+    </w:p>
+    <w:p>
+      <w:pPr>
+        <w:ind w:left="1440"/>
+        <w:rPr>
+          <w:sz w:val="28"/>
+          <w:szCs w:val="28"/>
+        </w:rPr>
+      </w:pPr>
+      <w:r>
+        <w:rPr>
+          <w:sz w:val="28"/>
+          <w:szCs w:val="28"/>
+        </w:rPr>
+        <w:t xml:space="preserve">    if (!file)</w:t>
+      </w:r>
+    </w:p>
+    <w:p>
+      <w:pPr>
+        <w:ind w:left="1440"/>
+        <w:rPr>
+          <w:sz w:val="28"/>
+          <w:szCs w:val="28"/>
+        </w:rPr>
+      </w:pPr>
+      <w:r>
+        <w:rPr>
+          <w:sz w:val="28"/>
+          <w:szCs w:val="28"/>
+        </w:rPr>
+        <w:t xml:space="preserve">    {</w:t>
+      </w:r>
+    </w:p>
+    <w:p>
+      <w:pPr>
+        <w:ind w:left="1440"/>
+        <w:rPr>
+          <w:sz w:val="28"/>
+          <w:szCs w:val="28"/>
+        </w:rPr>
+      </w:pPr>
+      <w:r>
+        <w:rPr>
+          <w:sz w:val="28"/>
+          <w:szCs w:val="28"/>
+        </w:rPr>
+        <w:t xml:space="preserve">        cout &lt;&lt; "File open nahi hui!" &lt;&lt; endl;</w:t>
+      </w:r>
+    </w:p>
+    <w:p>
+      <w:pPr>
+        <w:ind w:left="1440"/>
+        <w:rPr>
+          <w:sz w:val="28"/>
+          <w:szCs w:val="28"/>
+        </w:rPr>
+      </w:pPr>
+      <w:r>
+        <w:rPr>
+          <w:sz w:val="28"/>
+          <w:szCs w:val="28"/>
+        </w:rPr>
+        <w:t xml:space="preserve">        return;</w:t>
+      </w:r>
+    </w:p>
+    <w:p>
+      <w:pPr>
+        <w:ind w:left="1440"/>
+        <w:rPr>
+          <w:sz w:val="28"/>
+          <w:szCs w:val="28"/>
+        </w:rPr>
+      </w:pPr>
+      <w:r>
+        <w:rPr>
+          <w:sz w:val="28"/>
+          <w:szCs w:val="28"/>
+        </w:rPr>
+        <w:t xml:space="preserve">    }</w:t>
+      </w:r>
+    </w:p>
+    <w:p>
+      <w:pPr>
+        <w:ind w:left="1440"/>
+        <w:rPr>
+          <w:sz w:val="28"/>
+          <w:szCs w:val="28"/>
+        </w:rPr>
+      </w:pPr>
+    </w:p>
+    <w:p>
+      <w:pPr>
+        <w:ind w:left="1440"/>
+        <w:rPr>
+          <w:sz w:val="28"/>
+          <w:szCs w:val="28"/>
+        </w:rPr>
+      </w:pPr>
+      <w:r>
+        <w:rPr>
+          <w:sz w:val="28"/>
+          <w:szCs w:val="28"/>
+        </w:rPr>
+        <w:t xml:space="preserve">    string line;</w:t>
+      </w:r>
+    </w:p>
+    <w:p>
+      <w:pPr>
+        <w:ind w:left="1440"/>
+        <w:rPr>
+          <w:sz w:val="28"/>
+          <w:szCs w:val="28"/>
+        </w:rPr>
+      </w:pPr>
+      <w:r>
+        <w:rPr>
+          <w:sz w:val="28"/>
+          <w:szCs w:val="28"/>
+        </w:rPr>
+        <w:t xml:space="preserve">    string title, platform;</w:t>
+      </w:r>
+    </w:p>
+    <w:p>
+      <w:pPr>
+        <w:ind w:left="1440"/>
+        <w:rPr>
+          <w:sz w:val="28"/>
+          <w:szCs w:val="28"/>
+        </w:rPr>
+      </w:pPr>
+      <w:r>
+        <w:rPr>
+          <w:sz w:val="28"/>
+          <w:szCs w:val="28"/>
+        </w:rPr>
+        <w:t xml:space="preserve">    int count = 0;</w:t>
+      </w:r>
+    </w:p>
+    <w:p>
+      <w:pPr>
+        <w:ind w:left="1440"/>
+        <w:rPr>
+          <w:sz w:val="28"/>
+          <w:szCs w:val="28"/>
+        </w:rPr>
+      </w:pPr>
+    </w:p>
+    <w:p>
+      <w:pPr>
+        <w:ind w:left="1440"/>
+        <w:rPr>
+          <w:sz w:val="28"/>
+          <w:szCs w:val="28"/>
+        </w:rPr>
+      </w:pPr>
+      <w:r>
+        <w:rPr>
+          <w:sz w:val="28"/>
+          <w:szCs w:val="28"/>
+        </w:rPr>
+        <w:t xml:space="preserve">    cout &lt;&lt; "\n===== Content List =====" &lt;&lt; endl;</w:t>
+      </w:r>
+    </w:p>
+    <w:p>
+      <w:pPr>
+        <w:ind w:left="1440"/>
+        <w:rPr>
+          <w:sz w:val="28"/>
+          <w:szCs w:val="28"/>
+        </w:rPr>
+      </w:pPr>
+    </w:p>
+    <w:p>
+      <w:pPr>
+        <w:ind w:left="1440"/>
+        <w:rPr>
+          <w:sz w:val="28"/>
+          <w:szCs w:val="28"/>
+        </w:rPr>
+      </w:pPr>
+      <w:r>
+        <w:rPr>
+          <w:sz w:val="28"/>
+          <w:szCs w:val="28"/>
+        </w:rPr>
+        <w:t xml:space="preserve">    while (getline(file, line))</w:t>
+      </w:r>
+    </w:p>
+    <w:p>
+      <w:pPr>
+        <w:ind w:left="1440"/>
+        <w:rPr>
+          <w:sz w:val="28"/>
+          <w:szCs w:val="28"/>
+        </w:rPr>
+      </w:pPr>
+      <w:r>
+        <w:rPr>
+          <w:sz w:val="28"/>
+          <w:szCs w:val="28"/>
+        </w:rPr>
+        <w:t xml:space="preserve">    {</w:t>
+      </w:r>
+    </w:p>
+    <w:p>
+      <w:pPr>
+        <w:ind w:left="1440"/>
+        <w:rPr>
+          <w:sz w:val="28"/>
+          <w:szCs w:val="28"/>
+        </w:rPr>
+      </w:pPr>
+      <w:r>
+        <w:rPr>
+          <w:sz w:val="28"/>
+          <w:szCs w:val="28"/>
+        </w:rPr>
+        <w:t xml:space="preserve">        if (line.rfind("Title: ", 0) == 0)</w:t>
+      </w:r>
+    </w:p>
+    <w:p>
+      <w:pPr>
+        <w:ind w:left="1440"/>
+        <w:rPr>
+          <w:sz w:val="28"/>
+          <w:szCs w:val="28"/>
+        </w:rPr>
+      </w:pPr>
+      <w:r>
+        <w:rPr>
+          <w:sz w:val="28"/>
+          <w:szCs w:val="28"/>
+        </w:rPr>
+        <w:lastRenderedPageBreak/>
+        <w:t xml:space="preserve">        {</w:t>
+      </w:r>
+    </w:p>
+    <w:p>
+      <w:pPr>
+        <w:ind w:left="1440"/>
+        <w:rPr>
+          <w:sz w:val="28"/>
+          <w:szCs w:val="28"/>
+        </w:rPr>
+      </w:pPr>
+      <w:r>
+        <w:rPr>
+          <w:sz w:val="28"/>
+          <w:szCs w:val="28"/>
+        </w:rPr>
+        <w:t xml:space="preserve">            title = line.substr(7);</w:t>
+      </w:r>
+    </w:p>
+    <w:p>
+      <w:pPr>
+        <w:ind w:left="1440"/>
+        <w:rPr>
+          <w:sz w:val="28"/>
+          <w:szCs w:val="28"/>
+        </w:rPr>
+      </w:pPr>
+      <w:r>
+        <w:rPr>
+          <w:sz w:val="28"/>
+          <w:szCs w:val="28"/>
+        </w:rPr>
+        <w:t xml:space="preserve">        }</w:t>
+      </w:r>
+    </w:p>
+    <w:p>
+      <w:pPr>
+        <w:ind w:left="1440"/>
+        <w:rPr>
+          <w:sz w:val="28"/>
+          <w:szCs w:val="28"/>
+        </w:rPr>
+      </w:pPr>
+      <w:r>
+        <w:rPr>
+          <w:sz w:val="28"/>
+          <w:szCs w:val="28"/>
+        </w:rPr>
+        <w:t xml:space="preserve">        else if (line.rfind("Platform: ", 0) == 0)</w:t>
+      </w:r>
+    </w:p>
+    <w:p>
+      <w:pPr>
+        <w:ind w:left="1440"/>
+        <w:rPr>
+          <w:sz w:val="28"/>
+          <w:szCs w:val="28"/>
+        </w:rPr>
+      </w:pPr>
+      <w:r>
+        <w:rPr>
+          <w:sz w:val="28"/>
+          <w:szCs w:val="28"/>
+        </w:rPr>
+        <w:t xml:space="preserve">        {</w:t>
+      </w:r>
+    </w:p>
+    <w:p>
+      <w:pPr>
+        <w:ind w:left="1440"/>
+        <w:rPr>
+          <w:sz w:val="28"/>
+          <w:szCs w:val="28"/>
+        </w:rPr>
+      </w:pPr>
+      <w:r>
+        <w:rPr>
+          <w:sz w:val="28"/>
+          <w:szCs w:val="28"/>
+        </w:rPr>
+        <w:t xml:space="preserve">            platform = line.substr(10);</w:t>
+      </w:r>
+    </w:p>
+    <w:p>
+      <w:pPr>
+        <w:ind w:left="1440"/>
+        <w:rPr>
+          <w:sz w:val="28"/>
+          <w:szCs w:val="28"/>
+        </w:rPr>
+      </w:pPr>
+    </w:p>
+    <w:p>
+      <w:pPr>
+        <w:ind w:left="1440"/>
+        <w:rPr>
+          <w:sz w:val="28"/>
+          <w:szCs w:val="28"/>
+        </w:rPr>
+      </w:pPr>
+      <w:r>
+        <w:rPr>
+          <w:sz w:val="28"/>
+          <w:szCs w:val="28"/>
+        </w:rPr>
+        <w:t xml:space="preserve">            count++;</w:t>
+      </w:r>
+    </w:p>
+    <w:p>
+      <w:pPr>
+        <w:ind w:left="1440"/>
+        <w:rPr>
+          <w:sz w:val="28"/>
+          <w:szCs w:val="28"/>
+        </w:rPr>
+      </w:pPr>
+    </w:p>
+    <w:p>
+      <w:pPr>
+        <w:ind w:left="1440"/>
+        <w:rPr>
+          <w:sz w:val="28"/>
+          <w:szCs w:val="28"/>
+        </w:rPr>
+      </w:pPr>
+      <w:r>
+        <w:rPr>
+          <w:sz w:val="28"/>
+          <w:szCs w:val="28"/>
+        </w:rPr>
+        <w:t xml:space="preserve">            cout &lt;&lt; count &lt;&lt; ". "</w:t>
+      </w:r>
+    </w:p>
+    <w:p>
+      <w:pPr>
+        <w:ind w:left="1440"/>
+        <w:rPr>
+          <w:sz w:val="28"/>
+          <w:szCs w:val="28"/>
+        </w:rPr>
+      </w:pPr>
+      <w:r>
+        <w:rPr>
+          <w:sz w:val="28"/>
+          <w:szCs w:val="28"/>
+        </w:rPr>
+        <w:t xml:space="preserve">                 &lt;&lt; "Title: " &lt;&lt; title</w:t>
+      </w:r>
+    </w:p>
+    <w:p>
+      <w:pPr>
+        <w:ind w:left="1440"/>
+        <w:rPr>
+          <w:sz w:val="28"/>
+          <w:szCs w:val="28"/>
+        </w:rPr>
+      </w:pPr>
+      <w:r>
+        <w:rPr>
+          <w:sz w:val="28"/>
+          <w:szCs w:val="28"/>
+        </w:rPr>
+        <w:t xml:space="preserve">                 &lt;&lt; " | Platform: " &lt;&lt; platform &lt;&lt; endl;</w:t>
+      </w:r>
+    </w:p>
+    <w:p>
+      <w:pPr>
+        <w:ind w:left="1440"/>
+        <w:rPr>
+          <w:sz w:val="28"/>
+          <w:szCs w:val="28"/>
+        </w:rPr>
+      </w:pPr>
+      <w:r>
+        <w:rPr>
+          <w:sz w:val="28"/>
+          <w:szCs w:val="28"/>
+        </w:rPr>
+        <w:t xml:space="preserve">        }</w:t>
+      </w:r>
+    </w:p>
+    <w:p>
+      <w:pPr>
+        <w:ind w:left="1440"/>
+        <w:rPr>
+          <w:sz w:val="28"/>
+          <w:szCs w:val="28"/>
+        </w:rPr>
+      </w:pPr>
+      <w:r>
+        <w:rPr>
+          <w:sz w:val="28"/>
+          <w:szCs w:val="28"/>
+        </w:rPr>
+        <w:t xml:space="preserve">    }</w:t>
+      </w:r>
+    </w:p>
+    <w:p>
+      <w:pPr>
+        <w:ind w:left="1440"/>
+        <w:rPr>
+          <w:sz w:val="28"/>
+          <w:szCs w:val="28"/>
+        </w:rPr>
+      </w:pPr>
+    </w:p>
+    <w:p>
+      <w:pPr>
+        <w:ind w:left="1440"/>
+        <w:rPr>
+          <w:sz w:val="28"/>
+          <w:szCs w:val="28"/>
+        </w:rPr>
+      </w:pPr>
+      <w:r>
+        <w:rPr>
+          <w:sz w:val="28"/>
+          <w:szCs w:val="28"/>
+        </w:rPr>
+        <w:t xml:space="preserve">    file.close();</w:t>
+      </w:r>
+    </w:p>
+    <w:p>
+      <w:pPr>
+        <w:ind w:left="1440"/>
+        <w:rPr>
+          <w:sz w:val="28"/>
+          <w:szCs w:val="28"/>
+        </w:rPr>
+      </w:pPr>
+      <w:r>
+        <w:rPr>
+          <w:sz w:val="28"/>
+          <w:szCs w:val="28"/>
+        </w:rPr>
+        <w:t>}</w:t>
+      </w:r>
+    </w:p>
+    <w:p>
+      <w:pPr>
+        <w:ind w:left="1440"/>
+        <w:rPr>
+          <w:sz w:val="28"/>
+          <w:szCs w:val="28"/>
+        </w:rPr>
+      </w:pPr>
+    </w:p>
+    <w:p>
+      <w:pPr>
+        <w:ind w:left="1440"/>
+        <w:rPr>
+          <w:sz w:val="28"/>
+          <w:szCs w:val="28"/>
+        </w:rPr>
+      </w:pPr>
+      <w:r>
+        <w:rPr>
+          <w:sz w:val="28"/>
+          <w:szCs w:val="28"/>
+        </w:rPr>
+        <w:t>void deleteContent()</w:t>
+      </w:r>
+    </w:p>
+    <w:p>
+      <w:pPr>
+        <w:ind w:left="1440"/>
+        <w:rPr>
+          <w:sz w:val="28"/>
+          <w:szCs w:val="28"/>
+        </w:rPr>
+      </w:pPr>
+      <w:r>
+        <w:rPr>
+          <w:sz w:val="28"/>
+          <w:szCs w:val="28"/>
+        </w:rPr>
+        <w:t>{</w:t>
+      </w:r>
+    </w:p>
+    <w:p>
+      <w:pPr>
+        <w:ind w:left="1440"/>
+        <w:rPr>
+          <w:sz w:val="28"/>
+          <w:szCs w:val="28"/>
+        </w:rPr>
+      </w:pPr>
+      <w:r>
+        <w:rPr>
+          <w:sz w:val="28"/>
+          <w:szCs w:val="28"/>
+        </w:rPr>
+        <w:t xml:space="preserve">    Content contents[MAX_CONTENT];</w:t>
+      </w:r>
+    </w:p>
+    <w:p>
+      <w:pPr>
+        <w:ind w:left="1440"/>
+        <w:rPr>
+          <w:sz w:val="28"/>
+          <w:szCs w:val="28"/>
+        </w:rPr>
+      </w:pPr>
+      <w:r>
+        <w:rPr>
+          <w:sz w:val="28"/>
+          <w:szCs w:val="28"/>
+        </w:rPr>
+        <w:t xml:space="preserve">    int count = 0;</w:t>
+      </w:r>
+    </w:p>
+    <w:p>
+      <w:pPr>
+        <w:ind w:left="1440"/>
+        <w:rPr>
+          <w:sz w:val="28"/>
+          <w:szCs w:val="28"/>
+        </w:rPr>
+      </w:pPr>
+    </w:p>
+    <w:p>
+      <w:pPr>
+        <w:ind w:left="1440"/>
+        <w:rPr>
+          <w:sz w:val="28"/>
+          <w:szCs w:val="28"/>
+        </w:rPr>
+      </w:pPr>
+      <w:r>
+        <w:rPr>
+          <w:sz w:val="28"/>
+          <w:szCs w:val="28"/>
+        </w:rPr>
+        <w:t xml:space="preserve">    ifstream file("content_list.txt");</w:t>
+      </w:r>
+    </w:p>
+    <w:p>
+      <w:pPr>
+        <w:ind w:left="1440"/>
+        <w:rPr>
+          <w:sz w:val="28"/>
+          <w:szCs w:val="28"/>
+        </w:rPr>
+      </w:pPr>
+    </w:p>
+    <w:p>
+      <w:pPr>
+        <w:ind w:left="1440"/>
+        <w:rPr>
+          <w:sz w:val="28"/>
+          <w:szCs w:val="28"/>
+        </w:rPr>
+      </w:pPr>
+      <w:r>
+        <w:rPr>
+          <w:sz w:val="28"/>
+          <w:szCs w:val="28"/>
+        </w:rPr>
+        <w:lastRenderedPageBreak/>
+        <w:t xml:space="preserve">    if (!file)</w:t>
+      </w:r>
+    </w:p>
+    <w:p>
+      <w:pPr>
+        <w:ind w:left="1440"/>
+        <w:rPr>
+          <w:sz w:val="28"/>
+          <w:szCs w:val="28"/>
+        </w:rPr>
+      </w:pPr>
+      <w:r>
+        <w:rPr>
+          <w:sz w:val="28"/>
+          <w:szCs w:val="28"/>
+        </w:rPr>
+        <w:t xml:space="preserve">    {</w:t>
+      </w:r>
+    </w:p>
+    <w:p>
+      <w:pPr>
+        <w:ind w:left="1440"/>
+        <w:rPr>
+          <w:sz w:val="28"/>
+          <w:szCs w:val="28"/>
+        </w:rPr>
+      </w:pPr>
+      <w:r>
+        <w:rPr>
+          <w:sz w:val="28"/>
+          <w:szCs w:val="28"/>
+        </w:rPr>
+        <w:t xml:space="preserve">        cout &lt;&lt; "File open nahi hui!" &lt;&lt; endl;</w:t>
+      </w:r>
+    </w:p>
+    <w:p>
+      <w:pPr>
+        <w:ind w:left="1440"/>
+        <w:rPr>
+          <w:sz w:val="28"/>
+          <w:szCs w:val="28"/>
+        </w:rPr>
+      </w:pPr>
+      <w:r>
+        <w:rPr>
+          <w:sz w:val="28"/>
+          <w:szCs w:val="28"/>
+        </w:rPr>
+        <w:t xml:space="preserve">        return;</w:t>
+      </w:r>
+    </w:p>
+    <w:p>
+      <w:pPr>
+        <w:ind w:left="1440"/>
+        <w:rPr>
+          <w:sz w:val="28"/>
+          <w:szCs w:val="28"/>
+        </w:rPr>
+      </w:pPr>
+      <w:r>
+        <w:rPr>
+          <w:sz w:val="28"/>
+          <w:szCs w:val="28"/>
+        </w:rPr>
+        <w:t xml:space="preserve">    }</w:t>
+      </w:r>
+    </w:p>
+    <w:p>
+      <w:pPr>
+        <w:ind w:left="1440"/>
+        <w:rPr>
+          <w:sz w:val="28"/>
+          <w:szCs w:val="28"/>
+        </w:rPr>
+      </w:pPr>
+    </w:p>
+    <w:p>
+      <w:pPr>
+        <w:ind w:left="1440"/>
+        <w:rPr>
+          <w:sz w:val="28"/>
+          <w:szCs w:val="28"/>
+        </w:rPr>
+      </w:pPr>
+      <w:r>
+        <w:rPr>
+          <w:sz w:val="28"/>
+          <w:szCs w:val="28"/>
+        </w:rPr>
+        <w:t xml:space="preserve">    string line;</w:t>
+      </w:r>
+    </w:p>
+    <w:p>
+      <w:pPr>
+        <w:ind w:left="1440"/>
+        <w:rPr>
+          <w:sz w:val="28"/>
+          <w:szCs w:val="28"/>
+        </w:rPr>
+      </w:pPr>
+    </w:p>
+    <w:p>
+      <w:pPr>
+        <w:ind w:left="1440"/>
+        <w:rPr>
+          <w:sz w:val="28"/>
+          <w:szCs w:val="28"/>
+        </w:rPr>
+      </w:pPr>
+      <w:r>
+        <w:rPr>
+          <w:sz w:val="28"/>
+          <w:szCs w:val="28"/>
+        </w:rPr>
+        <w:t xml:space="preserve">    // Read all content</w:t>
+      </w:r>
+    </w:p>
+    <w:p>
+      <w:pPr>
+        <w:ind w:left="1440"/>
+        <w:rPr>
+          <w:sz w:val="28"/>
+          <w:szCs w:val="28"/>
+        </w:rPr>
+      </w:pPr>
+      <w:r>
+        <w:rPr>
+          <w:sz w:val="28"/>
+          <w:szCs w:val="28"/>
+        </w:rPr>
+        <w:t xml:space="preserve">    while (getline(file, line))</w:t>
+      </w:r>
+    </w:p>
+    <w:p>
+      <w:pPr>
+        <w:ind w:left="1440"/>
+        <w:rPr>
+          <w:sz w:val="28"/>
+          <w:szCs w:val="28"/>
+        </w:rPr>
+      </w:pPr>
+      <w:r>
+        <w:rPr>
+          <w:sz w:val="28"/>
+          <w:szCs w:val="28"/>
+        </w:rPr>
+        <w:t xml:space="preserve">    {</w:t>
+      </w:r>
+    </w:p>
+    <w:p>
+      <w:pPr>
+        <w:ind w:left="1440"/>
+        <w:rPr>
+          <w:sz w:val="28"/>
+          <w:szCs w:val="28"/>
+        </w:rPr>
+      </w:pPr>
+      <w:r>
+        <w:rPr>
+          <w:sz w:val="28"/>
+          <w:szCs w:val="28"/>
+        </w:rPr>
+        <w:t xml:space="preserve">        if (line.rfind("Title: ", 0) == 0)</w:t>
+      </w:r>
+    </w:p>
+    <w:p>
+      <w:pPr>
+        <w:ind w:left="1440"/>
+        <w:rPr>
+          <w:sz w:val="28"/>
+          <w:szCs w:val="28"/>
+        </w:rPr>
+      </w:pPr>
+      <w:r>
+        <w:rPr>
+          <w:sz w:val="28"/>
+          <w:szCs w:val="28"/>
+        </w:rPr>
+        <w:t xml:space="preserve">        {</w:t>
+      </w:r>
+    </w:p>
+    <w:p>
+      <w:pPr>
+        <w:ind w:left="1440"/>
+        <w:rPr>
+          <w:sz w:val="28"/>
+          <w:szCs w:val="28"/>
+        </w:rPr>
+      </w:pPr>
+      <w:r>
+        <w:rPr>
+          <w:sz w:val="28"/>
+          <w:szCs w:val="28"/>
+        </w:rPr>
+        <w:t xml:space="preserve">            contents[count].title = line.substr(7);</w:t>
+      </w:r>
+    </w:p>
+    <w:p>
+      <w:pPr>
+        <w:ind w:left="1440"/>
+        <w:rPr>
+          <w:sz w:val="28"/>
+          <w:szCs w:val="28"/>
+        </w:rPr>
+      </w:pPr>
+    </w:p>
+    <w:p>
+      <w:pPr>
+        <w:ind w:left="1440"/>
+        <w:rPr>
+          <w:sz w:val="28"/>
+          <w:szCs w:val="28"/>
+        </w:rPr>
+      </w:pPr>
+      <w:r>
+        <w:rPr>
+          <w:sz w:val="28"/>
+          <w:szCs w:val="28"/>
+        </w:rPr>
+        <w:t xml:space="preserve">            getline(file, line);</w:t>
+      </w:r>
+    </w:p>
+    <w:p>
+      <w:pPr>
+        <w:ind w:left="1440"/>
+        <w:rPr>
+          <w:sz w:val="28"/>
+          <w:szCs w:val="28"/>
+        </w:rPr>
+      </w:pPr>
+      <w:r>
+        <w:rPr>
+          <w:sz w:val="28"/>
+          <w:szCs w:val="28"/>
+        </w:rPr>
+        <w:t xml:space="preserve">            contents[count].platform = line.substr(10);</w:t>
+      </w:r>
+    </w:p>
+    <w:p>
+      <w:pPr>
+        <w:ind w:left="1440"/>
+        <w:rPr>
+          <w:sz w:val="28"/>
+          <w:szCs w:val="28"/>
+        </w:rPr>
+      </w:pPr>
+    </w:p>
+    <w:p>
+      <w:pPr>
+        <w:ind w:left="1440"/>
+        <w:rPr>
+          <w:sz w:val="28"/>
+          <w:szCs w:val="28"/>
+        </w:rPr>
+      </w:pPr>
+      <w:r>
+        <w:rPr>
+          <w:sz w:val="28"/>
+          <w:szCs w:val="28"/>
+        </w:rPr>
+        <w:t xml:space="preserve">            getline(file, line);</w:t>
+      </w:r>
+    </w:p>
+    <w:p>
+      <w:pPr>
+        <w:ind w:left="1440"/>
+        <w:rPr>
+          <w:sz w:val="28"/>
+          <w:szCs w:val="28"/>
+        </w:rPr>
+      </w:pPr>
+      <w:r>
+        <w:rPr>
+          <w:sz w:val="28"/>
+          <w:szCs w:val="28"/>
+        </w:rPr>
+        <w:t xml:space="preserve">            contents[count].views = line.substr(7);</w:t>
+      </w:r>
+    </w:p>
+    <w:p>
+      <w:pPr>
+        <w:ind w:left="1440"/>
+        <w:rPr>
+          <w:sz w:val="28"/>
+          <w:szCs w:val="28"/>
+        </w:rPr>
+      </w:pPr>
+    </w:p>
+    <w:p>
+      <w:pPr>
+        <w:ind w:left="1440"/>
+        <w:rPr>
+          <w:sz w:val="28"/>
+          <w:szCs w:val="28"/>
+        </w:rPr>
+      </w:pPr>
+      <w:r>
+        <w:rPr>
+          <w:sz w:val="28"/>
+          <w:szCs w:val="28"/>
+        </w:rPr>
+        <w:t xml:space="preserve">            getline(file, line);</w:t>
+      </w:r>
+    </w:p>
+    <w:p>
+      <w:pPr>
+        <w:ind w:left="1440"/>
+        <w:rPr>
+          <w:sz w:val="28"/>
+          <w:szCs w:val="28"/>
+        </w:rPr>
+      </w:pPr>
+      <w:r>
+        <w:rPr>
+          <w:sz w:val="28"/>
+          <w:szCs w:val="28"/>
+        </w:rPr>
+        <w:t xml:space="preserve">            contents[count].status = line.substr(8);</w:t>
+      </w:r>
+    </w:p>
+    <w:p>
+      <w:pPr>
+        <w:ind w:left="1440"/>
+        <w:rPr>
+          <w:sz w:val="28"/>
+          <w:szCs w:val="28"/>
+        </w:rPr>
+      </w:pPr>
+    </w:p>
+    <w:p>
+      <w:pPr>
+        <w:ind w:left="1440"/>
+        <w:rPr>
+          <w:sz w:val="28"/>
+          <w:szCs w:val="28"/>
+        </w:rPr>
+      </w:pPr>
+      <w:r>
+        <w:rPr>
+          <w:sz w:val="28"/>
+          <w:szCs w:val="28"/>
+        </w:rPr>
+        <w:t xml:space="preserve">            getline(file, line); // separator</w:t>
+      </w:r>
+    </w:p>
+    <w:p>
+      <w:pPr>
+        <w:ind w:left="1440"/>
+        <w:rPr>
+          <w:sz w:val="28"/>
+          <w:szCs w:val="28"/>
+        </w:rPr>
+      </w:pPr>
+    </w:p>
+    <w:p>
+      <w:pPr>
+        <w:ind w:left="1440"/>
+        <w:rPr>
+          <w:sz w:val="28"/>
+          <w:szCs w:val="28"/>
+        </w:rPr>
+      </w:pPr>
+      <w:r>
+        <w:rPr>
+          <w:sz w:val="28"/>
+          <w:szCs w:val="28"/>
+        </w:rPr>
+        <w:t xml:space="preserve">            count++;</w:t>
+      </w:r>
+    </w:p>
+    <w:p>
+      <w:pPr>
+        <w:ind w:left="1440"/>
+        <w:rPr>
+          <w:sz w:val="28"/>
+          <w:szCs w:val="28"/>
+        </w:rPr>
+      </w:pPr>
+      <w:r>
+        <w:rPr>
+          <w:sz w:val="28"/>
+          <w:szCs w:val="28"/>
+        </w:rPr>
+        <w:t xml:space="preserve">        }</w:t>
+      </w:r>
+    </w:p>
+    <w:p>
+      <w:pPr>
+        <w:ind w:left="1440"/>
+        <w:rPr>
+          <w:sz w:val="28"/>
+          <w:szCs w:val="28"/>
+        </w:rPr>
+      </w:pPr>
+      <w:r>
+        <w:rPr>
+          <w:sz w:val="28"/>
+          <w:szCs w:val="28"/>
+        </w:rPr>
+        <w:t xml:space="preserve">    }</w:t>
+      </w:r>
+    </w:p>
+    <w:p>
+      <w:pPr>
+        <w:ind w:left="1440"/>
+        <w:rPr>
+          <w:sz w:val="28"/>
+          <w:szCs w:val="28"/>
+        </w:rPr>
+      </w:pPr>
+    </w:p>
+    <w:p>
+      <w:pPr>
+        <w:ind w:left="1440"/>
+        <w:rPr>
+          <w:sz w:val="28"/>
+          <w:szCs w:val="28"/>
+        </w:rPr>
+      </w:pPr>
+      <w:r>
+        <w:rPr>
+          <w:sz w:val="28"/>
+          <w:szCs w:val="28"/>
+        </w:rPr>
+        <w:t xml:space="preserve">    file.close();</w:t>
+      </w:r>
+    </w:p>
+    <w:p>
+      <w:pPr>
+        <w:ind w:left="1440"/>
+        <w:rPr>
+          <w:sz w:val="28"/>
+          <w:szCs w:val="28"/>
+        </w:rPr>
+      </w:pPr>
+    </w:p>
+    <w:p>
+      <w:pPr>
+        <w:ind w:left="1440"/>
+        <w:rPr>
+          <w:sz w:val="28"/>
+          <w:szCs w:val="28"/>
+        </w:rPr>
+      </w:pPr>
+      <w:r>
+        <w:rPr>
+          <w:sz w:val="28"/>
+          <w:szCs w:val="28"/>
+        </w:rPr>
+        <w:t xml:space="preserve">    if (count == 0)</w:t>
+      </w:r>
+    </w:p>
+    <w:p>
+      <w:pPr>
+        <w:ind w:left="1440"/>
+        <w:rPr>
+          <w:sz w:val="28"/>
+          <w:szCs w:val="28"/>
+        </w:rPr>
+      </w:pPr>
+      <w:r>
+        <w:rPr>
+          <w:sz w:val="28"/>
+          <w:szCs w:val="28"/>
+        </w:rPr>
+        <w:t xml:space="preserve">    {</w:t>
+      </w:r>
+    </w:p>
+    <w:p>
+      <w:pPr>
+        <w:ind w:left="1440"/>
+        <w:rPr>
+          <w:sz w:val="28"/>
+          <w:szCs w:val="28"/>
+        </w:rPr>
+      </w:pPr>
+      <w:r>
+        <w:rPr>
+          <w:sz w:val="28"/>
+          <w:szCs w:val="28"/>
+        </w:rPr>
+        <w:t xml:space="preserve">        cout &lt;&lt; "No content found!" &lt;&lt; endl;</w:t>
+      </w:r>
+    </w:p>
+    <w:p>
+      <w:pPr>
+        <w:ind w:left="1440"/>
+        <w:rPr>
+          <w:sz w:val="28"/>
+          <w:szCs w:val="28"/>
+        </w:rPr>
+      </w:pPr>
+      <w:r>
+        <w:rPr>
+          <w:sz w:val="28"/>
+          <w:szCs w:val="28"/>
+        </w:rPr>
+        <w:t xml:space="preserve">        return;</w:t>
+      </w:r>
+    </w:p>
+    <w:p>
+      <w:pPr>
+        <w:ind w:left="1440"/>
+        <w:rPr>
+          <w:sz w:val="28"/>
+          <w:szCs w:val="28"/>
+        </w:rPr>
+      </w:pPr>
+      <w:r>
+        <w:rPr>
+          <w:sz w:val="28"/>
+          <w:szCs w:val="28"/>
+        </w:rPr>
+        <w:t xml:space="preserve">    }</w:t>
+      </w:r>
+    </w:p>
+    <w:p>
+      <w:pPr>
+        <w:ind w:left="1440"/>
+        <w:rPr>
+          <w:sz w:val="28"/>
+          <w:szCs w:val="28"/>
+        </w:rPr>
+      </w:pPr>
+    </w:p>
+    <w:p>
+      <w:pPr>
+        <w:ind w:left="1440"/>
+        <w:rPr>
+          <w:sz w:val="28"/>
+          <w:szCs w:val="28"/>
+        </w:rPr>
+      </w:pPr>
+      <w:r>
+        <w:rPr>
+          <w:sz w:val="28"/>
+          <w:szCs w:val="28"/>
+        </w:rPr>
+        <w:t xml:space="preserve">    // Display list</w:t>
+      </w:r>
+    </w:p>
+    <w:p>
+      <w:pPr>
+        <w:ind w:left="1440"/>
+        <w:rPr>
+          <w:sz w:val="28"/>
+          <w:szCs w:val="28"/>
+        </w:rPr>
+      </w:pPr>
+      <w:r>
+        <w:rPr>
+          <w:sz w:val="28"/>
+          <w:szCs w:val="28"/>
+        </w:rPr>
+        <w:t xml:space="preserve">    cout &lt;&lt; "\n===== Content List =====" &lt;&lt; endl;</w:t>
+      </w:r>
+    </w:p>
+    <w:p>
+      <w:pPr>
+        <w:ind w:left="1440"/>
+        <w:rPr>
+          <w:sz w:val="28"/>
+          <w:szCs w:val="28"/>
+        </w:rPr>
+      </w:pPr>
+    </w:p>
+    <w:p>
+      <w:pPr>
+        <w:ind w:left="1440"/>
+        <w:rPr>
+          <w:sz w:val="28"/>
+          <w:szCs w:val="28"/>
+        </w:rPr>
+      </w:pPr>
+      <w:r>
+        <w:rPr>
+          <w:sz w:val="28"/>
+          <w:szCs w:val="28"/>
+        </w:rPr>
+        <w:t xml:space="preserve">    for (int i = 0; i &lt; count; i++)</w:t>
+      </w:r>
+    </w:p>
+    <w:p>
+      <w:pPr>
+        <w:ind w:left="1440"/>
+        <w:rPr>
+          <w:sz w:val="28"/>
+          <w:szCs w:val="28"/>
+        </w:rPr>
+      </w:pPr>
+      <w:r>
+        <w:rPr>
+          <w:sz w:val="28"/>
+          <w:szCs w:val="28"/>
+        </w:rPr>
+        <w:t xml:space="preserve">    {</w:t>
+      </w:r>
+    </w:p>
+    <w:p>
+      <w:pPr>
+        <w:ind w:left="1440"/>
+        <w:rPr>
+          <w:sz w:val="28"/>
+          <w:szCs w:val="28"/>
+        </w:rPr>
+      </w:pPr>
+      <w:r>
+        <w:rPr>
+          <w:sz w:val="28"/>
+          <w:szCs w:val="28"/>
+        </w:rPr>
+        <w:t xml:space="preserve">        cout &lt;&lt; i + 1 &lt;&lt; ". "</w:t>
+      </w:r>
+    </w:p>
+    <w:p>
+      <w:pPr>
+        <w:ind w:left="1440"/>
+        <w:rPr>
+          <w:sz w:val="28"/>
+          <w:szCs w:val="28"/>
+        </w:rPr>
+      </w:pPr>
+      <w:r>
+        <w:rPr>
+          <w:sz w:val="28"/>
+          <w:szCs w:val="28"/>
+        </w:rPr>
+        <w:t xml:space="preserve">             &lt;&lt; contents[i].title</w:t>
+      </w:r>
+    </w:p>
+    <w:p>
+      <w:pPr>
+        <w:ind w:left="1440"/>
+        <w:rPr>
+          <w:sz w:val="28"/>
+          <w:szCs w:val="28"/>
+        </w:rPr>
+      </w:pPr>
+      <w:r>
+        <w:rPr>
+          <w:sz w:val="28"/>
+          <w:szCs w:val="28"/>
+        </w:rPr>
+        <w:t xml:space="preserve">             &lt;&lt; " | " &lt;&lt; contents[i].platform</w:t>
+      </w:r>
+    </w:p>
+    <w:p>
+      <w:pPr>
+        <w:ind w:left="1440"/>
+        <w:rPr>
+          <w:sz w:val="28"/>
+          <w:szCs w:val="28"/>
+        </w:rPr>
+      </w:pPr>
+      <w:r>
+        <w:rPr>
+          <w:sz w:val="28"/>
+          <w:szCs w:val="28"/>
+        </w:rPr>
+        <w:t xml:space="preserve">             &lt;&lt; " | Status: " &lt;&lt; contents[i].status &lt;&lt; endl;</w:t>
+      </w:r>
+    </w:p>
+    <w:p>
+      <w:pPr>
+        <w:ind w:left="1440"/>
+        <w:rPr>
+          <w:sz w:val="28"/>
+          <w:szCs w:val="28"/>
+        </w:rPr>
+      </w:pPr>
+      <w:r>
+        <w:rPr>
+          <w:sz w:val="28"/>
+          <w:szCs w:val="28"/>
+        </w:rPr>
+        <w:t xml:space="preserve">    }</w:t>
+      </w:r>
+    </w:p>
+    <w:p>
+      <w:pPr>
+        <w:ind w:left="1440"/>
+        <w:rPr>
+          <w:sz w:val="28"/>
+          <w:szCs w:val="28"/>
+        </w:rPr>
+      </w:pPr>
+    </w:p>
+    <w:p>
+      <w:pPr>
+        <w:ind w:left="1440"/>
+        <w:rPr>
+          <w:sz w:val="28"/>
+          <w:szCs w:val="28"/>
+        </w:rPr>
+      </w:pPr>
+      <w:r>
+        <w:rPr>
+          <w:sz w:val="28"/>
+          <w:szCs w:val="28"/>
+        </w:rPr>
+        <w:t xml:space="preserve">    // Ask which content to delete</w:t>
+      </w:r>
+    </w:p>
+    <w:p>
+      <w:pPr>
+        <w:ind w:left="1440"/>
+        <w:rPr>
+          <w:sz w:val="28"/>
+          <w:szCs w:val="28"/>
+        </w:rPr>
+      </w:pPr>
+      <w:r>
+        <w:rPr>
+          <w:sz w:val="28"/>
+          <w:szCs w:val="28"/>
+        </w:rPr>
+        <w:lastRenderedPageBreak/>
+        <w:t xml:space="preserve">    int choice;</w:t>
+      </w:r>
+    </w:p>
+    <w:p>
+      <w:pPr>
+        <w:ind w:left="1440"/>
+        <w:rPr>
+          <w:sz w:val="28"/>
+          <w:szCs w:val="28"/>
+        </w:rPr>
+      </w:pPr>
+    </w:p>
+    <w:p>
+      <w:pPr>
+        <w:ind w:left="1440"/>
+        <w:rPr>
+          <w:sz w:val="28"/>
+          <w:szCs w:val="28"/>
+        </w:rPr>
+      </w:pPr>
+      <w:r>
+        <w:rPr>
+          <w:sz w:val="28"/>
+          <w:szCs w:val="28"/>
+        </w:rPr>
+        <w:t xml:space="preserve">    cout &lt;&lt; "\nEnter content number to delete: ";</w:t>
+      </w:r>
+    </w:p>
+    <w:p>
+      <w:pPr>
+        <w:ind w:left="1440"/>
+        <w:rPr>
+          <w:sz w:val="28"/>
+          <w:szCs w:val="28"/>
+        </w:rPr>
+      </w:pPr>
+      <w:r>
+        <w:rPr>
+          <w:sz w:val="28"/>
+          <w:szCs w:val="28"/>
+        </w:rPr>
+        <w:t xml:space="preserve">    cin &gt;&gt; choice;</w:t>
+      </w:r>
+    </w:p>
+    <w:p>
+      <w:pPr>
+        <w:ind w:left="1440"/>
+        <w:rPr>
+          <w:sz w:val="28"/>
+          <w:szCs w:val="28"/>
+        </w:rPr>
+      </w:pPr>
+    </w:p>
+    <w:p>
+      <w:pPr>
+        <w:ind w:left="1440"/>
+        <w:rPr>
+          <w:sz w:val="28"/>
+          <w:szCs w:val="28"/>
+        </w:rPr>
+      </w:pPr>
+      <w:r>
+        <w:rPr>
+          <w:sz w:val="28"/>
+          <w:szCs w:val="28"/>
+        </w:rPr>
+        <w:t xml:space="preserve">    if (choice &lt; 1 || choice &gt; count)</w:t>
+      </w:r>
+    </w:p>
+    <w:p>
+      <w:pPr>
+        <w:ind w:left="1440"/>
+        <w:rPr>
+          <w:sz w:val="28"/>
+          <w:szCs w:val="28"/>
+        </w:rPr>
+      </w:pPr>
+      <w:r>
+        <w:rPr>
+          <w:sz w:val="28"/>
+          <w:szCs w:val="28"/>
+        </w:rPr>
+        <w:t xml:space="preserve">    {</w:t>
+      </w:r>
+    </w:p>
+    <w:p>
+      <w:pPr>
+        <w:ind w:left="1440"/>
+        <w:rPr>
+          <w:sz w:val="28"/>
+          <w:szCs w:val="28"/>
+        </w:rPr>
+      </w:pPr>
+      <w:r>
+        <w:rPr>
+          <w:sz w:val="28"/>
+          <w:szCs w:val="28"/>
+        </w:rPr>
+        <w:t xml:space="preserve">        cout &lt;&lt; "Invalid content number!" &lt;&lt; endl;</w:t>
+      </w:r>
+    </w:p>
+    <w:p>
+      <w:pPr>
+        <w:ind w:left="1440"/>
+        <w:rPr>
+          <w:sz w:val="28"/>
+          <w:szCs w:val="28"/>
+        </w:rPr>
+      </w:pPr>
+      <w:r>
+        <w:rPr>
+          <w:sz w:val="28"/>
+          <w:szCs w:val="28"/>
+        </w:rPr>
+        <w:t xml:space="preserve">        return;</w:t>
+      </w:r>
+    </w:p>
+    <w:p>
+      <w:pPr>
+        <w:ind w:left="1440"/>
+        <w:rPr>
+          <w:sz w:val="28"/>
+          <w:szCs w:val="28"/>
+        </w:rPr>
+      </w:pPr>
+      <w:r>
+        <w:rPr>
+          <w:sz w:val="28"/>
+          <w:szCs w:val="28"/>
+        </w:rPr>
+        <w:t xml:space="preserve">    }</w:t>
+      </w:r>
+    </w:p>
+    <w:p>
+      <w:pPr>
+        <w:ind w:left="1440"/>
+        <w:rPr>
+          <w:sz w:val="28"/>
+          <w:szCs w:val="28"/>
+        </w:rPr>
+      </w:pPr>
+    </w:p>
+    <w:p>
+      <w:pPr>
+        <w:ind w:left="1440"/>
+        <w:rPr>
+          <w:sz w:val="28"/>
+          <w:szCs w:val="28"/>
+        </w:rPr>
+      </w:pPr>
+      <w:r>
+        <w:rPr>
+          <w:sz w:val="28"/>
+          <w:szCs w:val="28"/>
+        </w:rPr>
+        <w:t xml:space="preserve">    // Shift items left</w:t>
+      </w:r>
+    </w:p>
+    <w:p>
+      <w:pPr>
+        <w:ind w:left="1440"/>
+        <w:rPr>
+          <w:sz w:val="28"/>
+          <w:szCs w:val="28"/>
+        </w:rPr>
+      </w:pPr>
+      <w:r>
+        <w:rPr>
+          <w:sz w:val="28"/>
+          <w:szCs w:val="28"/>
+        </w:rPr>
+        <w:t xml:space="preserve">    for (int i = choice - 1; i &lt; count - 1; i++)</w:t>
+      </w:r>
+    </w:p>
+    <w:p>
+      <w:pPr>
+        <w:ind w:left="1440"/>
+        <w:rPr>
+          <w:sz w:val="28"/>
+          <w:szCs w:val="28"/>
+        </w:rPr>
+      </w:pPr>
+      <w:r>
+        <w:rPr>
+          <w:sz w:val="28"/>
+          <w:szCs w:val="28"/>
+        </w:rPr>
+        <w:t xml:space="preserve">    {</w:t>
+      </w:r>
+    </w:p>
+    <w:p>
+      <w:pPr>
+        <w:ind w:left="1440"/>
+        <w:rPr>
+          <w:sz w:val="28"/>
+          <w:szCs w:val="28"/>
+        </w:rPr>
+      </w:pPr>
+      <w:r>
+        <w:rPr>
+          <w:sz w:val="28"/>
+          <w:szCs w:val="28"/>
+        </w:rPr>
+        <w:t xml:space="preserve">        contents[i] = contents[i + 1];</w:t>
+      </w:r>
+    </w:p>
+    <w:p>
+      <w:pPr>
+        <w:ind w:left="1440"/>
+        <w:rPr>
+          <w:sz w:val="28"/>
+          <w:szCs w:val="28"/>
+        </w:rPr>
+      </w:pPr>
+      <w:r>
+        <w:rPr>
+          <w:sz w:val="28"/>
+          <w:szCs w:val="28"/>
+        </w:rPr>
+        <w:t xml:space="preserve">    }</w:t>
+      </w:r>
+    </w:p>
+    <w:p>
+      <w:pPr>
+        <w:ind w:left="1440"/>
+        <w:rPr>
+          <w:sz w:val="28"/>
+          <w:szCs w:val="28"/>
+        </w:rPr>
+      </w:pPr>
+    </w:p>
+    <w:p>
+      <w:pPr>
+        <w:ind w:left="1440"/>
+        <w:rPr>
+          <w:sz w:val="28"/>
+          <w:szCs w:val="28"/>
+        </w:rPr>
+      </w:pPr>
+      <w:r>
+        <w:rPr>
+          <w:sz w:val="28"/>
+          <w:szCs w:val="28"/>
+        </w:rPr>
+        <w:t xml:space="preserve">    count--;</w:t>
+      </w:r>
+    </w:p>
+    <w:p>
+      <w:pPr>
+        <w:ind w:left="1440"/>
+        <w:rPr>
+          <w:sz w:val="28"/>
+          <w:szCs w:val="28"/>
+        </w:rPr>
+      </w:pPr>
+    </w:p>
+    <w:p>
+      <w:pPr>
+        <w:ind w:left="1440"/>
+        <w:rPr>
+          <w:sz w:val="28"/>
+          <w:szCs w:val="28"/>
+        </w:rPr>
+      </w:pPr>
+      <w:r>
+        <w:rPr>
+          <w:sz w:val="28"/>
+          <w:szCs w:val="28"/>
+        </w:rPr>
+        <w:t xml:space="preserve">    // Overwrite file</w:t>
+      </w:r>
+    </w:p>
+    <w:p>
+      <w:pPr>
+        <w:ind w:left="1440"/>
+        <w:rPr>
+          <w:sz w:val="28"/>
+          <w:szCs w:val="28"/>
+        </w:rPr>
+      </w:pPr>
+      <w:r>
+        <w:rPr>
+          <w:sz w:val="28"/>
+          <w:szCs w:val="28"/>
+        </w:rPr>
+        <w:t xml:space="preserve">    ofstream outFile("content_list.txt");</w:t>
+      </w:r>
+    </w:p>
+    <w:p>
+      <w:pPr>
+        <w:ind w:left="1440"/>
+        <w:rPr>
+          <w:sz w:val="28"/>
+          <w:szCs w:val="28"/>
+        </w:rPr>
+      </w:pPr>
+    </w:p>
+    <w:p>
+      <w:pPr>
+        <w:ind w:left="1440"/>
+        <w:rPr>
+          <w:sz w:val="28"/>
+          <w:szCs w:val="28"/>
+        </w:rPr>
+      </w:pPr>
+      <w:r>
+        <w:rPr>
+          <w:sz w:val="28"/>
+          <w:szCs w:val="28"/>
+        </w:rPr>
+        <w:t xml:space="preserve">    for (int i = 0; i &lt; count; i++)</w:t>
+      </w:r>
+    </w:p>
+    <w:p>
+      <w:pPr>
+        <w:ind w:left="1440"/>
+        <w:rPr>
+          <w:sz w:val="28"/>
+          <w:szCs w:val="28"/>
+        </w:rPr>
+      </w:pPr>
+      <w:r>
+        <w:rPr>
+          <w:sz w:val="28"/>
+          <w:szCs w:val="28"/>
+        </w:rPr>
+        <w:t xml:space="preserve">    {</w:t>
+      </w:r>
+    </w:p>
+    <w:p>
+      <w:pPr>
+        <w:ind w:left="1440"/>
+        <w:rPr>
+          <w:sz w:val="28"/>
+          <w:szCs w:val="28"/>
+        </w:rPr>
+      </w:pPr>
+      <w:r>
+        <w:rPr>
+          <w:sz w:val="28"/>
+          <w:szCs w:val="28"/>
+        </w:rPr>
+        <w:t xml:space="preserve">        outFile &lt;&lt; "Title: " &lt;&lt; contents[i].title &lt;&lt; endl;</w:t>
+      </w:r>
+    </w:p>
+    <w:p>
+      <w:pPr>
+        <w:ind w:left="1440"/>
+        <w:rPr>
+          <w:sz w:val="28"/>
+          <w:szCs w:val="28"/>
+        </w:rPr>
+      </w:pPr>
+      <w:r>
+        <w:rPr>
+          <w:sz w:val="28"/>
+          <w:szCs w:val="28"/>
+        </w:rPr>
+        <w:lastRenderedPageBreak/>
+        <w:t xml:space="preserve">        outFile &lt;&lt; "Platform: " &lt;&lt; contents[i].platform &lt;&lt; endl;</w:t>
+      </w:r>
+    </w:p>
+    <w:p>
+      <w:pPr>
+        <w:ind w:left="1440"/>
+        <w:rPr>
+          <w:sz w:val="28"/>
+          <w:szCs w:val="28"/>
+        </w:rPr>
+      </w:pPr>
+      <w:r>
+        <w:rPr>
+          <w:sz w:val="28"/>
+          <w:szCs w:val="28"/>
+        </w:rPr>
+        <w:t xml:space="preserve">        outFile &lt;&lt; "Views: " &lt;&lt; contents[i].views &lt;&lt; endl;</w:t>
+      </w:r>
+    </w:p>
+    <w:p>
+      <w:pPr>
+        <w:ind w:left="1440"/>
+        <w:rPr>
+          <w:sz w:val="28"/>
+          <w:szCs w:val="28"/>
+        </w:rPr>
+      </w:pPr>
+      <w:r>
+        <w:rPr>
+          <w:sz w:val="28"/>
+          <w:szCs w:val="28"/>
+        </w:rPr>
+        <w:t xml:space="preserve">        outFile &lt;&lt; "Status: " &lt;&lt; contents[i].status &lt;&lt; endl;</w:t>
+      </w:r>
+    </w:p>
+    <w:p>
+      <w:pPr>
+        <w:ind w:left="1440"/>
+        <w:rPr>
+          <w:sz w:val="28"/>
+          <w:szCs w:val="28"/>
+        </w:rPr>
+      </w:pPr>
+      <w:r>
+        <w:rPr>
+          <w:sz w:val="28"/>
+          <w:szCs w:val="28"/>
+        </w:rPr>
+        <w:t xml:space="preserve">        outFile &lt;&lt; "------------------------" &lt;&lt; endl;</w:t>
+      </w:r>
+    </w:p>
+    <w:p>
+      <w:pPr>
+        <w:ind w:left="1440"/>
+        <w:rPr>
+          <w:sz w:val="28"/>
+          <w:szCs w:val="28"/>
+        </w:rPr>
+      </w:pPr>
+      <w:r>
+        <w:rPr>
+          <w:sz w:val="28"/>
+          <w:szCs w:val="28"/>
+        </w:rPr>
+        <w:t xml:space="preserve">    }</w:t>
+      </w:r>
+    </w:p>
+    <w:p>
+      <w:pPr>
+        <w:ind w:left="1440"/>
+        <w:rPr>
+          <w:sz w:val="28"/>
+          <w:szCs w:val="28"/>
+        </w:rPr>
+      </w:pPr>
+    </w:p>
+    <w:p>
+      <w:pPr>
+        <w:ind w:left="1440"/>
+        <w:rPr>
+          <w:sz w:val="28"/>
+          <w:szCs w:val="28"/>
+        </w:rPr>
+      </w:pPr>
+      <w:r>
+        <w:rPr>
+          <w:sz w:val="28"/>
+          <w:szCs w:val="28"/>
+        </w:rPr>
+        <w:t xml:space="preserve">    outFile.close();</w:t>
+      </w:r>
+    </w:p>
+    <w:p>
+      <w:pPr>
+        <w:ind w:left="1440"/>
+        <w:rPr>
+          <w:sz w:val="28"/>
+          <w:szCs w:val="28"/>
+        </w:rPr>
+      </w:pPr>
+    </w:p>
+    <w:p>
+      <w:pPr>
+        <w:ind w:left="1440"/>
+        <w:rPr>
+          <w:sz w:val="28"/>
+          <w:szCs w:val="28"/>
+        </w:rPr>
+      </w:pPr>
+      <w:r>
+        <w:rPr>
+          <w:sz w:val="28"/>
+          <w:szCs w:val="28"/>
+        </w:rPr>
+        <w:t xml:space="preserve">    cout &lt;&lt; "\nContent deleted successfully!" &lt;&lt; endl;</w:t>
+      </w:r>
+    </w:p>
+    <w:p>
+      <w:pPr>
+        <w:ind w:left="1440"/>
+        <w:rPr>
+          <w:sz w:val="28"/>
+          <w:szCs w:val="28"/>
+        </w:rPr>
+      </w:pPr>
+    </w:p>
+    <w:p>
+      <w:pPr>
+        <w:ind w:left="1440"/>
+        <w:rPr>
+          <w:sz w:val="28"/>
+          <w:szCs w:val="28"/>
+        </w:rPr>
+      </w:pPr>
+      <w:r>
+        <w:rPr>
+          <w:sz w:val="28"/>
+          <w:szCs w:val="28"/>
+        </w:rPr>
+        <w:t xml:space="preserve">    // Display updated list</w:t>
+      </w:r>
+    </w:p>
+    <w:p>
+      <w:pPr>
+        <w:ind w:left="1440"/>
+        <w:rPr>
+          <w:sz w:val="28"/>
+          <w:szCs w:val="28"/>
+        </w:rPr>
+      </w:pPr>
+      <w:r>
+        <w:rPr>
+          <w:sz w:val="28"/>
+          <w:szCs w:val="28"/>
+        </w:rPr>
+        <w:t xml:space="preserve">    displayContent();</w:t>
+      </w:r>
+    </w:p>
+    <w:p>
+      <w:pPr>
+        <w:ind w:left="1440"/>
+        <w:rPr>
+          <w:sz w:val="28"/>
+          <w:szCs w:val="28"/>
+        </w:rPr>
+      </w:pPr>
+      <w:r>
+        <w:rPr>
+          <w:sz w:val="28"/>
+          <w:szCs w:val="28"/>
+        </w:rPr>
+        <w:t>}</w:t>
+      </w:r>
+    </w:p>
+    <w:p>
+      <w:pPr>
+        <w:ind w:left="1440"/>
+        <w:rPr>
+          <w:sz w:val="28"/>
+          <w:szCs w:val="28"/>
+        </w:rPr>
+      </w:pPr>
+    </w:p>
+    <w:p>
+      <w:pPr>
+        <w:ind w:left="1440"/>
+        <w:rPr>
+          <w:sz w:val="28"/>
+          <w:szCs w:val="28"/>
+        </w:rPr>
+      </w:pPr>
+      <w:r>
+        <w:rPr>
+          <w:sz w:val="28"/>
+          <w:szCs w:val="28"/>
+        </w:rPr>
+        <w:t>int main()</w:t>
+      </w:r>
+    </w:p>
+    <w:p>
+      <w:pPr>
+        <w:ind w:left="1440"/>
+        <w:rPr>
+          <w:sz w:val="28"/>
+          <w:szCs w:val="28"/>
+        </w:rPr>
+      </w:pPr>
+      <w:r>
+        <w:rPr>
+          <w:sz w:val="28"/>
+          <w:szCs w:val="28"/>
+        </w:rPr>
+        <w:t>{</w:t>
+      </w:r>
+    </w:p>
+    <w:p>
+      <w:pPr>
+        <w:ind w:left="1440"/>
+        <w:rPr>
+          <w:sz w:val="28"/>
+          <w:szCs w:val="28"/>
+        </w:rPr>
+      </w:pPr>
+      <w:r>
+        <w:rPr>
+          <w:sz w:val="28"/>
+          <w:szCs w:val="28"/>
+        </w:rPr>
+        <w:t xml:space="preserve">    int choice;</w:t>
+      </w:r>
+    </w:p>
+    <w:p>
+      <w:pPr>
+        <w:ind w:left="1440"/>
+        <w:rPr>
+          <w:sz w:val="28"/>
+          <w:szCs w:val="28"/>
+        </w:rPr>
+      </w:pPr>
+    </w:p>
+    <w:p>
+      <w:pPr>
+        <w:ind w:left="1440"/>
+        <w:rPr>
+          <w:sz w:val="28"/>
+          <w:szCs w:val="28"/>
+        </w:rPr>
+      </w:pPr>
+      <w:r>
+        <w:rPr>
+          <w:sz w:val="28"/>
+          <w:szCs w:val="28"/>
+        </w:rPr>
+        <w:t xml:space="preserve">    do</w:t>
+      </w:r>
+    </w:p>
+    <w:p>
+      <w:pPr>
+        <w:ind w:left="1440"/>
+        <w:rPr>
+          <w:sz w:val="28"/>
+          <w:szCs w:val="28"/>
+        </w:rPr>
+      </w:pPr>
+      <w:r>
+        <w:rPr>
+          <w:sz w:val="28"/>
+          <w:szCs w:val="28"/>
+        </w:rPr>
+        <w:t xml:space="preserve">    {</w:t>
+      </w:r>
+    </w:p>
+    <w:p>
+      <w:pPr>
+        <w:ind w:left="1440"/>
+        <w:rPr>
+          <w:sz w:val="28"/>
+          <w:szCs w:val="28"/>
+        </w:rPr>
+      </w:pPr>
+      <w:r>
+        <w:rPr>
+          <w:sz w:val="28"/>
+          <w:szCs w:val="28"/>
+        </w:rPr>
+        <w:t xml:space="preserve">        cout &lt;&lt; "\n===== Content Management =====" &lt;&lt; endl;</w:t>
+      </w:r>
+    </w:p>
+    <w:p>
+      <w:pPr>
+        <w:ind w:left="1440"/>
+        <w:rPr>
+          <w:sz w:val="28"/>
+          <w:szCs w:val="28"/>
+        </w:rPr>
+      </w:pPr>
+      <w:r>
+        <w:rPr>
+          <w:sz w:val="28"/>
+          <w:szCs w:val="28"/>
+        </w:rPr>
+        <w:t xml:space="preserve">        cout &lt;&lt; "1. Display Content" &lt;&lt; endl;</w:t>
+      </w:r>
+    </w:p>
+    <w:p>
+      <w:pPr>
+        <w:ind w:left="1440"/>
+        <w:rPr>
+          <w:sz w:val="28"/>
+          <w:szCs w:val="28"/>
+        </w:rPr>
+      </w:pPr>
+      <w:r>
+        <w:rPr>
+          <w:sz w:val="28"/>
+          <w:szCs w:val="28"/>
+        </w:rPr>
+        <w:t xml:space="preserve">        cout &lt;&lt; "2. Delete Content" &lt;&lt; endl;</w:t>
+      </w:r>
+    </w:p>
+    <w:p>
+      <w:pPr>
+        <w:ind w:left="1440"/>
+        <w:rPr>
+          <w:sz w:val="28"/>
+          <w:szCs w:val="28"/>
+        </w:rPr>
+      </w:pPr>
+      <w:r>
+        <w:rPr>
+          <w:sz w:val="28"/>
+          <w:szCs w:val="28"/>
+        </w:rPr>
+        <w:t xml:space="preserve">        cout &lt;&lt; "3. Exit" &lt;&lt; endl;</w:t>
+      </w:r>
+    </w:p>
+    <w:p>
+      <w:pPr>
+        <w:ind w:left="1440"/>
+        <w:rPr>
+          <w:sz w:val="28"/>
+          <w:szCs w:val="28"/>
+        </w:rPr>
+      </w:pPr>
+      <w:r>
+        <w:rPr>
+          <w:sz w:val="28"/>
+          <w:szCs w:val="28"/>
+        </w:rPr>
+        <w:t xml:space="preserve">        cout &lt;&lt; "Enter your choice: ";</w:t>
+      </w:r>
+    </w:p>
+    <w:p>
+      <w:pPr>
+        <w:ind w:left="1440"/>
+        <w:rPr>
+          <w:sz w:val="28"/>
+          <w:szCs w:val="28"/>
+        </w:rPr>
+      </w:pPr>
+      <w:r>
+        <w:rPr>
+          <w:sz w:val="28"/>
+          <w:szCs w:val="28"/>
+        </w:rPr>
+        <w:lastRenderedPageBreak/>
+        <w:t xml:space="preserve">        cin &gt;&gt; choice;</w:t>
+      </w:r>
+    </w:p>
+    <w:p>
+      <w:pPr>
+        <w:ind w:left="1440"/>
+        <w:rPr>
+          <w:sz w:val="28"/>
+          <w:szCs w:val="28"/>
+        </w:rPr>
+      </w:pPr>
+    </w:p>
+    <w:p>
+      <w:pPr>
+        <w:ind w:left="1440"/>
+        <w:rPr>
+          <w:sz w:val="28"/>
+          <w:szCs w:val="28"/>
+        </w:rPr>
+      </w:pPr>
+      <w:r>
+        <w:rPr>
+          <w:sz w:val="28"/>
+          <w:szCs w:val="28"/>
+        </w:rPr>
+        <w:t xml:space="preserve">        if (choice == 1)</w:t>
+      </w:r>
+    </w:p>
+    <w:p>
+      <w:pPr>
+        <w:ind w:left="1440"/>
+        <w:rPr>
+          <w:sz w:val="28"/>
+          <w:szCs w:val="28"/>
+        </w:rPr>
+      </w:pPr>
+      <w:r>
+        <w:rPr>
+          <w:sz w:val="28"/>
+          <w:szCs w:val="28"/>
+        </w:rPr>
+        <w:t xml:space="preserve">        {</w:t>
+      </w:r>
+    </w:p>
+    <w:p>
+      <w:pPr>
+        <w:ind w:left="1440"/>
+        <w:rPr>
+          <w:sz w:val="28"/>
+          <w:szCs w:val="28"/>
+        </w:rPr>
+      </w:pPr>
+      <w:r>
+        <w:rPr>
+          <w:sz w:val="28"/>
+          <w:szCs w:val="28"/>
+        </w:rPr>
+        <w:t xml:space="preserve">            displayContent();</w:t>
+      </w:r>
+    </w:p>
+    <w:p>
+      <w:pPr>
+        <w:ind w:left="1440"/>
+        <w:rPr>
+          <w:sz w:val="28"/>
+          <w:szCs w:val="28"/>
+        </w:rPr>
+      </w:pPr>
+      <w:r>
+        <w:rPr>
+          <w:sz w:val="28"/>
+          <w:szCs w:val="28"/>
+        </w:rPr>
+        <w:t xml:space="preserve">        }</w:t>
+      </w:r>
+    </w:p>
+    <w:p>
+      <w:pPr>
+        <w:ind w:left="1440"/>
+        <w:rPr>
+          <w:sz w:val="28"/>
+          <w:szCs w:val="28"/>
+        </w:rPr>
+      </w:pPr>
+      <w:r>
+        <w:rPr>
+          <w:sz w:val="28"/>
+          <w:szCs w:val="28"/>
+        </w:rPr>
+        <w:t xml:space="preserve">        else if (choice == 2)</w:t>
+      </w:r>
+    </w:p>
+    <w:p>
+      <w:pPr>
+        <w:ind w:left="1440"/>
+        <w:rPr>
+          <w:sz w:val="28"/>
+          <w:szCs w:val="28"/>
+        </w:rPr>
+      </w:pPr>
+      <w:r>
+        <w:rPr>
+          <w:sz w:val="28"/>
+          <w:szCs w:val="28"/>
+        </w:rPr>
+        <w:t xml:space="preserve">        {</w:t>
+      </w:r>
+    </w:p>
+    <w:p>
+      <w:pPr>
+        <w:ind w:left="1440"/>
+        <w:rPr>
+          <w:sz w:val="28"/>
+          <w:szCs w:val="28"/>
+        </w:rPr>
+      </w:pPr>
+      <w:r>
+        <w:rPr>
+          <w:sz w:val="28"/>
+          <w:szCs w:val="28"/>
+        </w:rPr>
+        <w:t xml:space="preserve">            deleteContent();</w:t>
+      </w:r>
+    </w:p>
+    <w:p>
+      <w:pPr>
+        <w:ind w:left="1440"/>
+        <w:rPr>
+          <w:sz w:val="28"/>
+          <w:szCs w:val="28"/>
+        </w:rPr>
+      </w:pPr>
+      <w:r>
+        <w:rPr>
+          <w:sz w:val="28"/>
+          <w:szCs w:val="28"/>
+        </w:rPr>
+        <w:t xml:space="preserve">        }</w:t>
+      </w:r>
+    </w:p>
+    <w:p>
+      <w:pPr>
+        <w:ind w:left="1440"/>
+        <w:rPr>
+          <w:sz w:val="28"/>
+          <w:szCs w:val="28"/>
+        </w:rPr>
+      </w:pPr>
+      <w:r>
+        <w:rPr>
+          <w:sz w:val="28"/>
+          <w:szCs w:val="28"/>
+        </w:rPr>
+        <w:t xml:space="preserve">        else if (choice == 3)</w:t>
+      </w:r>
+    </w:p>
+    <w:p>
+      <w:pPr>
+        <w:ind w:left="1440"/>
+        <w:rPr>
+          <w:sz w:val="28"/>
+          <w:szCs w:val="28"/>
+        </w:rPr>
+      </w:pPr>
+      <w:r>
+        <w:rPr>
+          <w:sz w:val="28"/>
+          <w:szCs w:val="28"/>
+        </w:rPr>
+        <w:t xml:space="preserve">        {</w:t>
+      </w:r>
+    </w:p>
+    <w:p>
+      <w:pPr>
+        <w:ind w:left="1440"/>
+        <w:rPr>
+          <w:sz w:val="28"/>
+          <w:szCs w:val="28"/>
+        </w:rPr>
+      </w:pPr>
+      <w:r>
+        <w:rPr>
+          <w:sz w:val="28"/>
+          <w:szCs w:val="28"/>
+        </w:rPr>
+        <w:t xml:space="preserve">            cout &lt;&lt; "Exiting..." &lt;&lt; endl;</w:t>
+      </w:r>
+    </w:p>
+    <w:p>
+      <w:pPr>
+        <w:ind w:left="1440"/>
+        <w:rPr>
+          <w:sz w:val="28"/>
+          <w:szCs w:val="28"/>
+        </w:rPr>
+      </w:pPr>
+      <w:r>
+        <w:rPr>
+          <w:sz w:val="28"/>
+          <w:szCs w:val="28"/>
+        </w:rPr>
+        <w:t xml:space="preserve">        }</w:t>
+      </w:r>
+    </w:p>
+    <w:p>
+      <w:pPr>
+        <w:ind w:left="1440"/>
+        <w:rPr>
+          <w:sz w:val="28"/>
+          <w:szCs w:val="28"/>
+        </w:rPr>
+      </w:pPr>
+      <w:r>
+        <w:rPr>
+          <w:sz w:val="28"/>
+          <w:szCs w:val="28"/>
+        </w:rPr>
+        <w:t xml:space="preserve">        else</w:t>
+      </w:r>
+    </w:p>
+    <w:p>
+      <w:pPr>
+        <w:ind w:left="1440"/>
+        <w:rPr>
+          <w:sz w:val="28"/>
+          <w:szCs w:val="28"/>
+        </w:rPr>
+      </w:pPr>
+      <w:r>
+        <w:rPr>
+          <w:sz w:val="28"/>
+          <w:szCs w:val="28"/>
+        </w:rPr>
+        <w:t xml:space="preserve">        {</w:t>
+      </w:r>
+    </w:p>
+    <w:p>
+      <w:pPr>
+        <w:ind w:left="1440"/>
+        <w:rPr>
+          <w:sz w:val="28"/>
+          <w:szCs w:val="28"/>
+        </w:rPr>
+      </w:pPr>
+      <w:r>
+        <w:rPr>
+          <w:sz w:val="28"/>
+          <w:szCs w:val="28"/>
+        </w:rPr>
+        <w:t xml:space="preserve">            cout &lt;&lt; "Invalid choice!" &lt;&lt; endl;</w:t>
+      </w:r>
+    </w:p>
+    <w:p>
+      <w:pPr>
+        <w:ind w:left="1440"/>
+        <w:rPr>
+          <w:sz w:val="28"/>
+          <w:szCs w:val="28"/>
+        </w:rPr>
+      </w:pPr>
+      <w:r>
+        <w:rPr>
+          <w:sz w:val="28"/>
+          <w:szCs w:val="28"/>
+        </w:rPr>
+        <w:t xml:space="preserve">        }</w:t>
+      </w:r>
+    </w:p>
+    <w:p>
+      <w:pPr>
+        <w:ind w:left="1440"/>
+        <w:rPr>
+          <w:sz w:val="28"/>
+          <w:szCs w:val="28"/>
+        </w:rPr>
+      </w:pPr>
+    </w:p>
+    <w:p>
+      <w:pPr>
+        <w:ind w:left="1440"/>
+        <w:rPr>
+          <w:sz w:val="28"/>
+          <w:szCs w:val="28"/>
+        </w:rPr>
+      </w:pPr>
+      <w:r>
+        <w:rPr>
+          <w:sz w:val="28"/>
+          <w:szCs w:val="28"/>
+        </w:rPr>
+        <w:t xml:space="preserve">    } while (choice != 3);</w:t>
+      </w:r>
+    </w:p>
+    <w:p>
+      <w:pPr>
+        <w:ind w:left="1440"/>
+        <w:rPr>
+          <w:sz w:val="28"/>
+          <w:szCs w:val="28"/>
+        </w:rPr>
+      </w:pPr>
+    </w:p>
+    <w:p>
+      <w:pPr>
+        <w:ind w:left="1440"/>
+        <w:rPr>
+          <w:sz w:val="28"/>
+          <w:szCs w:val="28"/>
+        </w:rPr>
+      </w:pPr>
+      <w:r>
+        <w:rPr>
+          <w:sz w:val="28"/>
+          <w:szCs w:val="28"/>
+        </w:rPr>
+        <w:t xml:space="preserve">    return 0;</w:t>
+      </w:r>
+    </w:p>
+    <w:p>
+      <w:pPr>
+        <w:ind w:left="1440"/>
+        <w:rPr>
+          <w:sz w:val="28"/>
+          <w:szCs w:val="28"/>
+        </w:rPr>
+      </w:pPr>
+      <w:r>
+        <w:rPr>
+          <w:sz w:val="28"/>
+          <w:szCs w:val="28"/>
+        </w:rPr>
+        <w:t>}</w:t>
       </w:r>
     </w:p>
     <w:p/>
@@ -918,6 +8124,7 @@
   <w:style w:type="character" w:default="1" w:styleId="DefaultParagraphFont">
     <w:name w:val="Default Paragraph Font"/>
     <w:uiPriority w:val="1"/>
+    <w:semiHidden/>
     <w:unhideWhenUsed/>
   </w:style>
   <w:style w:type="table" w:default="1" w:styleId="TableNormal">
